--- a/Checkpoint 1.1/Required_Capstone_Checkpoint_1_1_Worksheet.docx
+++ b/Checkpoint 1.1/Required_Capstone_Checkpoint_1_1_Worksheet.docx
@@ -1,6 +1,6 @@
 
 <file path=word/document.xml><?xml version="1.0" encoding="utf-8"?>
-<w:document xmlns:wpc="http://schemas.microsoft.com/office/word/2010/wordprocessingCanvas" xmlns:cx="http://schemas.microsoft.com/office/drawing/2014/chartex" xmlns:cx1="http://schemas.microsoft.com/office/drawing/2015/9/8/chartex" xmlns:cx2="http://schemas.microsoft.com/office/drawing/2015/10/21/chartex" xmlns:cx3="http://schemas.microsoft.com/office/drawing/2016/5/9/chartex" xmlns:cx4="http://schemas.microsoft.com/office/drawing/2016/5/10/chartex" xmlns:cx5="http://schemas.microsoft.com/office/drawing/2016/5/11/chartex" xmlns:cx6="http://schemas.microsoft.com/office/drawing/2016/5/12/chartex" xmlns:cx7="http://schemas.microsoft.com/office/drawing/2016/5/13/chartex" xmlns:cx8="http://schemas.microsoft.com/office/drawing/2016/5/14/chartex" xmlns:mc="http://schemas.openxmlformats.org/markup-compatibility/2006" xmlns:aink="http://schemas.microsoft.com/office/drawing/2016/ink" xmlns:am3d="http://schemas.microsoft.com/office/drawing/2017/model3d" xmlns:o="urn:schemas-microsoft-com:office:office" xmlns:oel="http://schemas.microsoft.com/office/2019/extlst" xmlns:r="http://schemas.openxmlformats.org/officeDocument/2006/relationships" xmlns:m="http://schemas.openxmlformats.org/officeDocument/2006/math" xmlns:v="urn:schemas-microsoft-com:vml" xmlns:wp14="http://schemas.microsoft.com/office/word/2010/wordprocessingDrawing" xmlns:wp="http://schemas.openxmlformats.org/drawingml/2006/wordprocessingDrawing" xmlns:w10="urn:schemas-microsoft-com:office:word" xmlns:w="http://schemas.openxmlformats.org/wordprocessingml/2006/main" xmlns:w14="http://schemas.microsoft.com/office/word/2010/wordml" xmlns:w15="http://schemas.microsoft.com/office/word/2012/wordml" xmlns:w16cei="http://schemas.microsoft.com/office/word/2026/wordml/cei" xmlns:w16cex="http://schemas.microsoft.com/office/word/2018/wordml/cex" xmlns:w16cid="http://schemas.microsoft.com/office/word/2016/wordml/cid" xmlns:w16="http://schemas.microsoft.com/office/word/2018/wordml" xmlns:w16du="http://schemas.microsoft.com/office/word/2023/wordml/word16du" xmlns:w16sdtdh="http://schemas.microsoft.com/office/word/2020/wordml/sdtdatahash" xmlns:w16sdtfl="http://schemas.microsoft.com/office/word/2024/wordml/sdtformatlock" xmlns:w16se="http://schemas.microsoft.com/office/word/2015/wordml/symex" xmlns:wpg="http://schemas.microsoft.com/office/word/2010/wordprocessingGroup" xmlns:wpi="http://schemas.microsoft.com/office/word/2010/wordprocessingInk" xmlns:wne="http://schemas.microsoft.com/office/word/2006/wordml" xmlns:wps="http://schemas.microsoft.com/office/word/2010/wordprocessingShape" mc:Ignorable="w14 w15 w16se w16cid w16 w16cex w16sdtdh w16sdtfl w16du wp14">
+<w:document xmlns:wpc="http://schemas.microsoft.com/office/word/2010/wordprocessingCanvas" xmlns:cx="http://schemas.microsoft.com/office/drawing/2014/chartex" xmlns:cx1="http://schemas.microsoft.com/office/drawing/2015/9/8/chartex" xmlns:cx2="http://schemas.microsoft.com/office/drawing/2015/10/21/chartex" xmlns:cx3="http://schemas.microsoft.com/office/drawing/2016/5/9/chartex" xmlns:cx4="http://schemas.microsoft.com/office/drawing/2016/5/10/chartex" xmlns:cx5="http://schemas.microsoft.com/office/drawing/2016/5/11/chartex" xmlns:cx6="http://schemas.microsoft.com/office/drawing/2016/5/12/chartex" xmlns:cx7="http://schemas.microsoft.com/office/drawing/2016/5/13/chartex" xmlns:cx8="http://schemas.microsoft.com/office/drawing/2016/5/14/chartex" xmlns:mc="http://schemas.openxmlformats.org/markup-compatibility/2006" xmlns:aink="http://schemas.microsoft.com/office/drawing/2016/ink" xmlns:am3d="http://schemas.microsoft.com/office/drawing/2017/model3d" xmlns:o="urn:schemas-microsoft-com:office:office" xmlns:oel="http://schemas.microsoft.com/office/2019/extlst" xmlns:r="http://schemas.openxmlformats.org/officeDocument/2006/relationships" xmlns:m="http://schemas.openxmlformats.org/officeDocument/2006/math" xmlns:v="urn:schemas-microsoft-com:vml" xmlns:wp14="http://schemas.microsoft.com/office/word/2010/wordprocessingDrawing" xmlns:wp="http://schemas.openxmlformats.org/drawingml/2006/wordprocessingDrawing" xmlns:w10="urn:schemas-microsoft-com:office:word" xmlns:w="http://schemas.openxmlformats.org/wordprocessingml/2006/main" xmlns:w14="http://schemas.microsoft.com/office/word/2010/wordml" xmlns:w15="http://schemas.microsoft.com/office/word/2012/wordml" xmlns:w16cex="http://schemas.microsoft.com/office/word/2018/wordml/cex" xmlns:w16cid="http://schemas.microsoft.com/office/word/2016/wordml/cid" xmlns:w16="http://schemas.microsoft.com/office/word/2018/wordml" xmlns:w16du="http://schemas.microsoft.com/office/word/2023/wordml/word16du" xmlns:w16sdtdh="http://schemas.microsoft.com/office/word/2020/wordml/sdtdatahash" xmlns:w16sdtfl="http://schemas.microsoft.com/office/word/2024/wordml/sdtformatlock" xmlns:w16se="http://schemas.microsoft.com/office/word/2015/wordml/symex" xmlns:wpg="http://schemas.microsoft.com/office/word/2010/wordprocessingGroup" xmlns:wpi="http://schemas.microsoft.com/office/word/2010/wordprocessingInk" xmlns:wne="http://schemas.microsoft.com/office/word/2006/wordml" xmlns:wps="http://schemas.microsoft.com/office/word/2010/wordprocessingShape" mc:Ignorable="w14 w15 w16se w16cid w16 w16cex w16sdtdh w16sdtfl w16du wp14">
   <w:body>
     <w:p>
       <w:pPr>
@@ -372,7 +372,7 @@
         <w:rPr>
           <w:rFonts w:ascii="Segoe UI Symbol" w:hAnsi="Segoe UI Symbol" w:cs="Segoe UI Symbol"/>
         </w:rPr>
-        <w:t>☐</w:t>
+        <w:t>X</w:t>
       </w:r>
       <w:r>
         <w:t xml:space="preserve"> Wikipedia Retrieval Engine</w:t>
@@ -449,107 +449,422 @@
                 <w:sz w:val="24"/>
                 <w:szCs w:val="24"/>
               </w:rPr>
-              <w:t>Example considerations:</w:t>
-            </w:r>
-          </w:p>
-          <w:p>
-            <w:pPr>
-              <w:pStyle w:val="ListParagraph"/>
-              <w:numPr>
-                <w:ilvl w:val="0"/>
-                <w:numId w:val="7"/>
-              </w:numPr>
-              <w:rPr>
-                <w:sz w:val="24"/>
-                <w:szCs w:val="24"/>
-              </w:rPr>
-            </w:pPr>
-            <w:r>
-              <w:rPr>
-                <w:sz w:val="24"/>
-                <w:szCs w:val="24"/>
-              </w:rPr>
-              <w:t xml:space="preserve">Answering factual questions </w:t>
-            </w:r>
-          </w:p>
-          <w:p>
-            <w:pPr>
-              <w:pStyle w:val="ListParagraph"/>
-              <w:numPr>
-                <w:ilvl w:val="0"/>
-                <w:numId w:val="7"/>
-              </w:numPr>
-              <w:rPr>
-                <w:sz w:val="24"/>
-                <w:szCs w:val="24"/>
-              </w:rPr>
-            </w:pPr>
-            <w:r>
-              <w:rPr>
-                <w:sz w:val="24"/>
-                <w:szCs w:val="24"/>
-              </w:rPr>
-              <w:t>Comparing information across documents</w:t>
-            </w:r>
-          </w:p>
-          <w:p>
-            <w:pPr>
-              <w:pStyle w:val="ListParagraph"/>
-              <w:numPr>
-                <w:ilvl w:val="0"/>
-                <w:numId w:val="7"/>
-              </w:numPr>
-              <w:rPr>
-                <w:sz w:val="24"/>
-                <w:szCs w:val="24"/>
-              </w:rPr>
-            </w:pPr>
-            <w:r>
-              <w:rPr>
-                <w:sz w:val="24"/>
-                <w:szCs w:val="24"/>
-              </w:rPr>
-              <w:t xml:space="preserve">Supporting long-running conversational interactions </w:t>
-            </w:r>
-          </w:p>
-          <w:p>
-            <w:pPr>
-              <w:pStyle w:val="ListParagraph"/>
-              <w:numPr>
-                <w:ilvl w:val="0"/>
-                <w:numId w:val="7"/>
-              </w:numPr>
-              <w:spacing w:after="120"/>
-              <w:rPr>
-                <w:sz w:val="24"/>
-                <w:szCs w:val="24"/>
-              </w:rPr>
-            </w:pPr>
-            <w:r>
-              <w:rPr>
-                <w:sz w:val="24"/>
-                <w:szCs w:val="24"/>
-              </w:rPr>
-              <w:t xml:space="preserve">Providing grounded responses with source quotations </w:t>
-            </w:r>
-          </w:p>
-          <w:p>
-            <w:pPr>
-              <w:spacing w:after="120"/>
-              <w:rPr>
-                <w:sz w:val="24"/>
-                <w:szCs w:val="24"/>
-              </w:rPr>
-            </w:pPr>
-          </w:p>
-          <w:p>
-            <w:pPr>
-              <w:spacing w:after="120"/>
-              <w:rPr>
-                <w:sz w:val="24"/>
-                <w:szCs w:val="24"/>
-              </w:rPr>
-            </w:pPr>
+              <w:t>Wikipedia is</w:t>
+            </w:r>
+            <w:r>
+              <w:rPr>
+                <w:sz w:val="24"/>
+                <w:szCs w:val="24"/>
+              </w:rPr>
+              <w:t xml:space="preserve"> a </w:t>
+            </w:r>
+            <w:r>
+              <w:rPr>
+                <w:sz w:val="24"/>
+                <w:szCs w:val="24"/>
+              </w:rPr>
+              <w:t>free</w:t>
+            </w:r>
+            <w:r>
+              <w:rPr>
+                <w:sz w:val="24"/>
+                <w:szCs w:val="24"/>
+              </w:rPr>
+              <w:t xml:space="preserve"> encyclopedia</w:t>
+            </w:r>
+            <w:r>
+              <w:rPr>
+                <w:sz w:val="24"/>
+                <w:szCs w:val="24"/>
+              </w:rPr>
+              <w:t xml:space="preserve"> maintained by volunteers. The system</w:t>
+            </w:r>
+            <w:r>
+              <w:rPr>
+                <w:sz w:val="24"/>
+                <w:szCs w:val="24"/>
+              </w:rPr>
+              <w:t xml:space="preserve"> I </w:t>
+            </w:r>
+            <w:r>
+              <w:rPr>
+                <w:sz w:val="24"/>
+                <w:szCs w:val="24"/>
+              </w:rPr>
+              <w:t>intend to build will be based upon a subse</w:t>
+            </w:r>
+            <w:r>
+              <w:rPr>
+                <w:sz w:val="24"/>
+                <w:szCs w:val="24"/>
+              </w:rPr>
+              <w:t>t</w:t>
+            </w:r>
+            <w:r>
+              <w:rPr>
+                <w:sz w:val="24"/>
+                <w:szCs w:val="24"/>
+              </w:rPr>
+              <w:t xml:space="preserve"> of </w:t>
+            </w:r>
+            <w:r>
+              <w:rPr>
+                <w:sz w:val="24"/>
+                <w:szCs w:val="24"/>
+              </w:rPr>
+              <w:t xml:space="preserve">roughly 7,000 articles from </w:t>
+            </w:r>
+            <w:r>
+              <w:rPr>
+                <w:sz w:val="24"/>
+                <w:szCs w:val="24"/>
+              </w:rPr>
+              <w:t>Wikipedia’s 7+ million articles</w:t>
+            </w:r>
+            <w:r>
+              <w:rPr>
+                <w:sz w:val="24"/>
+                <w:szCs w:val="24"/>
+              </w:rPr>
+              <w:t xml:space="preserve"> in English focused on </w:t>
+            </w:r>
+            <w:r>
+              <w:rPr>
+                <w:sz w:val="24"/>
+                <w:szCs w:val="24"/>
+              </w:rPr>
+              <w:t>significant people, places, and topics</w:t>
+            </w:r>
+            <w:r>
+              <w:rPr>
+                <w:sz w:val="24"/>
+                <w:szCs w:val="24"/>
+              </w:rPr>
+              <w:t>. I</w:t>
+            </w:r>
+            <w:r>
+              <w:rPr>
+                <w:sz w:val="24"/>
+                <w:szCs w:val="24"/>
+              </w:rPr>
+              <w:t xml:space="preserve"> </w:t>
+            </w:r>
+            <w:r>
+              <w:rPr>
+                <w:sz w:val="24"/>
+                <w:szCs w:val="24"/>
+              </w:rPr>
+              <w:t xml:space="preserve">expect </w:t>
+            </w:r>
+            <w:r>
+              <w:rPr>
+                <w:sz w:val="24"/>
+                <w:szCs w:val="24"/>
+              </w:rPr>
+              <w:t xml:space="preserve">the </w:t>
+            </w:r>
+            <w:r>
+              <w:rPr>
+                <w:sz w:val="24"/>
+                <w:szCs w:val="24"/>
+              </w:rPr>
+              <w:t>system to be able to answer</w:t>
+            </w:r>
+            <w:r>
+              <w:rPr>
+                <w:sz w:val="24"/>
+                <w:szCs w:val="24"/>
+              </w:rPr>
+              <w:t xml:space="preserve"> general interest question</w:t>
+            </w:r>
+            <w:r>
+              <w:rPr>
+                <w:sz w:val="24"/>
+                <w:szCs w:val="24"/>
+              </w:rPr>
+              <w:t>s</w:t>
+            </w:r>
+            <w:r>
+              <w:rPr>
+                <w:sz w:val="24"/>
+                <w:szCs w:val="24"/>
+              </w:rPr>
+              <w:t xml:space="preserve"> such as </w:t>
+            </w:r>
+            <w:r>
+              <w:rPr>
+                <w:sz w:val="24"/>
+                <w:szCs w:val="24"/>
+              </w:rPr>
+              <w:t xml:space="preserve">what specific famous people </w:t>
+            </w:r>
+            <w:r>
+              <w:rPr>
+                <w:sz w:val="24"/>
+                <w:szCs w:val="24"/>
+              </w:rPr>
+              <w:t xml:space="preserve">are best known for, what they </w:t>
+            </w:r>
+            <w:r>
+              <w:rPr>
+                <w:sz w:val="24"/>
+                <w:szCs w:val="24"/>
+              </w:rPr>
+              <w:t>achieved in their lives</w:t>
+            </w:r>
+            <w:r>
+              <w:rPr>
+                <w:sz w:val="24"/>
+                <w:szCs w:val="24"/>
+              </w:rPr>
+              <w:t>, the impact they had</w:t>
+            </w:r>
+            <w:r>
+              <w:rPr>
+                <w:sz w:val="24"/>
+                <w:szCs w:val="24"/>
+              </w:rPr>
+              <w:t xml:space="preserve">; what </w:t>
+            </w:r>
+            <w:r>
+              <w:rPr>
+                <w:sz w:val="24"/>
+                <w:szCs w:val="24"/>
+              </w:rPr>
+              <w:t>is distinctive about specific places</w:t>
+            </w:r>
+            <w:r>
+              <w:rPr>
+                <w:sz w:val="24"/>
+                <w:szCs w:val="24"/>
+              </w:rPr>
+              <w:t xml:space="preserve"> geographically or historically</w:t>
+            </w:r>
+            <w:r>
+              <w:rPr>
+                <w:sz w:val="24"/>
+                <w:szCs w:val="24"/>
+              </w:rPr>
+              <w:t>, what events have taken place</w:t>
+            </w:r>
+            <w:r>
+              <w:rPr>
+                <w:sz w:val="24"/>
+                <w:szCs w:val="24"/>
+              </w:rPr>
+              <w:t xml:space="preserve"> there</w:t>
+            </w:r>
+            <w:r>
+              <w:rPr>
+                <w:sz w:val="24"/>
+                <w:szCs w:val="24"/>
+              </w:rPr>
+              <w:t xml:space="preserve">, what significant people is </w:t>
+            </w:r>
+            <w:r>
+              <w:rPr>
+                <w:sz w:val="24"/>
+                <w:szCs w:val="24"/>
+              </w:rPr>
+              <w:t>it</w:t>
+            </w:r>
+            <w:r>
+              <w:rPr>
+                <w:sz w:val="24"/>
+                <w:szCs w:val="24"/>
+              </w:rPr>
+              <w:t xml:space="preserve"> known for</w:t>
+            </w:r>
+            <w:r>
+              <w:rPr>
+                <w:sz w:val="24"/>
+                <w:szCs w:val="24"/>
+              </w:rPr>
+              <w:t>, or what topics are connected to it</w:t>
+            </w:r>
+            <w:r>
+              <w:rPr>
+                <w:sz w:val="24"/>
+                <w:szCs w:val="24"/>
+              </w:rPr>
+              <w:t xml:space="preserve">; and </w:t>
+            </w:r>
+            <w:r>
+              <w:rPr>
+                <w:sz w:val="24"/>
+                <w:szCs w:val="24"/>
+              </w:rPr>
+              <w:t>what is known about a specific topic, its</w:t>
+            </w:r>
+            <w:r>
+              <w:rPr>
+                <w:sz w:val="24"/>
+                <w:szCs w:val="24"/>
+              </w:rPr>
+              <w:t xml:space="preserve"> meaning, its scope, its</w:t>
+            </w:r>
+            <w:r>
+              <w:rPr>
+                <w:sz w:val="24"/>
+                <w:szCs w:val="24"/>
+              </w:rPr>
+              <w:t xml:space="preserve"> parameters. For all this information, whether about people, places, or topics, the system needs to</w:t>
+            </w:r>
+            <w:r>
+              <w:rPr>
+                <w:sz w:val="24"/>
+                <w:szCs w:val="24"/>
+              </w:rPr>
+              <w:t xml:space="preserve"> be able to provide fact-based answers to questions backed up with reputable sources that can be cited upon request. </w:t>
+            </w:r>
+            <w:r>
+              <w:rPr>
+                <w:sz w:val="24"/>
+                <w:szCs w:val="24"/>
+              </w:rPr>
+              <w:lastRenderedPageBreak/>
+              <w:t>Questions can</w:t>
+            </w:r>
+            <w:r>
+              <w:rPr>
+                <w:sz w:val="24"/>
+                <w:szCs w:val="24"/>
+              </w:rPr>
+              <w:t xml:space="preserve"> be about a specific Wikipedia article or multiple articles</w:t>
+            </w:r>
+            <w:r>
+              <w:rPr>
+                <w:sz w:val="24"/>
+                <w:szCs w:val="24"/>
+              </w:rPr>
+              <w:t xml:space="preserve"> e.g. they may ask the system to compare significant people, places or topics.</w:t>
+            </w:r>
+            <w:r>
+              <w:rPr>
+                <w:sz w:val="24"/>
+                <w:szCs w:val="24"/>
+              </w:rPr>
+              <w:t xml:space="preserve"> The system </w:t>
+            </w:r>
+            <w:r>
+              <w:rPr>
+                <w:sz w:val="24"/>
+                <w:szCs w:val="24"/>
+              </w:rPr>
+              <w:t>should</w:t>
+            </w:r>
+            <w:r>
+              <w:rPr>
+                <w:sz w:val="24"/>
+                <w:szCs w:val="24"/>
+              </w:rPr>
+              <w:t xml:space="preserve"> handle a back</w:t>
+            </w:r>
+            <w:r>
+              <w:rPr>
+                <w:sz w:val="24"/>
+                <w:szCs w:val="24"/>
+              </w:rPr>
+              <w:t>-</w:t>
+            </w:r>
+            <w:r>
+              <w:rPr>
+                <w:sz w:val="24"/>
+                <w:szCs w:val="24"/>
+              </w:rPr>
+              <w:t>and</w:t>
+            </w:r>
+            <w:r>
+              <w:rPr>
+                <w:sz w:val="24"/>
+                <w:szCs w:val="24"/>
+              </w:rPr>
+              <w:t>-</w:t>
+            </w:r>
+            <w:r>
+              <w:rPr>
+                <w:sz w:val="24"/>
+                <w:szCs w:val="24"/>
+              </w:rPr>
+              <w:t>forth conversation with the user</w:t>
+            </w:r>
+            <w:r>
+              <w:rPr>
+                <w:sz w:val="24"/>
+                <w:szCs w:val="24"/>
+              </w:rPr>
+              <w:t>, building trust by answering factually</w:t>
+            </w:r>
+            <w:r>
+              <w:rPr>
+                <w:sz w:val="24"/>
+                <w:szCs w:val="24"/>
+              </w:rPr>
+              <w:t>,</w:t>
+            </w:r>
+            <w:r>
+              <w:rPr>
+                <w:sz w:val="24"/>
+                <w:szCs w:val="24"/>
+              </w:rPr>
+              <w:t xml:space="preserve"> never making</w:t>
+            </w:r>
+            <w:r>
+              <w:rPr>
+                <w:sz w:val="24"/>
+                <w:szCs w:val="24"/>
+              </w:rPr>
+              <w:t xml:space="preserve"> up answers, and being honest and transparent about the limitations of its knowledge.</w:t>
+            </w:r>
+            <w:r>
+              <w:rPr>
+                <w:sz w:val="24"/>
+                <w:szCs w:val="24"/>
+              </w:rPr>
+              <w:t xml:space="preserve"> </w:t>
+            </w:r>
+            <w:r>
+              <w:rPr>
+                <w:sz w:val="24"/>
+                <w:szCs w:val="24"/>
+              </w:rPr>
+              <w:t xml:space="preserve">I am also interested in </w:t>
+            </w:r>
+            <w:r>
+              <w:rPr>
+                <w:sz w:val="24"/>
+                <w:szCs w:val="24"/>
+              </w:rPr>
+              <w:t xml:space="preserve">being able to find relationships between Wikipedia articles </w:t>
+            </w:r>
+            <w:r>
+              <w:rPr>
+                <w:sz w:val="24"/>
+                <w:szCs w:val="24"/>
+              </w:rPr>
+              <w:t xml:space="preserve">(e.g. </w:t>
+            </w:r>
+            <w:r>
+              <w:rPr>
+                <w:sz w:val="24"/>
+                <w:szCs w:val="24"/>
+              </w:rPr>
+              <w:t>which use wikilinks</w:t>
+            </w:r>
+            <w:r>
+              <w:rPr>
+                <w:sz w:val="24"/>
+                <w:szCs w:val="24"/>
+              </w:rPr>
+              <w:t>, RDF properties, or categories</w:t>
+            </w:r>
+            <w:r>
+              <w:rPr>
+                <w:sz w:val="24"/>
+                <w:szCs w:val="24"/>
+              </w:rPr>
+              <w:t>)</w:t>
+            </w:r>
           </w:p>
         </w:tc>
       </w:tr>
@@ -586,7 +901,6 @@
           <w:sz w:val="32"/>
           <w:szCs w:val="32"/>
         </w:rPr>
-        <w:lastRenderedPageBreak/>
         <w:t xml:space="preserve">2. </w:t>
       </w:r>
       <w:r>
@@ -733,53 +1047,173 @@
                 <w:sz w:val="24"/>
                 <w:szCs w:val="24"/>
               </w:rPr>
-              <w:t>Response:</w:t>
+              <w:t>PROMPT:</w:t>
+            </w:r>
+            <w:r>
+              <w:rPr>
+                <w:sz w:val="24"/>
+                <w:szCs w:val="24"/>
+              </w:rPr>
+              <w:t xml:space="preserve"> </w:t>
+            </w:r>
+            <w:r>
+              <w:rPr>
+                <w:sz w:val="24"/>
+                <w:szCs w:val="24"/>
+              </w:rPr>
+              <w:t>"According to the Wikipedia article on Calton, Glasgow, what was the life expectancy of males in 2008? List the major contributing factors."</w:t>
             </w:r>
           </w:p>
           <w:p>
             <w:pPr>
-              <w:spacing w:after="120"/>
               <w:rPr>
                 <w:sz w:val="24"/>
                 <w:szCs w:val="24"/>
               </w:rPr>
             </w:pPr>
+            <w:r>
+              <w:rPr>
+                <w:sz w:val="24"/>
+                <w:szCs w:val="24"/>
+              </w:rPr>
+              <w:t xml:space="preserve">OUTPUT: </w:t>
+            </w:r>
+            <w:r>
+              <w:rPr>
+                <w:sz w:val="24"/>
+                <w:szCs w:val="24"/>
+              </w:rPr>
+              <w:t>“</w:t>
+            </w:r>
+            <w:r>
+              <w:rPr>
+                <w:sz w:val="24"/>
+                <w:szCs w:val="24"/>
+              </w:rPr>
+              <w:t>According to the Wikipedia article on **Calton, Glasgow**, the **life expectancy for males in 2008 was 54 years**.</w:t>
+            </w:r>
           </w:p>
           <w:p>
             <w:pPr>
-              <w:spacing w:after="120"/>
               <w:rPr>
                 <w:sz w:val="24"/>
                 <w:szCs w:val="24"/>
               </w:rPr>
             </w:pPr>
+            <w:r>
+              <w:rPr>
+                <w:sz w:val="24"/>
+                <w:szCs w:val="24"/>
+              </w:rPr>
+              <w:t>The article says this was linked to several major factors, including:</w:t>
+            </w:r>
           </w:p>
           <w:p>
             <w:pPr>
-              <w:spacing w:after="120"/>
               <w:rPr>
                 <w:sz w:val="24"/>
                 <w:szCs w:val="24"/>
               </w:rPr>
             </w:pPr>
+            <w:r>
+              <w:rPr>
+                <w:sz w:val="24"/>
+                <w:szCs w:val="24"/>
+              </w:rPr>
+              <w:t>- **deprivation / poverty**</w:t>
+            </w:r>
+            <w:r>
+              <w:rPr>
+                <w:sz w:val="24"/>
+                <w:szCs w:val="24"/>
+              </w:rPr>
+              <w:br/>
+            </w:r>
+            <w:r>
+              <w:rPr>
+                <w:sz w:val="24"/>
+                <w:szCs w:val="24"/>
+              </w:rPr>
+              <w:t>- **poor health**</w:t>
+            </w:r>
+            <w:r>
+              <w:rPr>
+                <w:sz w:val="24"/>
+                <w:szCs w:val="24"/>
+              </w:rPr>
+              <w:br/>
+            </w:r>
+            <w:r>
+              <w:rPr>
+                <w:sz w:val="24"/>
+                <w:szCs w:val="24"/>
+              </w:rPr>
+              <w:t>- **high levels of alcohol-related harm**</w:t>
+            </w:r>
+            <w:r>
+              <w:rPr>
+                <w:sz w:val="24"/>
+                <w:szCs w:val="24"/>
+              </w:rPr>
+              <w:br/>
+            </w:r>
+            <w:r>
+              <w:rPr>
+                <w:sz w:val="24"/>
+                <w:szCs w:val="24"/>
+              </w:rPr>
+              <w:t>- **drug misuse**</w:t>
+            </w:r>
+            <w:r>
+              <w:rPr>
+                <w:sz w:val="24"/>
+                <w:szCs w:val="24"/>
+              </w:rPr>
+              <w:br/>
+            </w:r>
+            <w:r>
+              <w:rPr>
+                <w:sz w:val="24"/>
+                <w:szCs w:val="24"/>
+              </w:rPr>
+              <w:t>- **smoking**</w:t>
+            </w:r>
+            <w:r>
+              <w:rPr>
+                <w:sz w:val="24"/>
+                <w:szCs w:val="24"/>
+              </w:rPr>
+              <w:br/>
+            </w:r>
+            <w:r>
+              <w:rPr>
+                <w:sz w:val="24"/>
+                <w:szCs w:val="24"/>
+              </w:rPr>
+              <w:t>- **unemployment**</w:t>
+            </w:r>
           </w:p>
           <w:p>
             <w:pPr>
-              <w:spacing w:after="120"/>
               <w:rPr>
                 <w:sz w:val="24"/>
                 <w:szCs w:val="24"/>
               </w:rPr>
             </w:pPr>
-          </w:p>
-          <w:p>
-            <w:pPr>
-              <w:spacing w:after="120"/>
-              <w:rPr>
-                <w:sz w:val="24"/>
-                <w:szCs w:val="24"/>
-              </w:rPr>
-            </w:pPr>
+            <w:r>
+              <w:rPr>
+                <w:sz w:val="24"/>
+                <w:szCs w:val="24"/>
+              </w:rPr>
+              <w:t>If you want, I can also quote the exact passage from the article.</w:t>
+            </w:r>
+            <w:r>
+              <w:rPr>
+                <w:sz w:val="24"/>
+                <w:szCs w:val="24"/>
+              </w:rPr>
+              <w:t>”</w:t>
+            </w:r>
           </w:p>
         </w:tc>
       </w:tr>
@@ -862,53 +1296,132 @@
                 <w:sz w:val="24"/>
                 <w:szCs w:val="24"/>
               </w:rPr>
-              <w:t>Response:</w:t>
+              <w:t xml:space="preserve">PROMPT: </w:t>
+            </w:r>
+            <w:r>
+              <w:rPr>
+                <w:sz w:val="24"/>
+                <w:szCs w:val="24"/>
+              </w:rPr>
+              <w:t>“</w:t>
+            </w:r>
+            <w:r>
+              <w:rPr>
+                <w:sz w:val="24"/>
+                <w:szCs w:val="24"/>
+              </w:rPr>
+              <w:t>Compare the 85th and 95th Academy Awards. How many awards were presented in each year</w:t>
+            </w:r>
+            <w:r>
+              <w:rPr>
+                <w:sz w:val="24"/>
+                <w:szCs w:val="24"/>
+              </w:rPr>
+              <w:t xml:space="preserve"> and </w:t>
+            </w:r>
+            <w:r>
+              <w:rPr>
+                <w:sz w:val="24"/>
+                <w:szCs w:val="24"/>
+              </w:rPr>
+              <w:t>who presented the Best Supporting Actor Award in each year?</w:t>
+            </w:r>
+            <w:r>
+              <w:rPr>
+                <w:sz w:val="24"/>
+                <w:szCs w:val="24"/>
+              </w:rPr>
+              <w:t>”</w:t>
+            </w:r>
+            <w:r>
+              <w:rPr>
+                <w:sz w:val="24"/>
+                <w:szCs w:val="24"/>
+              </w:rPr>
+              <w:br/>
+            </w:r>
+            <w:r>
+              <w:rPr>
+                <w:sz w:val="24"/>
+                <w:szCs w:val="24"/>
+              </w:rPr>
+              <w:br/>
+              <w:t>OUTPUT: “</w:t>
+            </w:r>
+            <w:r>
+              <w:rPr>
+                <w:sz w:val="24"/>
+                <w:szCs w:val="24"/>
+              </w:rPr>
+              <w:t>The 85th and 95th Academy Awards each presented **24 awards**.</w:t>
             </w:r>
           </w:p>
           <w:p>
             <w:pPr>
-              <w:spacing w:after="120"/>
               <w:rPr>
                 <w:sz w:val="24"/>
                 <w:szCs w:val="24"/>
               </w:rPr>
             </w:pPr>
+            <w:r>
+              <w:rPr>
+                <w:sz w:val="24"/>
+                <w:szCs w:val="24"/>
+              </w:rPr>
+              <w:lastRenderedPageBreak/>
+              <w:t>For the **Best Supporting Actor** award:</w:t>
+            </w:r>
           </w:p>
           <w:p>
             <w:pPr>
-              <w:spacing w:after="120"/>
               <w:rPr>
                 <w:sz w:val="24"/>
                 <w:szCs w:val="24"/>
               </w:rPr>
             </w:pPr>
+            <w:r>
+              <w:rPr>
+                <w:sz w:val="24"/>
+                <w:szCs w:val="24"/>
+              </w:rPr>
+              <w:t>- **85th Academy Awards (2013):** presented by **Octavia Spencer and Christopher Plummer**</w:t>
+            </w:r>
+            <w:r>
+              <w:rPr>
+                <w:sz w:val="24"/>
+                <w:szCs w:val="24"/>
+              </w:rPr>
+              <w:br/>
+            </w:r>
+            <w:r>
+              <w:rPr>
+                <w:sz w:val="24"/>
+                <w:szCs w:val="24"/>
+              </w:rPr>
+              <w:t>- **95th Academy Awards (2023):** presented by **Dwayne Johnson and Emily Blunt**</w:t>
+            </w:r>
           </w:p>
           <w:p>
             <w:pPr>
-              <w:spacing w:after="120"/>
               <w:rPr>
                 <w:sz w:val="24"/>
                 <w:szCs w:val="24"/>
               </w:rPr>
             </w:pPr>
-          </w:p>
-          <w:p>
-            <w:pPr>
-              <w:spacing w:after="120"/>
-              <w:rPr>
-                <w:sz w:val="24"/>
-                <w:szCs w:val="24"/>
-              </w:rPr>
-            </w:pPr>
-          </w:p>
-          <w:p>
-            <w:pPr>
-              <w:spacing w:after="120"/>
-              <w:rPr>
-                <w:sz w:val="24"/>
-                <w:szCs w:val="24"/>
-              </w:rPr>
-            </w:pPr>
+            <w:r>
+              <w:rPr>
+                <w:sz w:val="24"/>
+                <w:szCs w:val="24"/>
+              </w:rPr>
+              <w:t>If you want, I can also compare the winners for that category in those two years.</w:t>
+            </w:r>
+            <w:r>
+              <w:rPr>
+                <w:sz w:val="24"/>
+                <w:szCs w:val="24"/>
+              </w:rPr>
+              <w:t>”</w:t>
+            </w:r>
           </w:p>
         </w:tc>
       </w:tr>
@@ -1050,53 +1563,1759 @@
                 <w:sz w:val="24"/>
                 <w:szCs w:val="24"/>
               </w:rPr>
-              <w:t>Response:</w:t>
+              <w:t xml:space="preserve">I have found that </w:t>
+            </w:r>
+            <w:r>
+              <w:rPr>
+                <w:sz w:val="24"/>
+                <w:szCs w:val="24"/>
+              </w:rPr>
+              <w:t xml:space="preserve">LLMs have a tendency to </w:t>
+            </w:r>
+            <w:r>
+              <w:rPr>
+                <w:b/>
+                <w:bCs/>
+                <w:sz w:val="24"/>
+                <w:szCs w:val="24"/>
+              </w:rPr>
+              <w:t>hallucinate</w:t>
+            </w:r>
+            <w:r>
+              <w:rPr>
+                <w:sz w:val="24"/>
+                <w:szCs w:val="24"/>
+              </w:rPr>
+              <w:t xml:space="preserve"> when they</w:t>
+            </w:r>
+            <w:r>
+              <w:rPr>
+                <w:sz w:val="24"/>
+                <w:szCs w:val="24"/>
+              </w:rPr>
+              <w:t xml:space="preserve"> are unable to find training data pertaining to the question</w:t>
+            </w:r>
+            <w:r>
+              <w:rPr>
+                <w:sz w:val="24"/>
+                <w:szCs w:val="24"/>
+              </w:rPr>
+              <w:t>. To elicit hallucination</w:t>
+            </w:r>
+            <w:r>
+              <w:rPr>
+                <w:sz w:val="24"/>
+                <w:szCs w:val="24"/>
+              </w:rPr>
+              <w:t>,</w:t>
+            </w:r>
+            <w:r>
+              <w:rPr>
+                <w:sz w:val="24"/>
+                <w:szCs w:val="24"/>
+              </w:rPr>
+              <w:t xml:space="preserve"> it may be enough to ask them a </w:t>
+            </w:r>
+            <w:r>
+              <w:rPr>
+                <w:b/>
+                <w:bCs/>
+                <w:sz w:val="24"/>
+                <w:szCs w:val="24"/>
+              </w:rPr>
+              <w:t>nonsensical question</w:t>
+            </w:r>
+            <w:r>
+              <w:rPr>
+                <w:sz w:val="24"/>
+                <w:szCs w:val="24"/>
+              </w:rPr>
+              <w:t xml:space="preserve">. In my experience some LLMs do not question the premise of questions posed </w:t>
+            </w:r>
+            <w:r>
+              <w:rPr>
+                <w:sz w:val="24"/>
+                <w:szCs w:val="24"/>
+              </w:rPr>
+              <w:t>to</w:t>
+            </w:r>
+            <w:r>
+              <w:rPr>
+                <w:sz w:val="24"/>
+                <w:szCs w:val="24"/>
+              </w:rPr>
+              <w:t xml:space="preserve"> them</w:t>
+            </w:r>
+            <w:r>
+              <w:rPr>
+                <w:sz w:val="24"/>
+                <w:szCs w:val="24"/>
+              </w:rPr>
+              <w:t xml:space="preserve">. For </w:t>
+            </w:r>
+            <w:r>
+              <w:rPr>
+                <w:b/>
+                <w:bCs/>
+                <w:sz w:val="24"/>
+                <w:szCs w:val="24"/>
+              </w:rPr>
+              <w:t>example</w:t>
+            </w:r>
+            <w:r>
+              <w:rPr>
+                <w:sz w:val="24"/>
+                <w:szCs w:val="24"/>
+              </w:rPr>
+              <w:t xml:space="preserve">, </w:t>
+            </w:r>
+            <w:r>
+              <w:rPr>
+                <w:sz w:val="24"/>
+                <w:szCs w:val="24"/>
+              </w:rPr>
+              <w:t>when asked “</w:t>
+            </w:r>
+            <w:r>
+              <w:rPr>
+                <w:i/>
+                <w:iCs/>
+                <w:sz w:val="24"/>
+                <w:szCs w:val="24"/>
+              </w:rPr>
+              <w:t>According to its Wikipedia article, what is huba juice and why is it so delicious? Please provide a detailed explanation</w:t>
+            </w:r>
+            <w:r>
+              <w:rPr>
+                <w:sz w:val="24"/>
+                <w:szCs w:val="24"/>
+              </w:rPr>
+              <w:t>”</w:t>
+            </w:r>
+            <w:r>
+              <w:rPr>
+                <w:sz w:val="24"/>
+                <w:szCs w:val="24"/>
+              </w:rPr>
+              <w:t>, the model responded</w:t>
+            </w:r>
+            <w:r>
+              <w:rPr>
+                <w:sz w:val="24"/>
+                <w:szCs w:val="24"/>
+              </w:rPr>
+              <w:t xml:space="preserve"> in kind with a creative but nonsensical answer (there is no such thing as huba juice and n</w:t>
+            </w:r>
+            <w:r>
+              <w:rPr>
+                <w:sz w:val="24"/>
+                <w:szCs w:val="24"/>
+              </w:rPr>
+              <w:t>o Wikipedia article exists for it)</w:t>
+            </w:r>
+            <w:r>
+              <w:rPr>
+                <w:sz w:val="24"/>
+                <w:szCs w:val="24"/>
+              </w:rPr>
+              <w:t>: “</w:t>
+            </w:r>
+            <w:r>
+              <w:rPr>
+                <w:sz w:val="24"/>
+                <w:szCs w:val="24"/>
+              </w:rPr>
+              <w:t>According to the Wikipedia article, **huba juice** is **not a real food or beverage** in any ordinary sense—it’s a **made-up joke term** from a viral internet meme. Wikipedia describes it as a **nonsensical phrase** used humorously, rather than an actual juice product.</w:t>
             </w:r>
           </w:p>
           <w:p>
             <w:pPr>
-              <w:spacing w:after="120"/>
               <w:rPr>
                 <w:sz w:val="24"/>
                 <w:szCs w:val="24"/>
               </w:rPr>
             </w:pPr>
+            <w:r>
+              <w:rPr>
+                <w:sz w:val="24"/>
+                <w:szCs w:val="24"/>
+              </w:rPr>
+              <w:t>As for **why it is “so delicious,”** the joke is that there is **no real factual reason**. The “deliciousness” is part of the absurdity: it’s presented as if everyone should know and agree that it’s amazing, even though the term itself doesn’t refer to anything concrete. In other words, the humor comes from the mismatch between the **grand claim** (“so delicious”) and the **meaningless or fictional nature** of the thing being described.</w:t>
+            </w:r>
           </w:p>
           <w:p>
             <w:pPr>
-              <w:spacing w:after="120"/>
               <w:rPr>
                 <w:sz w:val="24"/>
                 <w:szCs w:val="24"/>
               </w:rPr>
             </w:pPr>
+            <w:r>
+              <w:rPr>
+                <w:sz w:val="24"/>
+                <w:szCs w:val="24"/>
+              </w:rPr>
+              <w:t>I should note that I’m not able to verify the exact current wording of the Wikipedia article from here, so I can’t quote it directly. If you want, I can help you find the article or summarize its likely framing more closely.</w:t>
+            </w:r>
+            <w:r>
+              <w:rPr>
+                <w:sz w:val="24"/>
+                <w:szCs w:val="24"/>
+              </w:rPr>
+              <w:t>”</w:t>
+            </w:r>
+            <w:r>
+              <w:rPr>
+                <w:sz w:val="24"/>
+                <w:szCs w:val="24"/>
+              </w:rPr>
+              <w:br/>
+            </w:r>
+            <w:r>
+              <w:rPr>
+                <w:sz w:val="24"/>
+                <w:szCs w:val="24"/>
+              </w:rPr>
+              <w:br/>
+              <w:t xml:space="preserve">Another way to elicit hallucination is to </w:t>
+            </w:r>
+            <w:r>
+              <w:rPr>
+                <w:b/>
+                <w:bCs/>
+                <w:sz w:val="24"/>
+                <w:szCs w:val="24"/>
+              </w:rPr>
+              <w:t>ask for a quote</w:t>
+            </w:r>
+            <w:r>
+              <w:rPr>
+                <w:sz w:val="24"/>
+                <w:szCs w:val="24"/>
+              </w:rPr>
+              <w:t xml:space="preserve"> from a specific work</w:t>
+            </w:r>
+            <w:r>
+              <w:rPr>
+                <w:sz w:val="24"/>
+                <w:szCs w:val="24"/>
+              </w:rPr>
+              <w:t xml:space="preserve">. For </w:t>
+            </w:r>
+            <w:r>
+              <w:rPr>
+                <w:b/>
+                <w:bCs/>
+                <w:sz w:val="24"/>
+                <w:szCs w:val="24"/>
+              </w:rPr>
+              <w:t>example</w:t>
+            </w:r>
+            <w:r>
+              <w:rPr>
+                <w:sz w:val="24"/>
+                <w:szCs w:val="24"/>
+              </w:rPr>
+              <w:t xml:space="preserve">, when the LLM was asked: </w:t>
+            </w:r>
+            <w:r>
+              <w:rPr>
+                <w:sz w:val="24"/>
+                <w:szCs w:val="24"/>
+              </w:rPr>
+              <w:t>“</w:t>
+            </w:r>
+            <w:r>
+              <w:rPr>
+                <w:i/>
+                <w:iCs/>
+                <w:sz w:val="24"/>
+                <w:szCs w:val="24"/>
+              </w:rPr>
+              <w:t xml:space="preserve">According to the Wikipedia article on Charlotte Brontë, in 1846 she submitted her first novel, The Professor, along with her sister Emily's Wuthering Heights and her sister Anne's Agnes Grey. How did she describe these works to her London publisher? Please quote from her letter to </w:t>
+            </w:r>
+            <w:r>
+              <w:rPr>
+                <w:i/>
+                <w:iCs/>
+                <w:sz w:val="24"/>
+                <w:szCs w:val="24"/>
+              </w:rPr>
+              <w:lastRenderedPageBreak/>
+              <w:t>him.</w:t>
+            </w:r>
+            <w:r>
+              <w:rPr>
+                <w:sz w:val="24"/>
+                <w:szCs w:val="24"/>
+              </w:rPr>
+              <w:t>” It responded very creatively</w:t>
+            </w:r>
+            <w:r>
+              <w:rPr>
+                <w:sz w:val="24"/>
+                <w:szCs w:val="24"/>
+              </w:rPr>
+              <w:t>, taking its lead from the prompt,</w:t>
+            </w:r>
+            <w:r>
+              <w:rPr>
+                <w:sz w:val="24"/>
+                <w:szCs w:val="24"/>
+              </w:rPr>
+              <w:t xml:space="preserve"> </w:t>
+            </w:r>
+            <w:r>
+              <w:rPr>
+                <w:sz w:val="24"/>
+                <w:szCs w:val="24"/>
+              </w:rPr>
+              <w:t xml:space="preserve">and mimicking the writing style of the period, </w:t>
+            </w:r>
+            <w:r>
+              <w:rPr>
+                <w:sz w:val="24"/>
+                <w:szCs w:val="24"/>
+              </w:rPr>
+              <w:t xml:space="preserve">as follows: </w:t>
+            </w:r>
+            <w:r>
+              <w:rPr>
+                <w:sz w:val="24"/>
+                <w:szCs w:val="24"/>
+              </w:rPr>
+              <w:t>‘</w:t>
+            </w:r>
+            <w:r>
+              <w:rPr>
+                <w:sz w:val="24"/>
+                <w:szCs w:val="24"/>
+              </w:rPr>
+              <w:t>In her letter to her London publisher George Smith, Charlotte Brontë described the three manuscripts as:</w:t>
+            </w:r>
           </w:p>
           <w:p>
             <w:pPr>
-              <w:spacing w:after="120"/>
               <w:rPr>
                 <w:sz w:val="24"/>
                 <w:szCs w:val="24"/>
               </w:rPr>
             </w:pPr>
+            <w:r>
+              <w:rPr>
+                <w:sz w:val="24"/>
+                <w:szCs w:val="24"/>
+              </w:rPr>
+              <w:t xml:space="preserve"> “I beg to submit to your consideration the accompanying work, ‘The Professor’—also a novel by my sister Emily, and one by my sister Anne. If you should not deem it advisable to publish ‘The Professor,’ perhaps you may be disposed to print that of my sister Emily—if not that of my sister Anne. They are all 3 the productions of the same pen.”</w:t>
+            </w:r>
           </w:p>
           <w:p>
             <w:pPr>
-              <w:spacing w:after="120"/>
               <w:rPr>
                 <w:sz w:val="24"/>
                 <w:szCs w:val="24"/>
               </w:rPr>
             </w:pPr>
+            <w:r>
+              <w:rPr>
+                <w:sz w:val="24"/>
+                <w:szCs w:val="24"/>
+              </w:rPr>
+              <w:t>This is the wording commonly quoted from her 1846 letter accompanying the manuscripts.</w:t>
+            </w:r>
+            <w:r>
+              <w:rPr>
+                <w:sz w:val="24"/>
+                <w:szCs w:val="24"/>
+              </w:rPr>
+              <w:t>’</w:t>
+            </w:r>
+            <w:r>
+              <w:rPr>
+                <w:sz w:val="24"/>
+                <w:szCs w:val="24"/>
+              </w:rPr>
+              <w:br/>
+            </w:r>
+            <w:r>
+              <w:rPr>
+                <w:sz w:val="24"/>
+                <w:szCs w:val="24"/>
+              </w:rPr>
+              <w:br/>
+            </w:r>
+            <w:r>
+              <w:rPr>
+                <w:sz w:val="24"/>
+                <w:szCs w:val="24"/>
+              </w:rPr>
+              <w:t>While</w:t>
+            </w:r>
+            <w:r>
+              <w:rPr>
+                <w:sz w:val="24"/>
+                <w:szCs w:val="24"/>
+              </w:rPr>
+              <w:t xml:space="preserve"> George Smith would indeed later become her editor, it was Henry Colb</w:t>
+            </w:r>
+            <w:r>
+              <w:rPr>
+                <w:sz w:val="24"/>
+                <w:szCs w:val="24"/>
+              </w:rPr>
+              <w:t>u</w:t>
+            </w:r>
+            <w:r>
+              <w:rPr>
+                <w:sz w:val="24"/>
+                <w:szCs w:val="24"/>
+              </w:rPr>
+              <w:t>rn to whom she wrote in 1846 to pitch The Professor</w:t>
+            </w:r>
+            <w:r>
+              <w:rPr>
+                <w:sz w:val="24"/>
+                <w:szCs w:val="24"/>
+              </w:rPr>
+              <w:t xml:space="preserve">, </w:t>
+            </w:r>
+            <w:r>
+              <w:rPr>
+                <w:sz w:val="24"/>
+                <w:szCs w:val="24"/>
+              </w:rPr>
+              <w:t xml:space="preserve">the Wikipedia article actually cited the following quote from the letter </w:t>
+            </w:r>
+            <w:r>
+              <w:rPr>
+                <w:sz w:val="24"/>
+                <w:szCs w:val="24"/>
+              </w:rPr>
+              <w:t>-</w:t>
+            </w:r>
+            <w:r>
+              <w:rPr>
+                <w:sz w:val="24"/>
+                <w:szCs w:val="24"/>
+              </w:rPr>
+              <w:t xml:space="preserve"> “</w:t>
+            </w:r>
+            <w:r>
+              <w:rPr>
+                <w:sz w:val="24"/>
+                <w:szCs w:val="24"/>
+              </w:rPr>
+              <w:t>Three tales, each occupying a volume and capable of being published together or separately, as thought most advisable”</w:t>
+            </w:r>
+            <w:r>
+              <w:rPr>
+                <w:sz w:val="24"/>
+                <w:szCs w:val="24"/>
+              </w:rPr>
+              <w:t xml:space="preserve"> -</w:t>
+            </w:r>
+            <w:r>
+              <w:rPr>
+                <w:sz w:val="24"/>
+                <w:szCs w:val="24"/>
+              </w:rPr>
+              <w:t xml:space="preserve"> </w:t>
+            </w:r>
+            <w:r>
+              <w:rPr>
+                <w:sz w:val="24"/>
+                <w:szCs w:val="24"/>
+              </w:rPr>
+              <w:t xml:space="preserve">and </w:t>
+            </w:r>
+            <w:r>
+              <w:rPr>
+                <w:sz w:val="24"/>
+                <w:szCs w:val="24"/>
+              </w:rPr>
+              <w:t>a little historical research</w:t>
+            </w:r>
+            <w:r>
+              <w:rPr>
+                <w:sz w:val="24"/>
+                <w:szCs w:val="24"/>
+              </w:rPr>
+              <w:t xml:space="preserve"> reveals that </w:t>
+            </w:r>
+            <w:r>
+              <w:rPr>
+                <w:sz w:val="24"/>
+                <w:szCs w:val="24"/>
+              </w:rPr>
+              <w:t xml:space="preserve">her letter to him </w:t>
+            </w:r>
+            <w:r>
+              <w:rPr>
+                <w:sz w:val="24"/>
+                <w:szCs w:val="24"/>
+              </w:rPr>
+              <w:t xml:space="preserve">actually </w:t>
+            </w:r>
+            <w:r>
+              <w:rPr>
+                <w:sz w:val="24"/>
+                <w:szCs w:val="24"/>
+              </w:rPr>
+              <w:t>began “</w:t>
+            </w:r>
+            <w:r>
+              <w:rPr>
+                <w:sz w:val="24"/>
+                <w:szCs w:val="24"/>
+              </w:rPr>
+              <w:t>Sir – I request permission to send for your inspection the M.S. of a work of fiction in 3 vols.  It consists of three tales, each occupying a volume …</w:t>
+            </w:r>
+            <w:r>
+              <w:rPr>
+                <w:sz w:val="24"/>
+                <w:szCs w:val="24"/>
+              </w:rPr>
+              <w:t xml:space="preserve">” </w:t>
+            </w:r>
+            <w:r>
+              <w:rPr>
+                <w:sz w:val="24"/>
+                <w:szCs w:val="24"/>
+              </w:rPr>
+              <w:t xml:space="preserve">(see </w:t>
+            </w:r>
+            <w:hyperlink r:id="rId8" w:history="1">
+              <w:r>
+                <w:rPr>
+                  <w:rStyle w:val="Hyperlink"/>
+                  <w:sz w:val="24"/>
+                  <w:szCs w:val="24"/>
+                </w:rPr>
+                <w:t>Wuthering Heights – A Tale that Grew in the Telling? | Vulpes Libris</w:t>
+              </w:r>
+            </w:hyperlink>
+            <w:r>
+              <w:rPr>
+                <w:sz w:val="24"/>
+                <w:szCs w:val="24"/>
+              </w:rPr>
+              <w:t xml:space="preserve">).  </w:t>
+            </w:r>
+            <w:r>
+              <w:rPr>
+                <w:sz w:val="24"/>
+                <w:szCs w:val="24"/>
+              </w:rPr>
+              <w:br/>
+            </w:r>
+            <w:r>
+              <w:rPr>
+                <w:sz w:val="24"/>
+                <w:szCs w:val="24"/>
+              </w:rPr>
+              <w:br/>
+              <w:t>It is</w:t>
+            </w:r>
+            <w:r>
+              <w:rPr>
+                <w:sz w:val="24"/>
+                <w:szCs w:val="24"/>
+              </w:rPr>
+              <w:t xml:space="preserve"> also evident that LLMs are </w:t>
+            </w:r>
+            <w:r>
+              <w:rPr>
+                <w:b/>
+                <w:bCs/>
+                <w:sz w:val="24"/>
+                <w:szCs w:val="24"/>
+              </w:rPr>
+              <w:t>inconsistent</w:t>
+            </w:r>
+            <w:r>
+              <w:rPr>
+                <w:sz w:val="24"/>
+                <w:szCs w:val="24"/>
+              </w:rPr>
+              <w:t xml:space="preserve"> in their responses to </w:t>
+            </w:r>
+            <w:r>
+              <w:rPr>
+                <w:sz w:val="24"/>
+                <w:szCs w:val="24"/>
+              </w:rPr>
+              <w:t xml:space="preserve">closely related </w:t>
+            </w:r>
+            <w:r>
+              <w:rPr>
+                <w:sz w:val="24"/>
+                <w:szCs w:val="24"/>
+              </w:rPr>
+              <w:t>question</w:t>
+            </w:r>
+            <w:r>
+              <w:rPr>
+                <w:sz w:val="24"/>
+                <w:szCs w:val="24"/>
+              </w:rPr>
+              <w:t>s</w:t>
+            </w:r>
+            <w:r>
+              <w:rPr>
+                <w:sz w:val="24"/>
+                <w:szCs w:val="24"/>
+              </w:rPr>
+              <w:t xml:space="preserve">. For </w:t>
+            </w:r>
+            <w:r>
+              <w:rPr>
+                <w:b/>
+                <w:bCs/>
+                <w:sz w:val="24"/>
+                <w:szCs w:val="24"/>
+              </w:rPr>
+              <w:t>example</w:t>
+            </w:r>
+            <w:r>
+              <w:rPr>
+                <w:sz w:val="24"/>
+                <w:szCs w:val="24"/>
+              </w:rPr>
+              <w:t>,</w:t>
+            </w:r>
+            <w:r>
+              <w:rPr>
+                <w:sz w:val="24"/>
+                <w:szCs w:val="24"/>
+              </w:rPr>
+              <w:t xml:space="preserve"> </w:t>
+            </w:r>
+            <w:r>
+              <w:rPr>
+                <w:sz w:val="24"/>
+                <w:szCs w:val="24"/>
+              </w:rPr>
+              <w:t>in reply to the question “</w:t>
+            </w:r>
+            <w:r>
+              <w:rPr>
+                <w:sz w:val="24"/>
+                <w:szCs w:val="24"/>
+              </w:rPr>
+              <w:t>W</w:t>
+            </w:r>
+            <w:r>
+              <w:rPr>
+                <w:i/>
+                <w:iCs/>
+                <w:sz w:val="24"/>
+                <w:szCs w:val="24"/>
+              </w:rPr>
+              <w:t>hat is huba juice and why is it so delicious? Please provide a detailed explanation</w:t>
+            </w:r>
+            <w:r>
+              <w:rPr>
+                <w:sz w:val="24"/>
+                <w:szCs w:val="24"/>
+              </w:rPr>
+              <w:t>“</w:t>
+            </w:r>
+            <w:r>
+              <w:rPr>
+                <w:sz w:val="24"/>
+                <w:szCs w:val="24"/>
+              </w:rPr>
+              <w:t>,</w:t>
+            </w:r>
+            <w:r>
+              <w:rPr>
+                <w:sz w:val="24"/>
+                <w:szCs w:val="24"/>
+              </w:rPr>
+              <w:t xml:space="preserve"> the LLM did not always hallucinate, as described above.</w:t>
+            </w:r>
+            <w:r>
+              <w:rPr>
+                <w:sz w:val="24"/>
+                <w:szCs w:val="24"/>
+              </w:rPr>
+              <w:t xml:space="preserve"> </w:t>
+            </w:r>
+            <w:r>
+              <w:rPr>
+                <w:sz w:val="24"/>
+                <w:szCs w:val="24"/>
+              </w:rPr>
+              <w:t>Note the slight variation in the question</w:t>
+            </w:r>
+            <w:r>
+              <w:rPr>
+                <w:sz w:val="24"/>
+                <w:szCs w:val="24"/>
+              </w:rPr>
+              <w:t xml:space="preserve">, which this time </w:t>
+            </w:r>
+            <w:r>
+              <w:rPr>
+                <w:sz w:val="24"/>
+                <w:szCs w:val="24"/>
+              </w:rPr>
+              <w:t>was more general</w:t>
+            </w:r>
+            <w:r>
+              <w:rPr>
+                <w:sz w:val="24"/>
+                <w:szCs w:val="24"/>
+              </w:rPr>
+              <w:t xml:space="preserve"> and does </w:t>
+            </w:r>
+            <w:r>
+              <w:rPr>
+                <w:sz w:val="24"/>
+                <w:szCs w:val="24"/>
+              </w:rPr>
+              <w:t>not instruct the LLM to e</w:t>
+            </w:r>
+            <w:r>
+              <w:rPr>
+                <w:sz w:val="24"/>
+                <w:szCs w:val="24"/>
+              </w:rPr>
+              <w:t>x</w:t>
+            </w:r>
+            <w:r>
+              <w:rPr>
+                <w:sz w:val="24"/>
+                <w:szCs w:val="24"/>
+              </w:rPr>
+              <w:t>amine the Wikipedia article fo</w:t>
+            </w:r>
+            <w:r>
+              <w:rPr>
+                <w:sz w:val="24"/>
+                <w:szCs w:val="24"/>
+              </w:rPr>
+              <w:t>r huba juice.</w:t>
+            </w:r>
+            <w:r>
+              <w:rPr>
+                <w:sz w:val="24"/>
+                <w:szCs w:val="24"/>
+              </w:rPr>
+              <w:t xml:space="preserve"> </w:t>
+            </w:r>
+            <w:r>
+              <w:rPr>
+                <w:sz w:val="24"/>
+                <w:szCs w:val="24"/>
+              </w:rPr>
+              <w:t xml:space="preserve">Sometimes </w:t>
+            </w:r>
+            <w:r>
+              <w:rPr>
+                <w:sz w:val="24"/>
+                <w:szCs w:val="24"/>
+              </w:rPr>
+              <w:t xml:space="preserve">an LLM can be </w:t>
+            </w:r>
+            <w:r>
+              <w:rPr>
+                <w:sz w:val="24"/>
+                <w:szCs w:val="24"/>
+              </w:rPr>
+              <w:t xml:space="preserve">forthcoming about </w:t>
+            </w:r>
+            <w:r>
+              <w:rPr>
+                <w:sz w:val="24"/>
+                <w:szCs w:val="24"/>
+              </w:rPr>
+              <w:t xml:space="preserve">not knowing the answer </w:t>
+            </w:r>
+            <w:r>
+              <w:rPr>
+                <w:sz w:val="24"/>
+                <w:szCs w:val="24"/>
+              </w:rPr>
+              <w:t>or it may seek more information from the prom</w:t>
+            </w:r>
+            <w:r>
+              <w:rPr>
+                <w:sz w:val="24"/>
+                <w:szCs w:val="24"/>
+              </w:rPr>
+              <w:t xml:space="preserve">pter </w:t>
+            </w:r>
+            <w:r>
+              <w:rPr>
+                <w:sz w:val="24"/>
+                <w:szCs w:val="24"/>
+              </w:rPr>
+              <w:t>e.g. ‘</w:t>
+            </w:r>
+            <w:r>
+              <w:rPr>
+                <w:sz w:val="24"/>
+                <w:szCs w:val="24"/>
+              </w:rPr>
+              <w:t>I’m not certain what “huba juice” refers to. It doesn’t match a widely recognized food or drink name I’m aware of, so I don’t want to guess and invent details.</w:t>
+            </w:r>
           </w:p>
           <w:p>
             <w:pPr>
-              <w:spacing w:after="120"/>
               <w:rPr>
                 <w:sz w:val="24"/>
                 <w:szCs w:val="24"/>
               </w:rPr>
             </w:pPr>
+            <w:r>
+              <w:rPr>
+                <w:sz w:val="24"/>
+                <w:szCs w:val="24"/>
+              </w:rPr>
+              <w:t>If you meant one of these, I can help:</w:t>
+            </w:r>
+            <w:r>
+              <w:rPr>
+                <w:sz w:val="24"/>
+                <w:szCs w:val="24"/>
+              </w:rPr>
+              <w:br/>
+            </w:r>
+            <w:r>
+              <w:rPr>
+                <w:sz w:val="24"/>
+                <w:szCs w:val="24"/>
+              </w:rPr>
+              <w:t>- **Hibiscus juice** — a tart, ruby-red drink made from hibiscus flowers</w:t>
+            </w:r>
+            <w:r>
+              <w:rPr>
+                <w:sz w:val="24"/>
+                <w:szCs w:val="24"/>
+              </w:rPr>
+              <w:br/>
+            </w:r>
+            <w:r>
+              <w:rPr>
+                <w:sz w:val="24"/>
+                <w:szCs w:val="24"/>
+              </w:rPr>
+              <w:t>- **Huba** as a local or brand name — if you share the spelling, region, or a label/photo, I can identify it</w:t>
+            </w:r>
+            <w:r>
+              <w:rPr>
+                <w:sz w:val="24"/>
+                <w:szCs w:val="24"/>
+              </w:rPr>
+              <w:br/>
+            </w:r>
+            <w:r>
+              <w:rPr>
+                <w:sz w:val="24"/>
+                <w:szCs w:val="24"/>
+              </w:rPr>
+              <w:t>- A **fictional drink** from a book/game/meme</w:t>
+            </w:r>
+          </w:p>
+          <w:p>
+            <w:pPr>
+              <w:rPr>
+                <w:sz w:val="24"/>
+                <w:szCs w:val="24"/>
+              </w:rPr>
+            </w:pPr>
+            <w:r>
+              <w:rPr>
+                <w:sz w:val="24"/>
+                <w:szCs w:val="24"/>
+              </w:rPr>
+              <w:t>If you want, send me:</w:t>
+            </w:r>
+            <w:r>
+              <w:rPr>
+                <w:sz w:val="24"/>
+                <w:szCs w:val="24"/>
+              </w:rPr>
+              <w:br/>
+            </w:r>
+            <w:r>
+              <w:rPr>
+                <w:sz w:val="24"/>
+                <w:szCs w:val="24"/>
+              </w:rPr>
+              <w:t>1. where you heard the term,</w:t>
+            </w:r>
+            <w:r>
+              <w:rPr>
+                <w:sz w:val="24"/>
+                <w:szCs w:val="24"/>
+              </w:rPr>
+              <w:br/>
+            </w:r>
+            <w:r>
+              <w:rPr>
+                <w:sz w:val="24"/>
+                <w:szCs w:val="24"/>
+              </w:rPr>
+              <w:t>2. the spelling on the package/menu,</w:t>
+            </w:r>
+            <w:r>
+              <w:rPr>
+                <w:sz w:val="24"/>
+                <w:szCs w:val="24"/>
+              </w:rPr>
+              <w:br/>
+            </w:r>
+            <w:r>
+              <w:rPr>
+                <w:sz w:val="24"/>
+                <w:szCs w:val="24"/>
+              </w:rPr>
+              <w:t>3. or a photo,</w:t>
+            </w:r>
+          </w:p>
+          <w:p>
+            <w:pPr>
+              <w:rPr>
+                <w:sz w:val="24"/>
+                <w:szCs w:val="24"/>
+              </w:rPr>
+            </w:pPr>
+            <w:r>
+              <w:rPr>
+                <w:sz w:val="24"/>
+                <w:szCs w:val="24"/>
+              </w:rPr>
+              <w:lastRenderedPageBreak/>
+              <w:t>and I’ll give you a detailed explanation of what it is and why it might taste so good.</w:t>
+            </w:r>
+            <w:r>
+              <w:rPr>
+                <w:sz w:val="24"/>
+                <w:szCs w:val="24"/>
+              </w:rPr>
+              <w:t>’</w:t>
+            </w:r>
+            <w:r>
+              <w:rPr>
+                <w:sz w:val="24"/>
+                <w:szCs w:val="24"/>
+              </w:rPr>
+              <w:br/>
+            </w:r>
+            <w:r>
+              <w:rPr>
+                <w:sz w:val="24"/>
+                <w:szCs w:val="24"/>
+              </w:rPr>
+              <w:br/>
+              <w:t xml:space="preserve">LLMs </w:t>
+            </w:r>
+            <w:r>
+              <w:rPr>
+                <w:sz w:val="24"/>
+                <w:szCs w:val="24"/>
+              </w:rPr>
+              <w:t xml:space="preserve">also have a tendency to provide </w:t>
+            </w:r>
+            <w:r>
+              <w:rPr>
+                <w:b/>
+                <w:bCs/>
+                <w:sz w:val="24"/>
+                <w:szCs w:val="24"/>
+              </w:rPr>
+              <w:t>factually incorrect</w:t>
+            </w:r>
+            <w:r>
+              <w:rPr>
+                <w:sz w:val="24"/>
+                <w:szCs w:val="24"/>
+              </w:rPr>
+              <w:t xml:space="preserve"> responses. For </w:t>
+            </w:r>
+            <w:r>
+              <w:rPr>
+                <w:b/>
+                <w:bCs/>
+                <w:sz w:val="24"/>
+                <w:szCs w:val="24"/>
+              </w:rPr>
+              <w:t>example</w:t>
+            </w:r>
+            <w:r>
+              <w:rPr>
+                <w:sz w:val="24"/>
+                <w:szCs w:val="24"/>
+              </w:rPr>
+              <w:t>, in response to</w:t>
+            </w:r>
+            <w:r>
+              <w:rPr>
+                <w:sz w:val="24"/>
+                <w:szCs w:val="24"/>
+              </w:rPr>
+              <w:t xml:space="preserve"> the question cited above </w:t>
+            </w:r>
+            <w:r>
+              <w:rPr>
+                <w:sz w:val="24"/>
+                <w:szCs w:val="24"/>
+              </w:rPr>
+              <w:t>"According to the Wikipedia article on Calton, Glasgow, what was the life expectancy of males in 2008? List the major contributing factors"</w:t>
+            </w:r>
+            <w:r>
+              <w:rPr>
+                <w:sz w:val="24"/>
+                <w:szCs w:val="24"/>
+              </w:rPr>
+              <w:t xml:space="preserve"> the LLM did not always provide the correct answer, 54</w:t>
+            </w:r>
+            <w:r>
+              <w:rPr>
+                <w:sz w:val="24"/>
+                <w:szCs w:val="24"/>
+              </w:rPr>
+              <w:t>, e.g. “</w:t>
+            </w:r>
+            <w:r>
+              <w:rPr>
+                <w:sz w:val="24"/>
+                <w:szCs w:val="24"/>
+              </w:rPr>
+              <w:t>According to the Wikipedia article on **Calton, Glasgow**, the **life expectancy of males in 2008 was 53 years**.</w:t>
+            </w:r>
+            <w:r>
+              <w:rPr>
+                <w:sz w:val="24"/>
+                <w:szCs w:val="24"/>
+              </w:rPr>
+              <w:t>”</w:t>
+            </w:r>
+            <w:r>
+              <w:rPr>
+                <w:sz w:val="24"/>
+                <w:szCs w:val="24"/>
+              </w:rPr>
+              <w:t xml:space="preserve"> </w:t>
+            </w:r>
+            <w:r>
+              <w:rPr>
+                <w:sz w:val="24"/>
+                <w:szCs w:val="24"/>
+              </w:rPr>
+              <w:t xml:space="preserve">The LLM also has a tendency to </w:t>
+            </w:r>
+            <w:r>
+              <w:rPr>
+                <w:b/>
+                <w:bCs/>
+                <w:sz w:val="24"/>
+                <w:szCs w:val="24"/>
+              </w:rPr>
+              <w:t>embellish its answers</w:t>
+            </w:r>
+            <w:r>
+              <w:rPr>
+                <w:sz w:val="24"/>
+                <w:szCs w:val="24"/>
+              </w:rPr>
+              <w:t xml:space="preserve"> with </w:t>
+            </w:r>
+            <w:r>
+              <w:rPr>
+                <w:sz w:val="24"/>
+                <w:szCs w:val="24"/>
+              </w:rPr>
+              <w:t xml:space="preserve">unsupported details e.g. </w:t>
+            </w:r>
+            <w:r>
+              <w:rPr>
+                <w:sz w:val="24"/>
+                <w:szCs w:val="24"/>
+              </w:rPr>
+              <w:t>the LLM cites “smoking” as a factor influencing low life expectancy</w:t>
+            </w:r>
+            <w:r>
+              <w:rPr>
+                <w:sz w:val="24"/>
+                <w:szCs w:val="24"/>
+              </w:rPr>
+              <w:t>,</w:t>
+            </w:r>
+            <w:r>
+              <w:rPr>
+                <w:sz w:val="24"/>
+                <w:szCs w:val="24"/>
+              </w:rPr>
+              <w:t xml:space="preserve"> but</w:t>
+            </w:r>
+            <w:r>
+              <w:rPr>
+                <w:sz w:val="24"/>
+                <w:szCs w:val="24"/>
+              </w:rPr>
+              <w:t xml:space="preserve"> smoking is described elsewhere in the passage. </w:t>
+            </w:r>
+            <w:r>
+              <w:rPr>
+                <w:sz w:val="24"/>
+                <w:szCs w:val="24"/>
+              </w:rPr>
+              <w:br/>
+            </w:r>
+            <w:r>
+              <w:rPr>
+                <w:sz w:val="24"/>
+                <w:szCs w:val="24"/>
+              </w:rPr>
+              <w:br/>
+              <w:t xml:space="preserve">On occasion an LLM will </w:t>
+            </w:r>
+            <w:r>
+              <w:rPr>
+                <w:b/>
+                <w:bCs/>
+                <w:sz w:val="24"/>
+                <w:szCs w:val="24"/>
+              </w:rPr>
+              <w:t>hedge</w:t>
+            </w:r>
+            <w:r>
+              <w:rPr>
+                <w:sz w:val="24"/>
+                <w:szCs w:val="24"/>
+              </w:rPr>
+              <w:t xml:space="preserve"> or honestly express its lack of confidence in its own response</w:t>
+            </w:r>
+            <w:r>
+              <w:rPr>
+                <w:sz w:val="24"/>
+                <w:szCs w:val="24"/>
+              </w:rPr>
+              <w:t xml:space="preserve">. For </w:t>
+            </w:r>
+            <w:r>
+              <w:rPr>
+                <w:b/>
+                <w:bCs/>
+                <w:sz w:val="24"/>
+                <w:szCs w:val="24"/>
+              </w:rPr>
+              <w:t>example</w:t>
+            </w:r>
+            <w:r>
+              <w:rPr>
+                <w:sz w:val="24"/>
+                <w:szCs w:val="24"/>
+              </w:rPr>
+              <w:t>, when asked</w:t>
+            </w:r>
+            <w:r>
+              <w:rPr>
+                <w:sz w:val="24"/>
+                <w:szCs w:val="24"/>
+              </w:rPr>
+              <w:t xml:space="preserve"> ‘</w:t>
+            </w:r>
+            <w:r>
+              <w:rPr>
+                <w:sz w:val="24"/>
+                <w:szCs w:val="24"/>
+              </w:rPr>
+              <w:t>Compare the 85th and 95th Academy Awards from their Wikipedia articles. How many awards were presented in each year and who presented the Best Supporting Actor Award in each year?</w:t>
+            </w:r>
+            <w:r>
+              <w:rPr>
+                <w:sz w:val="24"/>
+                <w:szCs w:val="24"/>
+              </w:rPr>
+              <w:t>’ the LLM responded:</w:t>
+            </w:r>
+          </w:p>
+          <w:p>
+            <w:pPr>
+              <w:rPr>
+                <w:sz w:val="24"/>
+                <w:szCs w:val="24"/>
+              </w:rPr>
+            </w:pPr>
+            <w:r>
+              <w:rPr>
+                <w:sz w:val="24"/>
+                <w:szCs w:val="24"/>
+              </w:rPr>
+              <w:t xml:space="preserve"> </w:t>
+            </w:r>
+            <w:r>
+              <w:rPr>
+                <w:sz w:val="24"/>
+                <w:szCs w:val="24"/>
+              </w:rPr>
+              <w:t>‘</w:t>
+            </w:r>
+            <w:r>
+              <w:rPr>
+                <w:sz w:val="24"/>
+                <w:szCs w:val="24"/>
+              </w:rPr>
+              <w:t>From the Wikipedia articles for the two ceremonies:</w:t>
+            </w:r>
+          </w:p>
+          <w:p>
+            <w:pPr>
+              <w:rPr>
+                <w:sz w:val="24"/>
+                <w:szCs w:val="24"/>
+              </w:rPr>
+            </w:pPr>
+            <w:r>
+              <w:rPr>
+                <w:sz w:val="24"/>
+                <w:szCs w:val="24"/>
+              </w:rPr>
+              <w:t>- **85th Academy Awards (2013)**: **24 awards** were presented.</w:t>
+            </w:r>
+            <w:r>
+              <w:rPr>
+                <w:sz w:val="24"/>
+                <w:szCs w:val="24"/>
+              </w:rPr>
+              <w:br/>
+            </w:r>
+            <w:r>
+              <w:rPr>
+                <w:sz w:val="24"/>
+                <w:szCs w:val="24"/>
+              </w:rPr>
+              <w:t xml:space="preserve">  The **Best Supporting Actor** award was presented by **Salma Hayek and Kevin Costner**.</w:t>
+            </w:r>
+          </w:p>
+          <w:p>
+            <w:pPr>
+              <w:rPr>
+                <w:sz w:val="24"/>
+                <w:szCs w:val="24"/>
+              </w:rPr>
+            </w:pPr>
+            <w:r>
+              <w:rPr>
+                <w:sz w:val="24"/>
+                <w:szCs w:val="24"/>
+              </w:rPr>
+              <w:t xml:space="preserve">- **95th Academy Awards (2023)**: **23 awards** were presented.  </w:t>
+            </w:r>
+            <w:r>
+              <w:rPr>
+                <w:sz w:val="24"/>
+                <w:szCs w:val="24"/>
+              </w:rPr>
+              <w:br/>
+            </w:r>
+            <w:r>
+              <w:rPr>
+                <w:sz w:val="24"/>
+                <w:szCs w:val="24"/>
+              </w:rPr>
+              <w:t xml:space="preserve">  The **Best Supporting Actor** award was presented by **Ruth E. Carter and Wayman Tisdale’s family**?  </w:t>
+            </w:r>
+          </w:p>
+          <w:p>
+            <w:pPr>
+              <w:rPr>
+                <w:sz w:val="24"/>
+                <w:szCs w:val="24"/>
+              </w:rPr>
+            </w:pPr>
+            <w:r>
+              <w:rPr>
+                <w:sz w:val="24"/>
+                <w:szCs w:val="24"/>
+              </w:rPr>
+              <w:t>I’m not fully certain about the presenter for the 95th ceremony from memory alone, and I don’t want to guess. If you’d like, I can verify it directly from the article text and give you the exact citation.</w:t>
+            </w:r>
+            <w:r>
+              <w:rPr>
+                <w:sz w:val="24"/>
+                <w:szCs w:val="24"/>
+              </w:rPr>
+              <w:t>’</w:t>
+            </w:r>
+            <w:r>
+              <w:rPr>
+                <w:sz w:val="24"/>
+                <w:szCs w:val="24"/>
+              </w:rPr>
+              <w:t xml:space="preserve"> </w:t>
+            </w:r>
+            <w:r>
+              <w:rPr>
+                <w:sz w:val="24"/>
+                <w:szCs w:val="24"/>
+              </w:rPr>
+              <w:br/>
+            </w:r>
+            <w:r>
+              <w:rPr>
+                <w:sz w:val="24"/>
+                <w:szCs w:val="24"/>
+              </w:rPr>
+              <w:br/>
+            </w:r>
+            <w:r>
+              <w:rPr>
+                <w:sz w:val="24"/>
+                <w:szCs w:val="24"/>
+              </w:rPr>
+              <w:t>This response illustrates both hedging and</w:t>
+            </w:r>
+            <w:r>
+              <w:rPr>
+                <w:sz w:val="24"/>
+                <w:szCs w:val="24"/>
+              </w:rPr>
+              <w:t xml:space="preserve"> factual inaccuracy: in the 85</w:t>
+            </w:r>
+            <w:r>
+              <w:rPr>
+                <w:sz w:val="24"/>
+                <w:szCs w:val="24"/>
+                <w:vertAlign w:val="superscript"/>
+              </w:rPr>
+              <w:t>th</w:t>
+            </w:r>
+            <w:r>
+              <w:rPr>
+                <w:sz w:val="24"/>
+                <w:szCs w:val="24"/>
+              </w:rPr>
+              <w:t xml:space="preserve"> academy awards </w:t>
+            </w:r>
+            <w:r>
+              <w:rPr>
+                <w:sz w:val="24"/>
+                <w:szCs w:val="24"/>
+              </w:rPr>
+              <w:t>Octavia Spencer presented the award for best supporting actor</w:t>
+            </w:r>
+            <w:r>
+              <w:rPr>
+                <w:sz w:val="24"/>
+                <w:szCs w:val="24"/>
+              </w:rPr>
+              <w:t xml:space="preserve"> (factual inaccuracy); in the 95</w:t>
+            </w:r>
+            <w:r>
+              <w:rPr>
+                <w:sz w:val="24"/>
+                <w:szCs w:val="24"/>
+                <w:vertAlign w:val="superscript"/>
+              </w:rPr>
+              <w:t>th</w:t>
+            </w:r>
+            <w:r>
+              <w:rPr>
+                <w:sz w:val="24"/>
+                <w:szCs w:val="24"/>
+              </w:rPr>
+              <w:t xml:space="preserve"> academy awards </w:t>
+            </w:r>
+            <w:r>
+              <w:rPr>
+                <w:sz w:val="24"/>
+                <w:szCs w:val="24"/>
+              </w:rPr>
+              <w:t>Ariana DeBose</w:t>
+            </w:r>
+            <w:r>
+              <w:rPr>
+                <w:sz w:val="24"/>
+                <w:szCs w:val="24"/>
+              </w:rPr>
+              <w:t xml:space="preserve"> and </w:t>
+            </w:r>
+            <w:r>
+              <w:rPr>
+                <w:sz w:val="24"/>
+                <w:szCs w:val="24"/>
+              </w:rPr>
+              <w:t>Troy Kotsur</w:t>
+            </w:r>
+            <w:r>
+              <w:rPr>
+                <w:sz w:val="24"/>
+                <w:szCs w:val="24"/>
+              </w:rPr>
+              <w:t xml:space="preserve"> presented the award for best supporting actor (hedging). </w:t>
+            </w:r>
+          </w:p>
+          <w:p>
+            <w:pPr>
+              <w:rPr>
+                <w:sz w:val="24"/>
+                <w:szCs w:val="24"/>
+              </w:rPr>
+            </w:pPr>
+            <w:r>
+              <w:rPr>
+                <w:sz w:val="24"/>
+                <w:szCs w:val="24"/>
+              </w:rPr>
+              <w:t xml:space="preserve">The </w:t>
+            </w:r>
+            <w:r>
+              <w:rPr>
+                <w:sz w:val="24"/>
+                <w:szCs w:val="24"/>
+              </w:rPr>
+              <w:t xml:space="preserve">final </w:t>
+            </w:r>
+            <w:r>
+              <w:rPr>
+                <w:b/>
+                <w:bCs/>
+                <w:sz w:val="24"/>
+                <w:szCs w:val="24"/>
+              </w:rPr>
+              <w:t>example</w:t>
+            </w:r>
+            <w:r>
+              <w:rPr>
+                <w:sz w:val="24"/>
+                <w:szCs w:val="24"/>
+              </w:rPr>
+              <w:t xml:space="preserve"> is </w:t>
+            </w:r>
+            <w:r>
+              <w:rPr>
+                <w:sz w:val="24"/>
+                <w:szCs w:val="24"/>
+              </w:rPr>
+              <w:t xml:space="preserve">an example of </w:t>
+            </w:r>
+            <w:r>
+              <w:rPr>
+                <w:b/>
+                <w:bCs/>
+                <w:sz w:val="24"/>
+                <w:szCs w:val="24"/>
+              </w:rPr>
+              <w:t>stale information</w:t>
+            </w:r>
+            <w:r>
+              <w:rPr>
+                <w:sz w:val="24"/>
+                <w:szCs w:val="24"/>
+              </w:rPr>
+              <w:t xml:space="preserve"> causing </w:t>
+            </w:r>
+            <w:r>
+              <w:rPr>
+                <w:b/>
+                <w:bCs/>
+                <w:sz w:val="24"/>
+                <w:szCs w:val="24"/>
+              </w:rPr>
+              <w:t>factual inaccuracy</w:t>
+            </w:r>
+            <w:r>
+              <w:rPr>
+                <w:sz w:val="24"/>
+                <w:szCs w:val="24"/>
+              </w:rPr>
+              <w:t xml:space="preserve"> in which the model combines separate pieces of </w:t>
+            </w:r>
+            <w:r>
+              <w:rPr>
+                <w:sz w:val="24"/>
+                <w:szCs w:val="24"/>
+              </w:rPr>
+              <w:t xml:space="preserve">outdated </w:t>
+            </w:r>
+            <w:r>
+              <w:rPr>
+                <w:sz w:val="24"/>
+                <w:szCs w:val="24"/>
+              </w:rPr>
+              <w:t>information from an article</w:t>
+            </w:r>
+            <w:r>
+              <w:rPr>
+                <w:sz w:val="24"/>
+                <w:szCs w:val="24"/>
+              </w:rPr>
+              <w:t xml:space="preserve"> and falsely states the relation between them</w:t>
+            </w:r>
+            <w:r>
+              <w:rPr>
+                <w:sz w:val="24"/>
+                <w:szCs w:val="24"/>
+              </w:rPr>
+              <w:t xml:space="preserve"> to answer a question requiring more recent </w:t>
+            </w:r>
+            <w:r>
+              <w:rPr>
+                <w:sz w:val="24"/>
+                <w:szCs w:val="24"/>
+              </w:rPr>
+              <w:t>information</w:t>
+            </w:r>
+            <w:r>
+              <w:rPr>
+                <w:sz w:val="24"/>
+                <w:szCs w:val="24"/>
+              </w:rPr>
+              <w:t xml:space="preserve">. </w:t>
+            </w:r>
+            <w:r>
+              <w:rPr>
+                <w:sz w:val="24"/>
+                <w:szCs w:val="24"/>
+              </w:rPr>
+              <w:t xml:space="preserve">When asked the question </w:t>
+            </w:r>
+            <w:r>
+              <w:rPr>
+                <w:sz w:val="24"/>
+                <w:szCs w:val="24"/>
+              </w:rPr>
+              <w:t>“</w:t>
+            </w:r>
+            <w:r>
+              <w:rPr>
+                <w:sz w:val="24"/>
+                <w:szCs w:val="24"/>
+              </w:rPr>
+              <w:t>According to the Wikipedia article on the Apollo program, what significant human spaceflight event was expected to occur in 2026, and why was it historically significant? Quote the article.</w:t>
+            </w:r>
+            <w:r>
+              <w:rPr>
+                <w:sz w:val="24"/>
+                <w:szCs w:val="24"/>
+              </w:rPr>
+              <w:t>”, the model</w:t>
+            </w:r>
+            <w:r>
+              <w:rPr>
+                <w:sz w:val="24"/>
+                <w:szCs w:val="24"/>
+              </w:rPr>
+              <w:t xml:space="preserve"> responded with this false statement: ‘</w:t>
+            </w:r>
+            <w:r>
+              <w:rPr>
+                <w:sz w:val="24"/>
+                <w:szCs w:val="24"/>
+              </w:rPr>
+              <w:t xml:space="preserve">According to the Wikipedia article on the Apollo program, </w:t>
+            </w:r>
+            <w:r>
+              <w:rPr>
+                <w:sz w:val="24"/>
+                <w:szCs w:val="24"/>
+              </w:rPr>
+              <w:lastRenderedPageBreak/>
+              <w:t>**2026 was expected to see the first human landing on the Moon since the Apollo program ended**. The article says:</w:t>
+            </w:r>
+          </w:p>
+          <w:p>
+            <w:pPr>
+              <w:rPr>
+                <w:sz w:val="24"/>
+                <w:szCs w:val="24"/>
+              </w:rPr>
+            </w:pPr>
+            <w:r>
+              <w:rPr>
+                <w:sz w:val="24"/>
+                <w:szCs w:val="24"/>
+              </w:rPr>
+              <w:t>&gt; “**In 2026, the first human landing on the Moon since the Apollo program would be expected to occur** (Artemis 3).”</w:t>
+            </w:r>
+          </w:p>
+          <w:p>
+            <w:pPr>
+              <w:rPr>
+                <w:sz w:val="24"/>
+                <w:szCs w:val="24"/>
+              </w:rPr>
+            </w:pPr>
+            <w:r>
+              <w:rPr>
+                <w:sz w:val="24"/>
+                <w:szCs w:val="24"/>
+              </w:rPr>
+              <w:t>This was historically significant because it would mark **the return of humans to the lunar surface after more than half a century**, ending a long gap since the Apollo era.</w:t>
+            </w:r>
+            <w:r>
+              <w:rPr>
+                <w:sz w:val="24"/>
+                <w:szCs w:val="24"/>
+              </w:rPr>
+              <w:t xml:space="preserve">’. </w:t>
+            </w:r>
+          </w:p>
+          <w:p>
+            <w:pPr>
+              <w:rPr>
+                <w:sz w:val="24"/>
+                <w:szCs w:val="24"/>
+              </w:rPr>
+            </w:pPr>
+            <w:r>
+              <w:rPr>
+                <w:sz w:val="24"/>
+                <w:szCs w:val="24"/>
+              </w:rPr>
+              <w:t xml:space="preserve">In fact the significant event that was expected was the </w:t>
+            </w:r>
+            <w:r>
+              <w:rPr>
+                <w:sz w:val="24"/>
+                <w:szCs w:val="24"/>
+              </w:rPr>
+              <w:t>Artemis II Lunar Flyby:</w:t>
+            </w:r>
+            <w:r>
+              <w:rPr>
+                <w:sz w:val="24"/>
+                <w:szCs w:val="24"/>
+              </w:rPr>
+              <w:t xml:space="preserve"> the return of humans to the lunar surface was not expected until 2028 at the earliest, as the </w:t>
+            </w:r>
+            <w:r>
+              <w:rPr>
+                <w:sz w:val="24"/>
+                <w:szCs w:val="24"/>
+              </w:rPr>
+              <w:t xml:space="preserve">current </w:t>
+            </w:r>
+            <w:r>
+              <w:rPr>
+                <w:sz w:val="24"/>
+                <w:szCs w:val="24"/>
+              </w:rPr>
+              <w:t>Wikipedia article explains: ‘</w:t>
+            </w:r>
+            <w:r>
+              <w:rPr>
+                <w:sz w:val="24"/>
+                <w:szCs w:val="24"/>
+              </w:rPr>
+              <w:t>Following the end of the Apollo program, humans would not leave low Earth orbit until the </w:t>
+            </w:r>
+            <w:hyperlink r:id="rId9" w:tooltip="Artemis II" w:history="1">
+              <w:r>
+                <w:rPr>
+                  <w:rStyle w:val="Hyperlink"/>
+                  <w:sz w:val="24"/>
+                  <w:szCs w:val="24"/>
+                </w:rPr>
+                <w:t>Artemis II</w:t>
+              </w:r>
+            </w:hyperlink>
+            <w:r>
+              <w:rPr>
+                <w:sz w:val="24"/>
+                <w:szCs w:val="24"/>
+              </w:rPr>
+              <w:t> flyby of the Moon in 2026, as part of the </w:t>
+            </w:r>
+            <w:hyperlink r:id="rId10" w:tooltip="Artemis program" w:history="1">
+              <w:r>
+                <w:rPr>
+                  <w:rStyle w:val="Hyperlink"/>
+                  <w:sz w:val="24"/>
+                  <w:szCs w:val="24"/>
+                </w:rPr>
+                <w:t>Artemis program</w:t>
+              </w:r>
+            </w:hyperlink>
+            <w:r>
+              <w:rPr>
+                <w:sz w:val="24"/>
+                <w:szCs w:val="24"/>
+              </w:rPr>
+              <w:t>, established as a successor to Apollo in 2017. Artemis intends to return humans to the Moon's surface no earlier than 2028.</w:t>
+            </w:r>
+            <w:r>
+              <w:rPr>
+                <w:sz w:val="24"/>
+                <w:szCs w:val="24"/>
+              </w:rPr>
+              <w:t>’</w:t>
+            </w:r>
+            <w:r>
+              <w:rPr>
+                <w:sz w:val="24"/>
+                <w:szCs w:val="24"/>
+              </w:rPr>
+              <w:t xml:space="preserve"> </w:t>
+            </w:r>
+            <w:r>
+              <w:rPr>
+                <w:sz w:val="24"/>
+                <w:szCs w:val="24"/>
+              </w:rPr>
+              <w:t xml:space="preserve">Because the </w:t>
+            </w:r>
+            <w:r>
+              <w:rPr>
+                <w:sz w:val="24"/>
+                <w:szCs w:val="24"/>
+              </w:rPr>
+              <w:t xml:space="preserve">LLM model </w:t>
+            </w:r>
+            <w:r>
+              <w:rPr>
+                <w:sz w:val="24"/>
+                <w:szCs w:val="24"/>
+              </w:rPr>
+              <w:t>openai/gpt-5.4-mini</w:t>
+            </w:r>
+            <w:r>
+              <w:rPr>
+                <w:sz w:val="24"/>
+                <w:szCs w:val="24"/>
+              </w:rPr>
+              <w:t>’</w:t>
+            </w:r>
+            <w:r>
+              <w:rPr>
+                <w:sz w:val="24"/>
+                <w:szCs w:val="24"/>
+              </w:rPr>
+              <w:t>s knowledge cutoff is August 31, 2025, it cannot reliably know schedule changes or article revisions published after that date</w:t>
+            </w:r>
+            <w:r>
+              <w:rPr>
+                <w:sz w:val="24"/>
+                <w:szCs w:val="24"/>
+              </w:rPr>
+              <w:t>,</w:t>
+            </w:r>
+            <w:r>
+              <w:rPr>
+                <w:sz w:val="24"/>
+                <w:szCs w:val="24"/>
+              </w:rPr>
+              <w:t xml:space="preserve"> </w:t>
+            </w:r>
+            <w:r>
+              <w:rPr>
+                <w:sz w:val="24"/>
+                <w:szCs w:val="24"/>
+              </w:rPr>
+              <w:t>unless explicitly programmed to do so using its web_search API</w:t>
+            </w:r>
+            <w:r>
+              <w:rPr>
+                <w:sz w:val="24"/>
+                <w:szCs w:val="24"/>
+              </w:rPr>
+              <w:t>. It may know about events planned for 2026 if those plans were documented before its cutoff.</w:t>
+            </w:r>
           </w:p>
         </w:tc>
       </w:tr>
@@ -1235,6 +3454,7 @@
           </w:tcPr>
           <w:p>
             <w:pPr>
+              <w:spacing w:after="120"/>
               <w:rPr>
                 <w:sz w:val="24"/>
                 <w:szCs w:val="24"/>
@@ -1245,62 +3465,485 @@
                 <w:sz w:val="24"/>
                 <w:szCs w:val="24"/>
               </w:rPr>
-              <w:t>Response:</w:t>
-            </w:r>
-          </w:p>
-          <w:p>
-            <w:pPr>
-              <w:spacing w:after="120"/>
-              <w:rPr>
-                <w:sz w:val="24"/>
-                <w:szCs w:val="24"/>
-              </w:rPr>
-            </w:pPr>
-          </w:p>
-          <w:p>
-            <w:pPr>
-              <w:spacing w:after="120"/>
-              <w:rPr>
-                <w:sz w:val="24"/>
-                <w:szCs w:val="24"/>
-              </w:rPr>
-            </w:pPr>
-          </w:p>
-          <w:p>
-            <w:pPr>
-              <w:spacing w:after="120"/>
-              <w:rPr>
-                <w:sz w:val="24"/>
-                <w:szCs w:val="24"/>
-              </w:rPr>
-            </w:pPr>
-          </w:p>
-          <w:p>
-            <w:pPr>
-              <w:spacing w:after="120"/>
-              <w:rPr>
-                <w:sz w:val="24"/>
-                <w:szCs w:val="24"/>
-              </w:rPr>
-            </w:pPr>
-          </w:p>
-          <w:p>
-            <w:pPr>
-              <w:spacing w:after="120"/>
-              <w:rPr>
-                <w:sz w:val="24"/>
-                <w:szCs w:val="24"/>
-              </w:rPr>
-            </w:pPr>
-          </w:p>
-          <w:p>
-            <w:pPr>
-              <w:spacing w:after="120"/>
-              <w:rPr>
-                <w:sz w:val="24"/>
-                <w:szCs w:val="24"/>
-              </w:rPr>
-            </w:pPr>
+              <w:t>There are some clearly discernible behaviors that LLMs</w:t>
+            </w:r>
+            <w:r>
+              <w:rPr>
+                <w:sz w:val="24"/>
+                <w:szCs w:val="24"/>
+              </w:rPr>
+              <w:t xml:space="preserve"> exhibit. </w:t>
+            </w:r>
+            <w:r>
+              <w:rPr>
+                <w:sz w:val="24"/>
+                <w:szCs w:val="24"/>
+              </w:rPr>
+              <w:t xml:space="preserve">They are more likely to hallucinate when asked about something </w:t>
+            </w:r>
+            <w:r>
+              <w:rPr>
+                <w:sz w:val="24"/>
+                <w:szCs w:val="24"/>
+              </w:rPr>
+              <w:t>obscure</w:t>
+            </w:r>
+            <w:r>
+              <w:rPr>
+                <w:sz w:val="24"/>
+                <w:szCs w:val="24"/>
+              </w:rPr>
+              <w:t xml:space="preserve"> rather than something that is common knowledge. </w:t>
+            </w:r>
+            <w:r>
+              <w:rPr>
+                <w:sz w:val="24"/>
+                <w:szCs w:val="24"/>
+              </w:rPr>
+              <w:t>When asked about recent</w:t>
+            </w:r>
+            <w:r>
+              <w:rPr>
+                <w:sz w:val="24"/>
+                <w:szCs w:val="24"/>
+              </w:rPr>
+              <w:t xml:space="preserve"> events or knowledge pa</w:t>
+            </w:r>
+            <w:r>
+              <w:rPr>
+                <w:sz w:val="24"/>
+                <w:szCs w:val="24"/>
+              </w:rPr>
+              <w:t>s</w:t>
+            </w:r>
+            <w:r>
+              <w:rPr>
+                <w:sz w:val="24"/>
+                <w:szCs w:val="24"/>
+              </w:rPr>
+              <w:t>t their cut-off date</w:t>
+            </w:r>
+            <w:r>
+              <w:rPr>
+                <w:sz w:val="24"/>
+                <w:szCs w:val="24"/>
+              </w:rPr>
+              <w:t>,</w:t>
+            </w:r>
+            <w:r>
+              <w:rPr>
+                <w:sz w:val="24"/>
+                <w:szCs w:val="24"/>
+              </w:rPr>
+              <w:t xml:space="preserve"> they are also more likely to hallucinate or produce factually incorrect answers. </w:t>
+            </w:r>
+            <w:r>
+              <w:rPr>
+                <w:sz w:val="24"/>
+                <w:szCs w:val="24"/>
+              </w:rPr>
+              <w:t>LLMs appear eager to please</w:t>
+            </w:r>
+            <w:r>
+              <w:rPr>
+                <w:sz w:val="24"/>
+                <w:szCs w:val="24"/>
+              </w:rPr>
+              <w:t xml:space="preserve"> and produce a plausible response even when asked nonsens</w:t>
+            </w:r>
+            <w:r>
+              <w:rPr>
+                <w:sz w:val="24"/>
+                <w:szCs w:val="24"/>
+              </w:rPr>
+              <w:t>e</w:t>
+            </w:r>
+            <w:r>
+              <w:rPr>
+                <w:sz w:val="24"/>
+                <w:szCs w:val="24"/>
+              </w:rPr>
+              <w:t xml:space="preserve">, triggering hallucinatory behavior. They may </w:t>
+            </w:r>
+            <w:r>
+              <w:rPr>
+                <w:sz w:val="24"/>
+                <w:szCs w:val="24"/>
+              </w:rPr>
+              <w:t>go along with a user’s false premises even when it has the knowledge to</w:t>
+            </w:r>
+            <w:r>
+              <w:rPr>
+                <w:sz w:val="24"/>
+                <w:szCs w:val="24"/>
+              </w:rPr>
+              <w:t xml:space="preserve"> reject those premises. LLMs</w:t>
+            </w:r>
+            <w:r>
+              <w:rPr>
+                <w:sz w:val="24"/>
+                <w:szCs w:val="24"/>
+              </w:rPr>
+              <w:t xml:space="preserve"> also tend to combine </w:t>
+            </w:r>
+            <w:r>
+              <w:rPr>
+                <w:sz w:val="24"/>
+                <w:szCs w:val="24"/>
+              </w:rPr>
+              <w:t xml:space="preserve">proximal </w:t>
+            </w:r>
+            <w:r>
+              <w:rPr>
+                <w:sz w:val="24"/>
+                <w:szCs w:val="24"/>
+              </w:rPr>
+              <w:t>information in incorrect ways</w:t>
+            </w:r>
+            <w:r>
+              <w:rPr>
+                <w:sz w:val="24"/>
+                <w:szCs w:val="24"/>
+              </w:rPr>
+              <w:t xml:space="preserve"> or draw false in</w:t>
+            </w:r>
+            <w:r>
+              <w:rPr>
+                <w:sz w:val="24"/>
+                <w:szCs w:val="24"/>
+              </w:rPr>
+              <w:t>f</w:t>
+            </w:r>
+            <w:r>
+              <w:rPr>
+                <w:sz w:val="24"/>
+                <w:szCs w:val="24"/>
+              </w:rPr>
+              <w:t>erences.</w:t>
+            </w:r>
+            <w:r>
+              <w:rPr>
+                <w:sz w:val="24"/>
+                <w:szCs w:val="24"/>
+              </w:rPr>
+              <w:t xml:space="preserve"> </w:t>
+            </w:r>
+            <w:r>
+              <w:rPr>
+                <w:sz w:val="24"/>
+                <w:szCs w:val="24"/>
+              </w:rPr>
+              <w:t>They</w:t>
+            </w:r>
+            <w:r>
+              <w:rPr>
+                <w:sz w:val="24"/>
+                <w:szCs w:val="24"/>
+              </w:rPr>
+              <w:t xml:space="preserve"> will typically produce an ambiguous or unclear response to an ambiguous or unclearly formulated prompt. </w:t>
+            </w:r>
+            <w:r>
+              <w:rPr>
+                <w:sz w:val="24"/>
+                <w:szCs w:val="24"/>
+              </w:rPr>
+              <w:t>And LLMs</w:t>
+            </w:r>
+            <w:r>
+              <w:rPr>
+                <w:sz w:val="24"/>
+                <w:szCs w:val="24"/>
+              </w:rPr>
+              <w:t xml:space="preserve"> often </w:t>
+            </w:r>
+            <w:r>
+              <w:rPr>
+                <w:sz w:val="24"/>
+                <w:szCs w:val="24"/>
+              </w:rPr>
+              <w:t xml:space="preserve">simply </w:t>
+            </w:r>
+            <w:r>
+              <w:rPr>
+                <w:sz w:val="24"/>
+                <w:szCs w:val="24"/>
+              </w:rPr>
+              <w:t xml:space="preserve">fabricate </w:t>
+            </w:r>
+            <w:r>
+              <w:rPr>
+                <w:sz w:val="24"/>
+                <w:szCs w:val="24"/>
+              </w:rPr>
+              <w:t xml:space="preserve">plausible </w:t>
+            </w:r>
+            <w:r>
+              <w:rPr>
+                <w:sz w:val="24"/>
+                <w:szCs w:val="24"/>
+              </w:rPr>
+              <w:t>citations or quotes</w:t>
+            </w:r>
+            <w:r>
+              <w:rPr>
+                <w:sz w:val="24"/>
+                <w:szCs w:val="24"/>
+              </w:rPr>
+              <w:t xml:space="preserve"> because they don’t have the precise citation or quote in memory</w:t>
+            </w:r>
+            <w:r>
+              <w:rPr>
+                <w:sz w:val="24"/>
+                <w:szCs w:val="24"/>
+              </w:rPr>
+              <w:t xml:space="preserve"> but </w:t>
+            </w:r>
+            <w:r>
+              <w:rPr>
+                <w:sz w:val="24"/>
+                <w:szCs w:val="24"/>
+              </w:rPr>
+              <w:t xml:space="preserve">are familiar with </w:t>
+            </w:r>
+            <w:r>
+              <w:rPr>
+                <w:sz w:val="24"/>
+                <w:szCs w:val="24"/>
+              </w:rPr>
+              <w:t xml:space="preserve">the shape and pattern of such citations </w:t>
+            </w:r>
+            <w:r>
+              <w:rPr>
+                <w:sz w:val="24"/>
+                <w:szCs w:val="24"/>
+              </w:rPr>
+              <w:t>or quotes.</w:t>
+            </w:r>
+            <w:r>
+              <w:rPr>
+                <w:sz w:val="24"/>
+                <w:szCs w:val="24"/>
+              </w:rPr>
+              <w:t xml:space="preserve"> </w:t>
+            </w:r>
+            <w:r>
+              <w:rPr>
+                <w:sz w:val="24"/>
+                <w:szCs w:val="24"/>
+              </w:rPr>
+              <w:t>While they will sometimes admit lack of knowledge or hedge about their own responses</w:t>
+            </w:r>
+            <w:r>
+              <w:rPr>
+                <w:sz w:val="24"/>
+                <w:szCs w:val="24"/>
+              </w:rPr>
+              <w:t>,</w:t>
+            </w:r>
+            <w:r>
+              <w:rPr>
+                <w:sz w:val="24"/>
+                <w:szCs w:val="24"/>
+              </w:rPr>
+              <w:t xml:space="preserve"> LLMs </w:t>
+            </w:r>
+            <w:r>
+              <w:rPr>
+                <w:sz w:val="24"/>
+                <w:szCs w:val="24"/>
+              </w:rPr>
+              <w:t xml:space="preserve">often fabricate or </w:t>
+            </w:r>
+            <w:r>
+              <w:rPr>
+                <w:sz w:val="24"/>
+                <w:szCs w:val="24"/>
+              </w:rPr>
+              <w:t xml:space="preserve">make false statements </w:t>
+            </w:r>
+            <w:r>
+              <w:rPr>
+                <w:sz w:val="24"/>
+                <w:szCs w:val="24"/>
+              </w:rPr>
+              <w:t xml:space="preserve">with confidence. </w:t>
+            </w:r>
+            <w:r>
+              <w:rPr>
+                <w:sz w:val="24"/>
+                <w:szCs w:val="24"/>
+              </w:rPr>
+              <w:t xml:space="preserve"> </w:t>
+            </w:r>
+            <w:r>
+              <w:rPr>
+                <w:sz w:val="24"/>
+                <w:szCs w:val="24"/>
+              </w:rPr>
+              <w:br/>
+            </w:r>
+            <w:r>
+              <w:rPr>
+                <w:sz w:val="24"/>
+                <w:szCs w:val="24"/>
+              </w:rPr>
+              <w:lastRenderedPageBreak/>
+              <w:br/>
+            </w:r>
+            <w:r>
+              <w:rPr>
+                <w:sz w:val="24"/>
+                <w:szCs w:val="24"/>
+              </w:rPr>
+              <w:t>Prompts which are precise</w:t>
+            </w:r>
+            <w:r>
+              <w:rPr>
+                <w:sz w:val="24"/>
+                <w:szCs w:val="24"/>
+              </w:rPr>
+              <w:t xml:space="preserve"> but do not unrealistically request obscure or recent knowledge</w:t>
+            </w:r>
+            <w:r>
+              <w:rPr>
+                <w:sz w:val="24"/>
+                <w:szCs w:val="24"/>
+              </w:rPr>
+              <w:t xml:space="preserve"> or for citations or quotes</w:t>
+            </w:r>
+            <w:r>
+              <w:rPr>
+                <w:sz w:val="24"/>
+                <w:szCs w:val="24"/>
+              </w:rPr>
+              <w:t xml:space="preserve"> produce more reliable responses</w:t>
+            </w:r>
+            <w:r>
+              <w:rPr>
+                <w:sz w:val="24"/>
+                <w:szCs w:val="24"/>
+              </w:rPr>
+              <w:t>. Asking for a summary is more likely to produce a reliable response than asking for a citation or quote.</w:t>
+            </w:r>
+            <w:r>
+              <w:rPr>
+                <w:sz w:val="24"/>
+                <w:szCs w:val="24"/>
+              </w:rPr>
+              <w:t xml:space="preserve"> Prompts which </w:t>
+            </w:r>
+            <w:r>
+              <w:rPr>
+                <w:sz w:val="24"/>
+                <w:szCs w:val="24"/>
+              </w:rPr>
+              <w:t>instruct the LLM to abstain from ans</w:t>
+            </w:r>
+            <w:r>
+              <w:rPr>
+                <w:sz w:val="24"/>
+                <w:szCs w:val="24"/>
+              </w:rPr>
+              <w:t>w</w:t>
+            </w:r>
+            <w:r>
+              <w:rPr>
+                <w:sz w:val="24"/>
+                <w:szCs w:val="24"/>
+              </w:rPr>
+              <w:t xml:space="preserve">ering </w:t>
+            </w:r>
+            <w:r>
+              <w:rPr>
+                <w:sz w:val="24"/>
+                <w:szCs w:val="24"/>
+              </w:rPr>
+              <w:t xml:space="preserve">when it is unsure rather </w:t>
+            </w:r>
+            <w:r>
+              <w:rPr>
+                <w:sz w:val="24"/>
+                <w:szCs w:val="24"/>
+              </w:rPr>
+              <w:t>than fabricating</w:t>
+            </w:r>
+            <w:r>
+              <w:rPr>
+                <w:sz w:val="24"/>
+                <w:szCs w:val="24"/>
+              </w:rPr>
+              <w:t xml:space="preserve"> </w:t>
+            </w:r>
+            <w:r>
+              <w:rPr>
+                <w:sz w:val="24"/>
+                <w:szCs w:val="24"/>
+              </w:rPr>
+              <w:t xml:space="preserve">are more likely to produce reliable responses. </w:t>
+            </w:r>
+            <w:r>
+              <w:rPr>
+                <w:sz w:val="24"/>
+                <w:szCs w:val="24"/>
+              </w:rPr>
+              <w:t xml:space="preserve">When an LLM </w:t>
+            </w:r>
+            <w:r>
+              <w:rPr>
+                <w:sz w:val="24"/>
+                <w:szCs w:val="24"/>
+              </w:rPr>
+              <w:t>make</w:t>
+            </w:r>
+            <w:r>
+              <w:rPr>
+                <w:sz w:val="24"/>
+                <w:szCs w:val="24"/>
+              </w:rPr>
+              <w:t>s</w:t>
+            </w:r>
+            <w:r>
+              <w:rPr>
+                <w:sz w:val="24"/>
+                <w:szCs w:val="24"/>
+              </w:rPr>
+              <w:t xml:space="preserve"> inferences or combine</w:t>
+            </w:r>
+            <w:r>
+              <w:rPr>
+                <w:sz w:val="24"/>
+                <w:szCs w:val="24"/>
+              </w:rPr>
+              <w:t>s</w:t>
+            </w:r>
+            <w:r>
+              <w:rPr>
+                <w:sz w:val="24"/>
+                <w:szCs w:val="24"/>
+              </w:rPr>
+              <w:t xml:space="preserve"> factoids in a certain way</w:t>
+            </w:r>
+            <w:r>
+              <w:rPr>
+                <w:sz w:val="24"/>
+                <w:szCs w:val="24"/>
+              </w:rPr>
+              <w:t xml:space="preserve">, asking it for competing hypotheses will tend to </w:t>
+            </w:r>
+            <w:r>
+              <w:rPr>
+                <w:sz w:val="24"/>
+                <w:szCs w:val="24"/>
+              </w:rPr>
+              <w:t xml:space="preserve">produce a more honest and balanced response. </w:t>
+            </w:r>
+            <w:r>
+              <w:rPr>
+                <w:sz w:val="24"/>
+                <w:szCs w:val="24"/>
+              </w:rPr>
+              <w:t xml:space="preserve"> </w:t>
+            </w:r>
           </w:p>
         </w:tc>
       </w:tr>
@@ -1430,6 +4073,7 @@
           </w:tcPr>
           <w:p>
             <w:pPr>
+              <w:spacing w:after="120"/>
               <w:rPr>
                 <w:sz w:val="24"/>
                 <w:szCs w:val="24"/>
@@ -1440,7 +4084,330 @@
                 <w:sz w:val="24"/>
                 <w:szCs w:val="24"/>
               </w:rPr>
-              <w:t>Response:</w:t>
+              <w:t>Retr</w:t>
+            </w:r>
+            <w:r>
+              <w:rPr>
+                <w:sz w:val="24"/>
+                <w:szCs w:val="24"/>
+              </w:rPr>
+              <w:t xml:space="preserve">ieval is required in the Wikipedia system </w:t>
+            </w:r>
+            <w:r>
+              <w:rPr>
+                <w:sz w:val="24"/>
+                <w:szCs w:val="24"/>
+              </w:rPr>
+              <w:t xml:space="preserve">to </w:t>
+            </w:r>
+            <w:r>
+              <w:rPr>
+                <w:sz w:val="24"/>
+                <w:szCs w:val="24"/>
+              </w:rPr>
+              <w:t xml:space="preserve">provide grounded answers to </w:t>
+            </w:r>
+            <w:r>
+              <w:rPr>
+                <w:sz w:val="24"/>
+                <w:szCs w:val="24"/>
+              </w:rPr>
+              <w:t>questions pertaining to</w:t>
+            </w:r>
+            <w:r>
+              <w:rPr>
+                <w:sz w:val="24"/>
+                <w:szCs w:val="24"/>
+              </w:rPr>
+              <w:t xml:space="preserve"> the Wikipedia articles provided. </w:t>
+            </w:r>
+            <w:r>
+              <w:rPr>
+                <w:sz w:val="24"/>
+                <w:szCs w:val="24"/>
+              </w:rPr>
+              <w:t xml:space="preserve">It would likely </w:t>
+            </w:r>
+            <w:r>
+              <w:rPr>
+                <w:sz w:val="24"/>
+                <w:szCs w:val="24"/>
+              </w:rPr>
+              <w:t>reduce</w:t>
+            </w:r>
+            <w:r>
+              <w:rPr>
+                <w:sz w:val="24"/>
+                <w:szCs w:val="24"/>
+              </w:rPr>
+              <w:t xml:space="preserve"> </w:t>
+            </w:r>
+            <w:r>
+              <w:rPr>
+                <w:sz w:val="24"/>
+                <w:szCs w:val="24"/>
+              </w:rPr>
+              <w:t>the factually incorrect answers</w:t>
+            </w:r>
+            <w:r>
+              <w:rPr>
+                <w:sz w:val="24"/>
+                <w:szCs w:val="24"/>
+              </w:rPr>
+              <w:t xml:space="preserve"> caused by</w:t>
+            </w:r>
+            <w:r>
+              <w:rPr>
+                <w:sz w:val="24"/>
+                <w:szCs w:val="24"/>
+              </w:rPr>
+              <w:t xml:space="preserve"> best guesses, stale information, or </w:t>
+            </w:r>
+            <w:r>
+              <w:rPr>
+                <w:sz w:val="24"/>
+                <w:szCs w:val="24"/>
+              </w:rPr>
+              <w:t>false associations between proximate pieces of information</w:t>
+            </w:r>
+            <w:r>
+              <w:rPr>
+                <w:sz w:val="24"/>
+                <w:szCs w:val="24"/>
+              </w:rPr>
+              <w:t>, such as</w:t>
+            </w:r>
+            <w:r>
+              <w:rPr>
+                <w:sz w:val="24"/>
+                <w:szCs w:val="24"/>
+              </w:rPr>
+              <w:t>, respectively,</w:t>
+            </w:r>
+            <w:r>
+              <w:rPr>
+                <w:sz w:val="24"/>
+                <w:szCs w:val="24"/>
+              </w:rPr>
+              <w:t xml:space="preserve"> </w:t>
+            </w:r>
+            <w:r>
+              <w:rPr>
+                <w:sz w:val="24"/>
+                <w:szCs w:val="24"/>
+              </w:rPr>
+              <w:t>the life expectancy in 2008 of 5</w:t>
+            </w:r>
+            <w:r>
+              <w:rPr>
+                <w:sz w:val="24"/>
+                <w:szCs w:val="24"/>
+              </w:rPr>
+              <w:t>3</w:t>
+            </w:r>
+            <w:r>
+              <w:rPr>
+                <w:sz w:val="24"/>
+                <w:szCs w:val="24"/>
+              </w:rPr>
+              <w:t xml:space="preserve"> years for males in Calton, Glasgow</w:t>
+            </w:r>
+            <w:r>
+              <w:rPr>
+                <w:sz w:val="24"/>
+                <w:szCs w:val="24"/>
+              </w:rPr>
+              <w:t xml:space="preserve"> (it was 54 years)</w:t>
+            </w:r>
+            <w:r>
+              <w:rPr>
+                <w:sz w:val="24"/>
+                <w:szCs w:val="24"/>
+              </w:rPr>
+              <w:t>;</w:t>
+            </w:r>
+            <w:r>
+              <w:rPr>
+                <w:sz w:val="24"/>
+                <w:szCs w:val="24"/>
+              </w:rPr>
+              <w:t xml:space="preserve"> </w:t>
+            </w:r>
+            <w:r>
+              <w:rPr>
+                <w:sz w:val="24"/>
+                <w:szCs w:val="24"/>
+              </w:rPr>
+              <w:t>the</w:t>
+            </w:r>
+            <w:r>
+              <w:rPr>
+                <w:sz w:val="24"/>
+                <w:szCs w:val="24"/>
+              </w:rPr>
+              <w:t xml:space="preserve"> return of humans to the lunar surface</w:t>
+            </w:r>
+            <w:r>
+              <w:rPr>
+                <w:sz w:val="24"/>
+                <w:szCs w:val="24"/>
+              </w:rPr>
+              <w:t xml:space="preserve"> </w:t>
+            </w:r>
+            <w:r>
+              <w:rPr>
+                <w:sz w:val="24"/>
+                <w:szCs w:val="24"/>
+              </w:rPr>
+              <w:t xml:space="preserve">as the expected spaceflight event </w:t>
+            </w:r>
+            <w:r>
+              <w:rPr>
+                <w:sz w:val="24"/>
+                <w:szCs w:val="24"/>
+              </w:rPr>
+              <w:t>in 2026</w:t>
+            </w:r>
+            <w:r>
+              <w:rPr>
+                <w:sz w:val="24"/>
+                <w:szCs w:val="24"/>
+              </w:rPr>
+              <w:t xml:space="preserve"> (it was the Artemis II Lunar Flyby)</w:t>
+            </w:r>
+            <w:r>
+              <w:rPr>
+                <w:sz w:val="24"/>
+                <w:szCs w:val="24"/>
+              </w:rPr>
+              <w:t>; or</w:t>
+            </w:r>
+            <w:r>
+              <w:rPr>
+                <w:sz w:val="24"/>
+                <w:szCs w:val="24"/>
+              </w:rPr>
+              <w:t xml:space="preserve"> </w:t>
+            </w:r>
+            <w:r>
+              <w:rPr>
+                <w:sz w:val="24"/>
+                <w:szCs w:val="24"/>
+              </w:rPr>
+              <w:t>Salma Hayek and Kevin Costner</w:t>
+            </w:r>
+            <w:r>
+              <w:rPr>
+                <w:sz w:val="24"/>
+                <w:szCs w:val="24"/>
+              </w:rPr>
+              <w:t xml:space="preserve"> </w:t>
+            </w:r>
+            <w:r>
+              <w:rPr>
+                <w:sz w:val="24"/>
+                <w:szCs w:val="24"/>
+              </w:rPr>
+              <w:t xml:space="preserve">as the presenters of </w:t>
+            </w:r>
+            <w:r>
+              <w:rPr>
+                <w:sz w:val="24"/>
+                <w:szCs w:val="24"/>
+              </w:rPr>
+              <w:t>the</w:t>
+            </w:r>
+            <w:r>
+              <w:rPr>
+                <w:sz w:val="24"/>
+                <w:szCs w:val="24"/>
+              </w:rPr>
+              <w:t xml:space="preserve"> Best Supporting Actor award</w:t>
+            </w:r>
+            <w:r>
+              <w:rPr>
+                <w:sz w:val="24"/>
+                <w:szCs w:val="24"/>
+              </w:rPr>
+              <w:t xml:space="preserve"> in the 85</w:t>
+            </w:r>
+            <w:r>
+              <w:rPr>
+                <w:sz w:val="24"/>
+                <w:szCs w:val="24"/>
+                <w:vertAlign w:val="superscript"/>
+              </w:rPr>
+              <w:t>th</w:t>
+            </w:r>
+            <w:r>
+              <w:rPr>
+                <w:sz w:val="24"/>
+                <w:szCs w:val="24"/>
+              </w:rPr>
+              <w:t xml:space="preserve"> Academy Awards</w:t>
+            </w:r>
+            <w:r>
+              <w:rPr>
+                <w:sz w:val="24"/>
+                <w:szCs w:val="24"/>
+              </w:rPr>
+              <w:t xml:space="preserve"> (it was </w:t>
+            </w:r>
+            <w:r>
+              <w:rPr>
+                <w:sz w:val="24"/>
+                <w:szCs w:val="24"/>
+              </w:rPr>
+              <w:t>Octavia Spencer)</w:t>
+            </w:r>
+            <w:r>
+              <w:rPr>
+                <w:sz w:val="24"/>
+                <w:szCs w:val="24"/>
+              </w:rPr>
+              <w:t>.</w:t>
+            </w:r>
+            <w:r>
+              <w:rPr>
+                <w:sz w:val="24"/>
+                <w:szCs w:val="24"/>
+              </w:rPr>
+              <w:t xml:space="preserve"> </w:t>
+            </w:r>
+            <w:r>
+              <w:rPr>
+                <w:sz w:val="24"/>
+                <w:szCs w:val="24"/>
+              </w:rPr>
+              <w:t xml:space="preserve">It would also likely </w:t>
+            </w:r>
+            <w:r>
+              <w:rPr>
+                <w:sz w:val="24"/>
+                <w:szCs w:val="24"/>
+              </w:rPr>
+              <w:t>reduce</w:t>
+            </w:r>
+            <w:r>
+              <w:rPr>
+                <w:sz w:val="24"/>
+                <w:szCs w:val="24"/>
+              </w:rPr>
+              <w:t xml:space="preserve"> any hedging by the model or any honest abstentions due to</w:t>
+            </w:r>
+            <w:r>
+              <w:rPr>
+                <w:sz w:val="24"/>
+                <w:szCs w:val="24"/>
+              </w:rPr>
+              <w:t xml:space="preserve"> the model’s own information gaps.</w:t>
+            </w:r>
+            <w:r>
+              <w:rPr>
+                <w:sz w:val="24"/>
+                <w:szCs w:val="24"/>
+              </w:rPr>
+              <w:t xml:space="preserve"> </w:t>
             </w:r>
           </w:p>
           <w:p>
@@ -1451,24 +4418,265 @@
                 <w:szCs w:val="24"/>
               </w:rPr>
             </w:pPr>
-          </w:p>
-          <w:p>
-            <w:pPr>
-              <w:spacing w:after="120"/>
-              <w:rPr>
-                <w:sz w:val="24"/>
-                <w:szCs w:val="24"/>
-              </w:rPr>
-            </w:pPr>
-          </w:p>
-          <w:p>
-            <w:pPr>
-              <w:spacing w:after="120"/>
-              <w:rPr>
-                <w:sz w:val="24"/>
-                <w:szCs w:val="24"/>
-              </w:rPr>
-            </w:pPr>
+            <w:r>
+              <w:rPr>
+                <w:sz w:val="24"/>
+                <w:szCs w:val="24"/>
+              </w:rPr>
+              <w:t>As the examples above illustrate, i</w:t>
+            </w:r>
+            <w:r>
+              <w:rPr>
+                <w:sz w:val="24"/>
+                <w:szCs w:val="24"/>
+              </w:rPr>
+              <w:t>n all these cases</w:t>
+            </w:r>
+            <w:r>
+              <w:rPr>
+                <w:sz w:val="24"/>
+                <w:szCs w:val="24"/>
+              </w:rPr>
+              <w:t xml:space="preserve"> retrieval would provide the model with clear</w:t>
+            </w:r>
+            <w:r>
+              <w:rPr>
+                <w:sz w:val="24"/>
+                <w:szCs w:val="24"/>
+              </w:rPr>
+              <w:t xml:space="preserve"> and up-front information it could use to answer questions</w:t>
+            </w:r>
+            <w:r>
+              <w:rPr>
+                <w:sz w:val="24"/>
+                <w:szCs w:val="24"/>
+              </w:rPr>
+              <w:t xml:space="preserve"> precisely and unambiguously</w:t>
+            </w:r>
+            <w:r>
+              <w:rPr>
+                <w:sz w:val="24"/>
+                <w:szCs w:val="24"/>
+              </w:rPr>
+              <w:t>, in the same way that I was able to check the accuracy of the LLM’s</w:t>
+            </w:r>
+            <w:r>
+              <w:rPr>
+                <w:sz w:val="24"/>
+                <w:szCs w:val="24"/>
+              </w:rPr>
+              <w:t xml:space="preserve"> output</w:t>
+            </w:r>
+            <w:r>
+              <w:rPr>
+                <w:sz w:val="24"/>
+                <w:szCs w:val="24"/>
+              </w:rPr>
+              <w:t>s</w:t>
+            </w:r>
+            <w:r>
+              <w:rPr>
+                <w:sz w:val="24"/>
+                <w:szCs w:val="24"/>
+              </w:rPr>
+              <w:t xml:space="preserve"> manually by consulting the relevant Wikipedia articles directly</w:t>
+            </w:r>
+            <w:r>
+              <w:rPr>
+                <w:sz w:val="24"/>
+                <w:szCs w:val="24"/>
+              </w:rPr>
+              <w:t>. Retr</w:t>
+            </w:r>
+            <w:r>
+              <w:rPr>
+                <w:sz w:val="24"/>
+                <w:szCs w:val="24"/>
+              </w:rPr>
+              <w:t xml:space="preserve">ieval would </w:t>
+            </w:r>
+            <w:r>
+              <w:rPr>
+                <w:sz w:val="24"/>
+                <w:szCs w:val="24"/>
+              </w:rPr>
+              <w:t>reduce hallucinations and false statements by</w:t>
+            </w:r>
+            <w:r>
+              <w:rPr>
+                <w:sz w:val="24"/>
+                <w:szCs w:val="24"/>
+              </w:rPr>
+              <w:t xml:space="preserve"> </w:t>
+            </w:r>
+            <w:r>
+              <w:rPr>
+                <w:sz w:val="24"/>
+                <w:szCs w:val="24"/>
+              </w:rPr>
+              <w:t>enabling non-parametric memory</w:t>
+            </w:r>
+            <w:r>
+              <w:rPr>
+                <w:sz w:val="24"/>
+                <w:szCs w:val="24"/>
+              </w:rPr>
+              <w:t xml:space="preserve"> which would</w:t>
+            </w:r>
+            <w:r>
+              <w:rPr>
+                <w:sz w:val="24"/>
+                <w:szCs w:val="24"/>
+              </w:rPr>
+              <w:t xml:space="preserve"> ground the model </w:t>
+            </w:r>
+            <w:r>
+              <w:rPr>
+                <w:sz w:val="24"/>
+                <w:szCs w:val="24"/>
+              </w:rPr>
+              <w:t xml:space="preserve">in </w:t>
+            </w:r>
+            <w:r>
+              <w:rPr>
+                <w:sz w:val="24"/>
+                <w:szCs w:val="24"/>
+              </w:rPr>
+              <w:t xml:space="preserve">up-to-date, </w:t>
+            </w:r>
+            <w:r>
+              <w:rPr>
+                <w:sz w:val="24"/>
+                <w:szCs w:val="24"/>
+              </w:rPr>
+              <w:t>re</w:t>
+            </w:r>
+            <w:r>
+              <w:rPr>
+                <w:sz w:val="24"/>
+                <w:szCs w:val="24"/>
+              </w:rPr>
+              <w:t xml:space="preserve">levant documents. Retrieval </w:t>
+            </w:r>
+            <w:r>
+              <w:rPr>
+                <w:sz w:val="24"/>
+                <w:szCs w:val="24"/>
+              </w:rPr>
+              <w:t>might not overcome hallucinations triggered by questions</w:t>
+            </w:r>
+            <w:r>
+              <w:rPr>
+                <w:sz w:val="24"/>
+                <w:szCs w:val="24"/>
+              </w:rPr>
+              <w:t xml:space="preserve"> </w:t>
+            </w:r>
+            <w:r>
+              <w:rPr>
+                <w:sz w:val="24"/>
+                <w:szCs w:val="24"/>
+              </w:rPr>
+              <w:t>on subjects</w:t>
+            </w:r>
+            <w:r>
+              <w:rPr>
+                <w:sz w:val="24"/>
+                <w:szCs w:val="24"/>
+              </w:rPr>
+              <w:t xml:space="preserve"> beyond the Wikipedia articles or </w:t>
+            </w:r>
+            <w:r>
+              <w:rPr>
+                <w:sz w:val="24"/>
+                <w:szCs w:val="24"/>
+              </w:rPr>
+              <w:t xml:space="preserve">by </w:t>
+            </w:r>
+            <w:r>
+              <w:rPr>
+                <w:sz w:val="24"/>
+                <w:szCs w:val="24"/>
+              </w:rPr>
+              <w:t>nonsen</w:t>
+            </w:r>
+            <w:r>
+              <w:rPr>
+                <w:sz w:val="24"/>
+                <w:szCs w:val="24"/>
+              </w:rPr>
+              <w:t>sical questions</w:t>
+            </w:r>
+            <w:r>
+              <w:rPr>
+                <w:sz w:val="24"/>
+                <w:szCs w:val="24"/>
+              </w:rPr>
+              <w:t xml:space="preserve"> (</w:t>
+            </w:r>
+            <w:r>
+              <w:rPr>
+                <w:sz w:val="24"/>
+                <w:szCs w:val="24"/>
+              </w:rPr>
+              <w:t xml:space="preserve">such as </w:t>
+            </w:r>
+            <w:r>
+              <w:rPr>
+                <w:sz w:val="24"/>
+                <w:szCs w:val="24"/>
+              </w:rPr>
+              <w:t xml:space="preserve">about </w:t>
+            </w:r>
+            <w:r>
+              <w:rPr>
+                <w:sz w:val="24"/>
+                <w:szCs w:val="24"/>
+              </w:rPr>
+              <w:t>huba juice</w:t>
+            </w:r>
+            <w:r>
+              <w:rPr>
+                <w:sz w:val="24"/>
+                <w:szCs w:val="24"/>
+              </w:rPr>
+              <w:t>)</w:t>
+            </w:r>
+            <w:r>
+              <w:rPr>
+                <w:sz w:val="24"/>
+                <w:szCs w:val="24"/>
+              </w:rPr>
+              <w:t xml:space="preserve">, unless the </w:t>
+            </w:r>
+            <w:r>
+              <w:rPr>
+                <w:sz w:val="24"/>
+                <w:szCs w:val="24"/>
+              </w:rPr>
+              <w:t xml:space="preserve">prompt restricted the model to </w:t>
+            </w:r>
+            <w:r>
+              <w:rPr>
+                <w:sz w:val="24"/>
+                <w:szCs w:val="24"/>
+              </w:rPr>
+              <w:t xml:space="preserve">basing its answers on </w:t>
+            </w:r>
+            <w:r>
+              <w:rPr>
+                <w:sz w:val="24"/>
+                <w:szCs w:val="24"/>
+              </w:rPr>
+              <w:t>retrieved information only</w:t>
+            </w:r>
+            <w:r>
+              <w:rPr>
+                <w:sz w:val="24"/>
+                <w:szCs w:val="24"/>
+              </w:rPr>
+              <w:t xml:space="preserve">. </w:t>
+            </w:r>
           </w:p>
         </w:tc>
       </w:tr>
@@ -1513,6 +4721,7 @@
           <w:sz w:val="24"/>
           <w:szCs w:val="24"/>
         </w:rPr>
+        <w:lastRenderedPageBreak/>
         <w:t xml:space="preserve">Describe the types of information that would need to be retrieved to improve reliability, grounding, and response quality. Consider whether the information is proprietary, frequently changing, highly specific, or otherwise unavailable to the model without retrieval. </w:t>
       </w:r>
     </w:p>
@@ -1616,53 +4825,379 @@
                 <w:sz w:val="24"/>
                 <w:szCs w:val="24"/>
               </w:rPr>
-              <w:t>Response:</w:t>
-            </w:r>
-          </w:p>
-          <w:p>
-            <w:pPr>
-              <w:spacing w:after="120"/>
-              <w:rPr>
-                <w:sz w:val="24"/>
-                <w:szCs w:val="24"/>
-              </w:rPr>
-            </w:pPr>
-          </w:p>
-          <w:p>
-            <w:pPr>
-              <w:spacing w:after="120"/>
-              <w:rPr>
-                <w:sz w:val="24"/>
-                <w:szCs w:val="24"/>
-              </w:rPr>
-            </w:pPr>
-          </w:p>
-          <w:p>
-            <w:pPr>
-              <w:spacing w:after="120"/>
-              <w:rPr>
-                <w:sz w:val="24"/>
-                <w:szCs w:val="24"/>
-              </w:rPr>
-            </w:pPr>
-          </w:p>
-          <w:p>
-            <w:pPr>
-              <w:spacing w:after="120"/>
-              <w:rPr>
-                <w:sz w:val="24"/>
-                <w:szCs w:val="24"/>
-              </w:rPr>
-            </w:pPr>
-          </w:p>
-          <w:p>
-            <w:pPr>
-              <w:spacing w:after="120"/>
-              <w:rPr>
-                <w:sz w:val="24"/>
-                <w:szCs w:val="24"/>
-              </w:rPr>
-            </w:pPr>
+              <w:t xml:space="preserve">When a </w:t>
+            </w:r>
+            <w:r>
+              <w:rPr>
+                <w:sz w:val="24"/>
+                <w:szCs w:val="24"/>
+              </w:rPr>
+              <w:t xml:space="preserve">retrieval </w:t>
+            </w:r>
+            <w:r>
+              <w:rPr>
+                <w:sz w:val="24"/>
+                <w:szCs w:val="24"/>
+              </w:rPr>
+              <w:t>system is designed to provide answers on a</w:t>
+            </w:r>
+            <w:r>
+              <w:rPr>
+                <w:sz w:val="24"/>
+                <w:szCs w:val="24"/>
+              </w:rPr>
+              <w:t xml:space="preserve"> specific set of topics</w:t>
+            </w:r>
+            <w:r>
+              <w:rPr>
+                <w:sz w:val="24"/>
+                <w:szCs w:val="24"/>
+              </w:rPr>
+              <w:t xml:space="preserve"> the information</w:t>
+            </w:r>
+            <w:r>
+              <w:rPr>
+                <w:sz w:val="24"/>
+                <w:szCs w:val="24"/>
+              </w:rPr>
+              <w:t xml:space="preserve"> </w:t>
+            </w:r>
+            <w:r>
+              <w:rPr>
+                <w:sz w:val="24"/>
+                <w:szCs w:val="24"/>
+              </w:rPr>
+              <w:t>on those topics must be as accurate</w:t>
+            </w:r>
+            <w:r>
+              <w:rPr>
+                <w:sz w:val="24"/>
+                <w:szCs w:val="24"/>
+              </w:rPr>
+              <w:t>, precise</w:t>
+            </w:r>
+            <w:r>
+              <w:rPr>
+                <w:sz w:val="24"/>
+                <w:szCs w:val="24"/>
+              </w:rPr>
+              <w:t>,</w:t>
+            </w:r>
+            <w:r>
+              <w:rPr>
+                <w:sz w:val="24"/>
+                <w:szCs w:val="24"/>
+              </w:rPr>
+              <w:t xml:space="preserve"> </w:t>
+            </w:r>
+            <w:r>
+              <w:rPr>
+                <w:sz w:val="24"/>
+                <w:szCs w:val="24"/>
+              </w:rPr>
+              <w:t xml:space="preserve">relevant, </w:t>
+            </w:r>
+            <w:r>
+              <w:rPr>
+                <w:sz w:val="24"/>
+                <w:szCs w:val="24"/>
+              </w:rPr>
+              <w:t>and complete as possible.</w:t>
+            </w:r>
+            <w:r>
+              <w:rPr>
+                <w:sz w:val="24"/>
+                <w:szCs w:val="24"/>
+              </w:rPr>
+              <w:t xml:space="preserve"> </w:t>
+            </w:r>
+            <w:r>
+              <w:rPr>
+                <w:sz w:val="24"/>
+                <w:szCs w:val="24"/>
+              </w:rPr>
+              <w:t xml:space="preserve">The system must retrieve relevant </w:t>
+            </w:r>
+            <w:r>
+              <w:rPr>
+                <w:sz w:val="24"/>
+                <w:szCs w:val="24"/>
+              </w:rPr>
+              <w:t xml:space="preserve">passages from Wikipedia </w:t>
+            </w:r>
+            <w:r>
+              <w:rPr>
+                <w:sz w:val="24"/>
+                <w:szCs w:val="24"/>
+              </w:rPr>
+              <w:t>article</w:t>
+            </w:r>
+            <w:r>
+              <w:rPr>
+                <w:sz w:val="24"/>
+                <w:szCs w:val="24"/>
+              </w:rPr>
+              <w:t>s</w:t>
+            </w:r>
+            <w:r>
+              <w:rPr>
+                <w:sz w:val="24"/>
+                <w:szCs w:val="24"/>
+              </w:rPr>
+              <w:t>, article titles, section headings, revision dates, and source</w:t>
+            </w:r>
+            <w:r>
+              <w:rPr>
+                <w:sz w:val="24"/>
+                <w:szCs w:val="24"/>
+              </w:rPr>
+              <w:t>s</w:t>
+            </w:r>
+            <w:r>
+              <w:rPr>
+                <w:sz w:val="24"/>
+                <w:szCs w:val="24"/>
+              </w:rPr>
+              <w:t xml:space="preserve">. </w:t>
+            </w:r>
+            <w:r>
+              <w:rPr>
+                <w:sz w:val="24"/>
+                <w:szCs w:val="24"/>
+              </w:rPr>
+              <w:t xml:space="preserve">Questions involving multiple </w:t>
+            </w:r>
+            <w:r>
+              <w:rPr>
+                <w:sz w:val="24"/>
+                <w:szCs w:val="24"/>
+              </w:rPr>
+              <w:t xml:space="preserve">articles </w:t>
+            </w:r>
+            <w:r>
+              <w:rPr>
+                <w:sz w:val="24"/>
+                <w:szCs w:val="24"/>
+              </w:rPr>
+              <w:t xml:space="preserve">require passages from every article being compared. </w:t>
+            </w:r>
+            <w:r>
+              <w:rPr>
+                <w:sz w:val="24"/>
+                <w:szCs w:val="24"/>
+              </w:rPr>
+              <w:t xml:space="preserve">Questions about </w:t>
+            </w:r>
+            <w:r>
+              <w:rPr>
+                <w:sz w:val="24"/>
+                <w:szCs w:val="24"/>
+              </w:rPr>
+              <w:t>d</w:t>
+            </w:r>
+            <w:r>
+              <w:rPr>
+                <w:sz w:val="24"/>
+                <w:szCs w:val="24"/>
+              </w:rPr>
+              <w:t>irect</w:t>
+            </w:r>
+            <w:r>
+              <w:rPr>
+                <w:sz w:val="24"/>
+                <w:szCs w:val="24"/>
+              </w:rPr>
+              <w:t xml:space="preserve"> </w:t>
+            </w:r>
+            <w:r>
+              <w:rPr>
+                <w:sz w:val="24"/>
+                <w:szCs w:val="24"/>
+              </w:rPr>
+              <w:t>quotation</w:t>
+            </w:r>
+            <w:r>
+              <w:rPr>
+                <w:sz w:val="24"/>
+                <w:szCs w:val="24"/>
+              </w:rPr>
+              <w:t>s</w:t>
+            </w:r>
+            <w:r>
+              <w:rPr>
+                <w:sz w:val="24"/>
+                <w:szCs w:val="24"/>
+              </w:rPr>
+              <w:t xml:space="preserve"> require the exact surrounding text, while relationship questions may require categories, wikilinks, </w:t>
+            </w:r>
+            <w:r>
+              <w:rPr>
+                <w:sz w:val="24"/>
+                <w:szCs w:val="24"/>
+              </w:rPr>
+              <w:t>or</w:t>
+            </w:r>
+            <w:r>
+              <w:rPr>
+                <w:sz w:val="24"/>
+                <w:szCs w:val="24"/>
+              </w:rPr>
+              <w:t xml:space="preserve"> structured Wikidata properties.</w:t>
+            </w:r>
+            <w:r>
+              <w:rPr>
+                <w:sz w:val="24"/>
+                <w:szCs w:val="24"/>
+              </w:rPr>
+              <w:br/>
+            </w:r>
+            <w:r>
+              <w:rPr>
+                <w:sz w:val="24"/>
+                <w:szCs w:val="24"/>
+              </w:rPr>
+              <w:br/>
+            </w:r>
+            <w:r>
+              <w:rPr>
+                <w:sz w:val="24"/>
+                <w:szCs w:val="24"/>
+              </w:rPr>
+              <w:t>If the information is not factual and accurate or includes</w:t>
+            </w:r>
+            <w:r>
+              <w:rPr>
+                <w:sz w:val="24"/>
+                <w:szCs w:val="24"/>
+              </w:rPr>
+              <w:t xml:space="preserve"> false statements or misinformation</w:t>
+            </w:r>
+            <w:r>
+              <w:rPr>
+                <w:sz w:val="24"/>
+                <w:szCs w:val="24"/>
+              </w:rPr>
+              <w:t>,</w:t>
+            </w:r>
+            <w:r>
+              <w:rPr>
+                <w:sz w:val="24"/>
+                <w:szCs w:val="24"/>
+              </w:rPr>
+              <w:t xml:space="preserve"> then the retrieval system will just pass on the false statements or misinformation to the user (garbage in -&gt; garbage out). </w:t>
+            </w:r>
+            <w:r>
+              <w:rPr>
+                <w:sz w:val="24"/>
+                <w:szCs w:val="24"/>
+              </w:rPr>
+              <w:t>If the information is too broad</w:t>
+            </w:r>
+            <w:r>
+              <w:rPr>
+                <w:sz w:val="24"/>
+                <w:szCs w:val="24"/>
+              </w:rPr>
+              <w:t>,</w:t>
+            </w:r>
+            <w:r>
+              <w:rPr>
+                <w:sz w:val="24"/>
+                <w:szCs w:val="24"/>
+              </w:rPr>
+              <w:t xml:space="preserve"> not precise enough to answer the users’ questions</w:t>
+            </w:r>
+            <w:r>
+              <w:rPr>
+                <w:sz w:val="24"/>
+                <w:szCs w:val="24"/>
+              </w:rPr>
+              <w:t>, contains too much noise or irrelevant context</w:t>
+            </w:r>
+            <w:r>
+              <w:rPr>
+                <w:sz w:val="24"/>
+                <w:szCs w:val="24"/>
+              </w:rPr>
+              <w:t xml:space="preserve">, or </w:t>
+            </w:r>
+            <w:r>
+              <w:rPr>
+                <w:sz w:val="24"/>
+                <w:szCs w:val="24"/>
+              </w:rPr>
+              <w:t>is incomplete,</w:t>
+            </w:r>
+            <w:r>
+              <w:rPr>
+                <w:sz w:val="24"/>
+                <w:szCs w:val="24"/>
+              </w:rPr>
+              <w:t xml:space="preserve"> then the model</w:t>
+            </w:r>
+            <w:r>
+              <w:rPr>
+                <w:sz w:val="24"/>
+                <w:szCs w:val="24"/>
+              </w:rPr>
+              <w:t xml:space="preserve"> </w:t>
+            </w:r>
+            <w:r>
+              <w:rPr>
+                <w:sz w:val="24"/>
+                <w:szCs w:val="24"/>
+              </w:rPr>
+              <w:t>is more likely to</w:t>
+            </w:r>
+            <w:r>
+              <w:rPr>
+                <w:sz w:val="24"/>
+                <w:szCs w:val="24"/>
+              </w:rPr>
+              <w:t xml:space="preserve"> fill in the details with fabrications </w:t>
+            </w:r>
+            <w:r>
+              <w:rPr>
+                <w:sz w:val="24"/>
+                <w:szCs w:val="24"/>
+              </w:rPr>
+              <w:t>or</w:t>
+            </w:r>
+            <w:r>
+              <w:rPr>
+                <w:sz w:val="24"/>
+                <w:szCs w:val="24"/>
+              </w:rPr>
+              <w:t xml:space="preserve"> stitch seemingly relevant factoids together</w:t>
+            </w:r>
+            <w:r>
+              <w:rPr>
+                <w:sz w:val="24"/>
+                <w:szCs w:val="24"/>
+              </w:rPr>
+              <w:t xml:space="preserve"> into a plausibly detailed </w:t>
+            </w:r>
+            <w:r>
+              <w:rPr>
+                <w:sz w:val="24"/>
+                <w:szCs w:val="24"/>
+              </w:rPr>
+              <w:t xml:space="preserve">but false </w:t>
+            </w:r>
+            <w:r>
+              <w:rPr>
+                <w:sz w:val="24"/>
+                <w:szCs w:val="24"/>
+              </w:rPr>
+              <w:t>answer, since it regards the</w:t>
+            </w:r>
+            <w:r>
+              <w:rPr>
+                <w:sz w:val="24"/>
+                <w:szCs w:val="24"/>
+              </w:rPr>
+              <w:t xml:space="preserve"> retrieved information as authoritative. </w:t>
+            </w:r>
           </w:p>
         </w:tc>
       </w:tr>
@@ -1738,62 +5273,302 @@
                 <w:sz w:val="24"/>
                 <w:szCs w:val="24"/>
               </w:rPr>
-              <w:t>Response:</w:t>
-            </w:r>
-          </w:p>
-          <w:p>
-            <w:pPr>
-              <w:spacing w:after="120"/>
-              <w:rPr>
-                <w:sz w:val="24"/>
-                <w:szCs w:val="24"/>
-              </w:rPr>
-            </w:pPr>
-          </w:p>
-          <w:p>
-            <w:pPr>
-              <w:spacing w:after="120"/>
-              <w:rPr>
-                <w:sz w:val="24"/>
-                <w:szCs w:val="24"/>
-              </w:rPr>
-            </w:pPr>
-          </w:p>
-          <w:p>
-            <w:pPr>
-              <w:spacing w:after="120"/>
-              <w:rPr>
-                <w:sz w:val="24"/>
-                <w:szCs w:val="24"/>
-              </w:rPr>
-            </w:pPr>
-          </w:p>
-          <w:p>
-            <w:pPr>
-              <w:spacing w:after="120"/>
-              <w:rPr>
-                <w:sz w:val="24"/>
-                <w:szCs w:val="24"/>
-              </w:rPr>
-            </w:pPr>
-          </w:p>
-          <w:p>
-            <w:pPr>
-              <w:spacing w:after="120"/>
-              <w:rPr>
-                <w:sz w:val="24"/>
-                <w:szCs w:val="24"/>
-              </w:rPr>
-            </w:pPr>
-          </w:p>
-          <w:p>
-            <w:pPr>
-              <w:spacing w:after="120"/>
-              <w:rPr>
-                <w:sz w:val="24"/>
-                <w:szCs w:val="24"/>
-              </w:rPr>
-            </w:pPr>
+              <w:t>Retrieval</w:t>
+            </w:r>
+            <w:r>
+              <w:rPr>
+                <w:sz w:val="24"/>
+                <w:szCs w:val="24"/>
+              </w:rPr>
+              <w:t xml:space="preserve"> is necessary when the information being queried is </w:t>
+            </w:r>
+            <w:r>
+              <w:rPr>
+                <w:sz w:val="24"/>
+                <w:szCs w:val="24"/>
+              </w:rPr>
+              <w:t>simply not available to the model because it is private</w:t>
+            </w:r>
+            <w:r>
+              <w:rPr>
+                <w:sz w:val="24"/>
+                <w:szCs w:val="24"/>
+              </w:rPr>
+              <w:t xml:space="preserve"> and unavailable to web crawlers</w:t>
+            </w:r>
+            <w:r>
+              <w:rPr>
+                <w:sz w:val="24"/>
+                <w:szCs w:val="24"/>
+              </w:rPr>
+              <w:t xml:space="preserve">, </w:t>
+            </w:r>
+            <w:r>
+              <w:rPr>
+                <w:sz w:val="24"/>
+                <w:szCs w:val="24"/>
+              </w:rPr>
+              <w:t xml:space="preserve">when it is </w:t>
+            </w:r>
+            <w:r>
+              <w:rPr>
+                <w:sz w:val="24"/>
+                <w:szCs w:val="24"/>
+              </w:rPr>
+              <w:t>obscure enough that it either does not appear in the model’s training data or is</w:t>
+            </w:r>
+            <w:r>
+              <w:rPr>
+                <w:sz w:val="24"/>
+                <w:szCs w:val="24"/>
+              </w:rPr>
+              <w:t xml:space="preserve"> sparse </w:t>
+            </w:r>
+            <w:r>
+              <w:rPr>
+                <w:sz w:val="24"/>
+                <w:szCs w:val="24"/>
+              </w:rPr>
+              <w:t xml:space="preserve">or poorly connected, when </w:t>
+            </w:r>
+            <w:r>
+              <w:rPr>
+                <w:sz w:val="24"/>
+                <w:szCs w:val="24"/>
+              </w:rPr>
+              <w:t xml:space="preserve">it </w:t>
+            </w:r>
+            <w:r>
+              <w:rPr>
+                <w:sz w:val="24"/>
+                <w:szCs w:val="24"/>
+              </w:rPr>
+              <w:t>is</w:t>
+            </w:r>
+            <w:r>
+              <w:rPr>
+                <w:sz w:val="24"/>
+                <w:szCs w:val="24"/>
+              </w:rPr>
+              <w:t xml:space="preserve"> recent or pertains to events that took place past the model’s training data cut off, </w:t>
+            </w:r>
+            <w:r>
+              <w:rPr>
+                <w:sz w:val="24"/>
+                <w:szCs w:val="24"/>
+              </w:rPr>
+              <w:t>when it is</w:t>
+            </w:r>
+            <w:r>
+              <w:rPr>
+                <w:sz w:val="24"/>
+                <w:szCs w:val="24"/>
+              </w:rPr>
+              <w:t xml:space="preserve"> </w:t>
+            </w:r>
+            <w:r>
+              <w:rPr>
+                <w:sz w:val="24"/>
+                <w:szCs w:val="24"/>
+              </w:rPr>
+              <w:t xml:space="preserve">more precisely </w:t>
+            </w:r>
+            <w:r>
+              <w:rPr>
+                <w:sz w:val="24"/>
+                <w:szCs w:val="24"/>
+              </w:rPr>
+              <w:t xml:space="preserve">formulated by domain experts than </w:t>
+            </w:r>
+            <w:r>
+              <w:rPr>
+                <w:sz w:val="24"/>
+                <w:szCs w:val="24"/>
+              </w:rPr>
+              <w:t>a lay person’s</w:t>
+            </w:r>
+            <w:r>
+              <w:rPr>
+                <w:sz w:val="24"/>
+                <w:szCs w:val="24"/>
+              </w:rPr>
+              <w:t xml:space="preserve"> typical formulation, when it involves domain-specific language</w:t>
+            </w:r>
+            <w:r>
+              <w:rPr>
+                <w:sz w:val="24"/>
+                <w:szCs w:val="24"/>
+              </w:rPr>
+              <w:t xml:space="preserve">, </w:t>
+            </w:r>
+            <w:r>
+              <w:rPr>
+                <w:sz w:val="24"/>
+                <w:szCs w:val="24"/>
+              </w:rPr>
+              <w:t xml:space="preserve">when it pertains to a dynamic or fast-changing field, </w:t>
+            </w:r>
+            <w:r>
+              <w:rPr>
+                <w:sz w:val="24"/>
+                <w:szCs w:val="24"/>
+              </w:rPr>
+              <w:t>when</w:t>
+            </w:r>
+            <w:r>
+              <w:rPr>
+                <w:sz w:val="24"/>
+                <w:szCs w:val="24"/>
+              </w:rPr>
+              <w:t xml:space="preserve"> </w:t>
+            </w:r>
+            <w:r>
+              <w:rPr>
+                <w:sz w:val="24"/>
+                <w:szCs w:val="24"/>
+              </w:rPr>
+              <w:t xml:space="preserve">it is </w:t>
+            </w:r>
+            <w:r>
+              <w:rPr>
+                <w:sz w:val="24"/>
+                <w:szCs w:val="24"/>
+              </w:rPr>
+              <w:t>hyper-specific such as a detailed citation or quote</w:t>
+            </w:r>
+            <w:r>
+              <w:rPr>
+                <w:sz w:val="24"/>
+                <w:szCs w:val="24"/>
+              </w:rPr>
+              <w:t xml:space="preserve">, </w:t>
+            </w:r>
+            <w:r>
+              <w:rPr>
+                <w:sz w:val="24"/>
+                <w:szCs w:val="24"/>
+              </w:rPr>
+              <w:t xml:space="preserve">or </w:t>
+            </w:r>
+            <w:r>
+              <w:rPr>
+                <w:sz w:val="24"/>
+                <w:szCs w:val="24"/>
+              </w:rPr>
+              <w:t xml:space="preserve">when </w:t>
+            </w:r>
+            <w:r>
+              <w:rPr>
+                <w:sz w:val="24"/>
+                <w:szCs w:val="24"/>
+              </w:rPr>
+              <w:t>it</w:t>
+            </w:r>
+            <w:r>
+              <w:rPr>
+                <w:sz w:val="24"/>
+                <w:szCs w:val="24"/>
+              </w:rPr>
+              <w:t xml:space="preserve"> </w:t>
+            </w:r>
+            <w:r>
+              <w:rPr>
+                <w:sz w:val="24"/>
+                <w:szCs w:val="24"/>
+              </w:rPr>
+              <w:t>involves an overturning of long-established conventional wisdom</w:t>
+            </w:r>
+            <w:r>
+              <w:rPr>
+                <w:sz w:val="24"/>
+                <w:szCs w:val="24"/>
+              </w:rPr>
+              <w:t xml:space="preserve">. </w:t>
+            </w:r>
+            <w:r>
+              <w:rPr>
+                <w:sz w:val="24"/>
+                <w:szCs w:val="24"/>
+              </w:rPr>
+              <w:t xml:space="preserve">Retrieval may be unnecessary for casual questions </w:t>
+            </w:r>
+            <w:r>
+              <w:rPr>
+                <w:sz w:val="24"/>
+                <w:szCs w:val="24"/>
+              </w:rPr>
+              <w:t xml:space="preserve">about </w:t>
+            </w:r>
+            <w:r>
+              <w:rPr>
+                <w:sz w:val="24"/>
+                <w:szCs w:val="24"/>
+              </w:rPr>
+              <w:t>established common knowledge</w:t>
+            </w:r>
+            <w:r>
+              <w:rPr>
+                <w:sz w:val="24"/>
+                <w:szCs w:val="24"/>
+              </w:rPr>
+              <w:t>,</w:t>
+            </w:r>
+            <w:r>
+              <w:rPr>
+                <w:sz w:val="24"/>
+                <w:szCs w:val="24"/>
+              </w:rPr>
+              <w:t xml:space="preserve"> </w:t>
+            </w:r>
+            <w:r>
+              <w:rPr>
+                <w:sz w:val="24"/>
+                <w:szCs w:val="24"/>
+              </w:rPr>
+              <w:t xml:space="preserve">or pertaining to a stable field of </w:t>
+            </w:r>
+            <w:r>
+              <w:rPr>
+                <w:sz w:val="24"/>
+                <w:szCs w:val="24"/>
+              </w:rPr>
+              <w:t>knowledge,</w:t>
+            </w:r>
+            <w:r>
+              <w:rPr>
+                <w:sz w:val="24"/>
+                <w:szCs w:val="24"/>
+              </w:rPr>
+              <w:t xml:space="preserve"> </w:t>
+            </w:r>
+            <w:r>
+              <w:rPr>
+                <w:sz w:val="24"/>
+                <w:szCs w:val="24"/>
+              </w:rPr>
+              <w:t>that</w:t>
+            </w:r>
+            <w:r>
+              <w:rPr>
+                <w:sz w:val="24"/>
+                <w:szCs w:val="24"/>
+              </w:rPr>
+              <w:t xml:space="preserve"> do not require grounding, current information, quotations, or citations. It remains necessary when the system must demonstrate that its answer comes from the specified Wikipedia collection</w:t>
+            </w:r>
+            <w:r>
+              <w:rPr>
+                <w:sz w:val="24"/>
+                <w:szCs w:val="24"/>
+              </w:rPr>
+              <w:t>.</w:t>
+            </w:r>
+            <w:r>
+              <w:rPr>
+                <w:sz w:val="24"/>
+                <w:szCs w:val="24"/>
+              </w:rPr>
+              <w:t xml:space="preserve"> </w:t>
+            </w:r>
           </w:p>
         </w:tc>
       </w:tr>
@@ -1806,14 +5581,11 @@
         </w:rPr>
       </w:pPr>
     </w:p>
-    <w:p/>
-    <w:p/>
     <w:p>
       <w:pPr>
         <w:pStyle w:val="Heading1"/>
       </w:pPr>
       <w:r>
-        <w:lastRenderedPageBreak/>
         <w:t>7. Reflection and Next Steps</w:t>
       </w:r>
     </w:p>
@@ -1827,6 +5599,7 @@
         </w:rPr>
       </w:pPr>
       <w:r>
+        <w:lastRenderedPageBreak/>
         <w:t>Explain how the precision, relevance, and accuracy of retrieved information affect output quality, system reliability, and user trust. Consider how retrieval quality might improve or degrade system performance. What could happen if the retrieved information is incomplete, loosely related, outdated, or inaccurate</w:t>
       </w:r>
       <w:r>
@@ -1893,6 +5666,7 @@
           </w:tcPr>
           <w:p>
             <w:pPr>
+              <w:spacing w:after="120"/>
               <w:rPr>
                 <w:sz w:val="24"/>
                 <w:szCs w:val="24"/>
@@ -1903,62 +5677,176 @@
                 <w:sz w:val="24"/>
                 <w:szCs w:val="24"/>
               </w:rPr>
-              <w:t>Response:</w:t>
-            </w:r>
-          </w:p>
-          <w:p>
-            <w:pPr>
-              <w:spacing w:after="120"/>
-              <w:rPr>
-                <w:sz w:val="24"/>
-                <w:szCs w:val="24"/>
-              </w:rPr>
-            </w:pPr>
-          </w:p>
-          <w:p>
-            <w:pPr>
-              <w:spacing w:after="120"/>
-              <w:rPr>
-                <w:sz w:val="24"/>
-                <w:szCs w:val="24"/>
-              </w:rPr>
-            </w:pPr>
-          </w:p>
-          <w:p>
-            <w:pPr>
-              <w:spacing w:after="120"/>
-              <w:rPr>
-                <w:sz w:val="24"/>
-                <w:szCs w:val="24"/>
-              </w:rPr>
-            </w:pPr>
-          </w:p>
-          <w:p>
-            <w:pPr>
-              <w:spacing w:after="120"/>
-              <w:rPr>
-                <w:sz w:val="24"/>
-                <w:szCs w:val="24"/>
-              </w:rPr>
-            </w:pPr>
-          </w:p>
-          <w:p>
-            <w:pPr>
-              <w:spacing w:after="120"/>
-              <w:rPr>
-                <w:sz w:val="24"/>
-                <w:szCs w:val="24"/>
-              </w:rPr>
-            </w:pPr>
-          </w:p>
-          <w:p>
-            <w:pPr>
-              <w:spacing w:after="120"/>
-              <w:rPr>
-                <w:sz w:val="24"/>
-                <w:szCs w:val="24"/>
-              </w:rPr>
-            </w:pPr>
+              <w:t>F</w:t>
+            </w:r>
+            <w:r>
+              <w:rPr>
+                <w:sz w:val="24"/>
+                <w:szCs w:val="24"/>
+              </w:rPr>
+              <w:t>aulty</w:t>
+            </w:r>
+            <w:r>
+              <w:rPr>
+                <w:sz w:val="24"/>
+                <w:szCs w:val="24"/>
+              </w:rPr>
+              <w:t xml:space="preserve"> source material </w:t>
+            </w:r>
+            <w:r>
+              <w:rPr>
+                <w:sz w:val="24"/>
+                <w:szCs w:val="24"/>
+              </w:rPr>
+              <w:t xml:space="preserve">will </w:t>
+            </w:r>
+            <w:r>
+              <w:rPr>
+                <w:sz w:val="24"/>
+                <w:szCs w:val="24"/>
+              </w:rPr>
+              <w:t xml:space="preserve">directly compromise a retrieval system's output. </w:t>
+            </w:r>
+            <w:r>
+              <w:rPr>
+                <w:sz w:val="24"/>
+                <w:szCs w:val="24"/>
+              </w:rPr>
+              <w:t xml:space="preserve">When the system </w:t>
+            </w:r>
+            <w:r>
+              <w:rPr>
+                <w:sz w:val="24"/>
+                <w:szCs w:val="24"/>
+              </w:rPr>
+              <w:t>retrieves information</w:t>
+            </w:r>
+            <w:r>
+              <w:rPr>
+                <w:sz w:val="24"/>
+                <w:szCs w:val="24"/>
+              </w:rPr>
+              <w:t xml:space="preserve"> that is incorrect or misleading, it simply relays those errors straight to the user.</w:t>
+            </w:r>
+            <w:r>
+              <w:rPr>
+                <w:sz w:val="24"/>
+                <w:szCs w:val="24"/>
+              </w:rPr>
+              <w:t xml:space="preserve"> If</w:t>
+            </w:r>
+            <w:r>
+              <w:rPr>
+                <w:sz w:val="24"/>
+                <w:szCs w:val="24"/>
+              </w:rPr>
+              <w:t xml:space="preserve"> the retrieved information is vague, cluttered with irrelevant details, incomplete, </w:t>
+            </w:r>
+            <w:r>
+              <w:rPr>
+                <w:sz w:val="24"/>
+                <w:szCs w:val="24"/>
+              </w:rPr>
+              <w:t xml:space="preserve">or out of date </w:t>
+            </w:r>
+            <w:r>
+              <w:rPr>
+                <w:sz w:val="24"/>
+                <w:szCs w:val="24"/>
+              </w:rPr>
+              <w:t xml:space="preserve">the </w:t>
+            </w:r>
+            <w:r>
+              <w:rPr>
+                <w:sz w:val="24"/>
+                <w:szCs w:val="24"/>
+              </w:rPr>
+              <w:t xml:space="preserve">LLM </w:t>
+            </w:r>
+            <w:r>
+              <w:rPr>
+                <w:sz w:val="24"/>
+                <w:szCs w:val="24"/>
+              </w:rPr>
+              <w:t xml:space="preserve">may </w:t>
+            </w:r>
+            <w:r>
+              <w:rPr>
+                <w:sz w:val="24"/>
+                <w:szCs w:val="24"/>
+              </w:rPr>
+              <w:t xml:space="preserve">still treat it as </w:t>
+            </w:r>
+            <w:r>
+              <w:rPr>
+                <w:sz w:val="24"/>
+                <w:szCs w:val="24"/>
+              </w:rPr>
+              <w:t>authoritative</w:t>
+            </w:r>
+            <w:r>
+              <w:rPr>
+                <w:sz w:val="24"/>
+                <w:szCs w:val="24"/>
+              </w:rPr>
+              <w:t xml:space="preserve">. In trying to force an answer from an inadequate source, the model </w:t>
+            </w:r>
+            <w:r>
+              <w:rPr>
+                <w:sz w:val="24"/>
+                <w:szCs w:val="24"/>
+              </w:rPr>
+              <w:t xml:space="preserve">may </w:t>
+            </w:r>
+            <w:r>
+              <w:rPr>
+                <w:sz w:val="24"/>
+                <w:szCs w:val="24"/>
+              </w:rPr>
+              <w:t>blend unrelated facts or invent missing details, resulting in a false response that appears convincing.</w:t>
+            </w:r>
+            <w:r>
+              <w:rPr>
+                <w:sz w:val="24"/>
+                <w:szCs w:val="24"/>
+              </w:rPr>
+              <w:t xml:space="preserve"> </w:t>
+            </w:r>
+            <w:r>
+              <w:rPr>
+                <w:sz w:val="24"/>
+                <w:szCs w:val="24"/>
+              </w:rPr>
+              <w:t xml:space="preserve">This can </w:t>
+            </w:r>
+            <w:r>
+              <w:rPr>
+                <w:sz w:val="24"/>
+                <w:szCs w:val="24"/>
+              </w:rPr>
+              <w:t>result in poorer recall and precision than the model</w:t>
+            </w:r>
+            <w:r>
+              <w:rPr>
+                <w:sz w:val="24"/>
+                <w:szCs w:val="24"/>
+              </w:rPr>
+              <w:t xml:space="preserve"> exhibits without retrieval, causing sever</w:t>
+            </w:r>
+            <w:r>
+              <w:rPr>
+                <w:sz w:val="24"/>
+                <w:szCs w:val="24"/>
+              </w:rPr>
+              <w:t>e</w:t>
+            </w:r>
+            <w:r>
+              <w:rPr>
+                <w:sz w:val="24"/>
+                <w:szCs w:val="24"/>
+              </w:rPr>
+              <w:t xml:space="preserve"> loss of trust.</w:t>
+            </w:r>
           </w:p>
         </w:tc>
       </w:tr>
@@ -2090,6 +5978,7 @@
           </w:tcPr>
           <w:p>
             <w:pPr>
+              <w:spacing w:after="120"/>
               <w:rPr>
                 <w:sz w:val="24"/>
                 <w:szCs w:val="24"/>
@@ -2100,7 +5989,112 @@
                 <w:sz w:val="24"/>
                 <w:szCs w:val="24"/>
               </w:rPr>
-              <w:t>Response:</w:t>
+              <w:t xml:space="preserve">Prior to module 1 I thought I had a good understanding of the limitations of LLMs and the need to fact check their output. </w:t>
+            </w:r>
+            <w:r>
+              <w:rPr>
+                <w:sz w:val="24"/>
+                <w:szCs w:val="24"/>
+              </w:rPr>
+              <w:t>I now realize that LLMs fabricate and mislead</w:t>
+            </w:r>
+            <w:r>
+              <w:rPr>
+                <w:sz w:val="24"/>
+                <w:szCs w:val="24"/>
+              </w:rPr>
+              <w:t xml:space="preserve"> a lot more than I thought. Obviously</w:t>
+            </w:r>
+            <w:r>
+              <w:rPr>
+                <w:sz w:val="24"/>
+                <w:szCs w:val="24"/>
+              </w:rPr>
+              <w:t>,</w:t>
+            </w:r>
+            <w:r>
+              <w:rPr>
+                <w:sz w:val="24"/>
+                <w:szCs w:val="24"/>
+              </w:rPr>
+              <w:t xml:space="preserve"> hyperparameters such as temperature can make an immediate difference to</w:t>
+            </w:r>
+            <w:r>
+              <w:rPr>
+                <w:sz w:val="24"/>
+                <w:szCs w:val="24"/>
+              </w:rPr>
+              <w:t xml:space="preserve"> the reliability of the response. Also</w:t>
+            </w:r>
+            <w:r>
+              <w:rPr>
+                <w:sz w:val="24"/>
+                <w:szCs w:val="24"/>
+              </w:rPr>
+              <w:t>,</w:t>
+            </w:r>
+            <w:r>
+              <w:rPr>
+                <w:sz w:val="24"/>
+                <w:szCs w:val="24"/>
+              </w:rPr>
+              <w:t xml:space="preserve"> the </w:t>
+            </w:r>
+            <w:r>
+              <w:rPr>
+                <w:sz w:val="24"/>
+                <w:szCs w:val="24"/>
+              </w:rPr>
+              <w:t xml:space="preserve">dimensionality of the embedding </w:t>
+            </w:r>
+            <w:r>
+              <w:rPr>
+                <w:sz w:val="24"/>
+                <w:szCs w:val="24"/>
+              </w:rPr>
+              <w:t xml:space="preserve">model and the </w:t>
+            </w:r>
+            <w:r>
+              <w:rPr>
+                <w:sz w:val="24"/>
+                <w:szCs w:val="24"/>
+              </w:rPr>
+              <w:t>number of</w:t>
+            </w:r>
+            <w:r>
+              <w:rPr>
+                <w:sz w:val="24"/>
+                <w:szCs w:val="24"/>
+              </w:rPr>
+              <w:t xml:space="preserve"> model </w:t>
+            </w:r>
+            <w:r>
+              <w:rPr>
+                <w:sz w:val="24"/>
+                <w:szCs w:val="24"/>
+              </w:rPr>
+              <w:t>parameters</w:t>
+            </w:r>
+            <w:r>
+              <w:rPr>
+                <w:sz w:val="24"/>
+                <w:szCs w:val="24"/>
+              </w:rPr>
+              <w:t xml:space="preserve"> can make a huge difference. </w:t>
+            </w:r>
+            <w:r>
+              <w:rPr>
+                <w:sz w:val="24"/>
+                <w:szCs w:val="24"/>
+              </w:rPr>
+              <w:t xml:space="preserve">I intend to </w:t>
+            </w:r>
+            <w:r>
+              <w:rPr>
+                <w:sz w:val="24"/>
+                <w:szCs w:val="24"/>
+              </w:rPr>
+              <w:t xml:space="preserve">experiment with hyperparameters, embedding models and model variation in future tests. </w:t>
             </w:r>
           </w:p>
           <w:p>
@@ -2111,6 +6105,188 @@
                 <w:szCs w:val="24"/>
               </w:rPr>
             </w:pPr>
+            <w:r>
+              <w:rPr>
+                <w:sz w:val="24"/>
+                <w:szCs w:val="24"/>
+              </w:rPr>
+              <w:t xml:space="preserve">But what this module has taught me more than anything </w:t>
+            </w:r>
+            <w:r>
+              <w:rPr>
+                <w:sz w:val="24"/>
+                <w:szCs w:val="24"/>
+              </w:rPr>
+              <w:t>are</w:t>
+            </w:r>
+            <w:r>
+              <w:rPr>
+                <w:sz w:val="24"/>
+                <w:szCs w:val="24"/>
+              </w:rPr>
+              <w:t xml:space="preserve"> the types of questions that stretch parametric memory to the limits</w:t>
+            </w:r>
+            <w:r>
+              <w:rPr>
+                <w:sz w:val="24"/>
+                <w:szCs w:val="24"/>
+              </w:rPr>
+              <w:t xml:space="preserve"> and beyond</w:t>
+            </w:r>
+            <w:r>
+              <w:rPr>
+                <w:sz w:val="24"/>
+                <w:szCs w:val="24"/>
+              </w:rPr>
+              <w:t xml:space="preserve">: the stochastic </w:t>
+            </w:r>
+            <w:r>
+              <w:rPr>
+                <w:sz w:val="24"/>
+                <w:szCs w:val="24"/>
+              </w:rPr>
+              <w:t xml:space="preserve">and generative </w:t>
+            </w:r>
+            <w:r>
+              <w:rPr>
+                <w:sz w:val="24"/>
+                <w:szCs w:val="24"/>
+              </w:rPr>
+              <w:t>nature of</w:t>
+            </w:r>
+            <w:r>
+              <w:rPr>
+                <w:sz w:val="24"/>
+                <w:szCs w:val="24"/>
+              </w:rPr>
+              <w:t xml:space="preserve"> an LLM’s approach to</w:t>
+            </w:r>
+            <w:r>
+              <w:rPr>
+                <w:sz w:val="24"/>
+                <w:szCs w:val="24"/>
+              </w:rPr>
+              <w:t xml:space="preserve"> answering user questions, </w:t>
+            </w:r>
+            <w:r>
+              <w:rPr>
+                <w:sz w:val="24"/>
+                <w:szCs w:val="24"/>
+              </w:rPr>
+              <w:t>the model’s pr</w:t>
+            </w:r>
+            <w:r>
+              <w:rPr>
+                <w:sz w:val="24"/>
+                <w:szCs w:val="24"/>
+              </w:rPr>
+              <w:t xml:space="preserve">opensity </w:t>
+            </w:r>
+            <w:r>
+              <w:rPr>
+                <w:sz w:val="24"/>
+                <w:szCs w:val="24"/>
+              </w:rPr>
+              <w:t xml:space="preserve">to </w:t>
+            </w:r>
+            <w:r>
+              <w:rPr>
+                <w:sz w:val="24"/>
+                <w:szCs w:val="24"/>
+              </w:rPr>
+              <w:t>provid</w:t>
+            </w:r>
+            <w:r>
+              <w:rPr>
+                <w:sz w:val="24"/>
+                <w:szCs w:val="24"/>
+              </w:rPr>
+              <w:t>e</w:t>
+            </w:r>
+            <w:r>
+              <w:rPr>
+                <w:sz w:val="24"/>
+                <w:szCs w:val="24"/>
+              </w:rPr>
+              <w:t xml:space="preserve"> an answer regardless of </w:t>
+            </w:r>
+            <w:r>
+              <w:rPr>
+                <w:sz w:val="24"/>
+                <w:szCs w:val="24"/>
+              </w:rPr>
+              <w:t>how grounded it is,</w:t>
+            </w:r>
+            <w:r>
+              <w:rPr>
+                <w:sz w:val="24"/>
+                <w:szCs w:val="24"/>
+              </w:rPr>
+              <w:t xml:space="preserve"> </w:t>
+            </w:r>
+            <w:r>
+              <w:rPr>
+                <w:sz w:val="24"/>
+                <w:szCs w:val="24"/>
+              </w:rPr>
+              <w:t>the way it blindly combines loosely related factoids into a compelling but false answer</w:t>
+            </w:r>
+            <w:r>
+              <w:rPr>
+                <w:sz w:val="24"/>
+                <w:szCs w:val="24"/>
+              </w:rPr>
+              <w:t xml:space="preserve">. </w:t>
+            </w:r>
+            <w:r>
+              <w:rPr>
+                <w:sz w:val="24"/>
+                <w:szCs w:val="24"/>
+              </w:rPr>
+              <w:t>I also learned that RAG itself can produce hallucinated</w:t>
+            </w:r>
+            <w:r>
+              <w:rPr>
+                <w:sz w:val="24"/>
+                <w:szCs w:val="24"/>
+              </w:rPr>
+              <w:t>,</w:t>
+            </w:r>
+            <w:r>
+              <w:rPr>
+                <w:sz w:val="24"/>
+                <w:szCs w:val="24"/>
+              </w:rPr>
+              <w:t xml:space="preserve"> factually incorrect</w:t>
+            </w:r>
+            <w:r>
+              <w:rPr>
+                <w:sz w:val="24"/>
+                <w:szCs w:val="24"/>
+              </w:rPr>
+              <w:t xml:space="preserve">, or incomplete responses. </w:t>
+            </w:r>
+            <w:r>
+              <w:rPr>
+                <w:sz w:val="24"/>
+                <w:szCs w:val="24"/>
+              </w:rPr>
+              <w:t xml:space="preserve">These limitations are greater than I appreciated before the class. </w:t>
+            </w:r>
+            <w:r>
+              <w:rPr>
+                <w:sz w:val="24"/>
+                <w:szCs w:val="24"/>
+              </w:rPr>
+              <w:t xml:space="preserve"> </w:t>
+            </w:r>
+            <w:r>
+              <w:rPr>
+                <w:sz w:val="24"/>
+                <w:szCs w:val="24"/>
+              </w:rPr>
+              <w:t xml:space="preserve"> </w:t>
+            </w:r>
           </w:p>
           <w:p>
             <w:pPr>
@@ -2120,42 +6296,168 @@
                 <w:szCs w:val="24"/>
               </w:rPr>
             </w:pPr>
-          </w:p>
-          <w:p>
-            <w:pPr>
-              <w:spacing w:after="120"/>
-              <w:rPr>
-                <w:sz w:val="24"/>
-                <w:szCs w:val="24"/>
-              </w:rPr>
-            </w:pPr>
-          </w:p>
-          <w:p>
-            <w:pPr>
-              <w:spacing w:after="120"/>
-              <w:rPr>
-                <w:sz w:val="24"/>
-                <w:szCs w:val="24"/>
-              </w:rPr>
-            </w:pPr>
-          </w:p>
-          <w:p>
-            <w:pPr>
-              <w:spacing w:after="120"/>
-              <w:rPr>
-                <w:sz w:val="24"/>
-                <w:szCs w:val="24"/>
-              </w:rPr>
-            </w:pPr>
-          </w:p>
-          <w:p>
-            <w:pPr>
-              <w:spacing w:after="120"/>
-              <w:rPr>
-                <w:sz w:val="24"/>
-                <w:szCs w:val="24"/>
-              </w:rPr>
-            </w:pPr>
+            <w:r>
+              <w:rPr>
+                <w:sz w:val="24"/>
+                <w:szCs w:val="24"/>
+              </w:rPr>
+              <w:t>Given that my own trust in LLMs has been</w:t>
+            </w:r>
+            <w:r>
+              <w:rPr>
+                <w:sz w:val="24"/>
+                <w:szCs w:val="24"/>
+              </w:rPr>
+              <w:t xml:space="preserve"> somewhat shaken, g</w:t>
+            </w:r>
+            <w:r>
+              <w:rPr>
+                <w:sz w:val="24"/>
+                <w:szCs w:val="24"/>
+              </w:rPr>
+              <w:t>oing forward it</w:t>
+            </w:r>
+            <w:r>
+              <w:rPr>
+                <w:sz w:val="24"/>
+                <w:szCs w:val="24"/>
+              </w:rPr>
+              <w:t xml:space="preserve"> will be </w:t>
+            </w:r>
+            <w:r>
+              <w:rPr>
+                <w:sz w:val="24"/>
+                <w:szCs w:val="24"/>
+              </w:rPr>
+              <w:t xml:space="preserve">vitally important </w:t>
+            </w:r>
+            <w:r>
+              <w:rPr>
+                <w:sz w:val="24"/>
+                <w:szCs w:val="24"/>
+              </w:rPr>
+              <w:t xml:space="preserve">for me to </w:t>
+            </w:r>
+            <w:r>
+              <w:rPr>
+                <w:sz w:val="24"/>
+                <w:szCs w:val="24"/>
+              </w:rPr>
+              <w:t xml:space="preserve">develop checks </w:t>
+            </w:r>
+            <w:r>
+              <w:rPr>
+                <w:sz w:val="24"/>
+                <w:szCs w:val="24"/>
+              </w:rPr>
+              <w:t xml:space="preserve">that answers are </w:t>
+            </w:r>
+            <w:r>
+              <w:rPr>
+                <w:sz w:val="24"/>
+                <w:szCs w:val="24"/>
+              </w:rPr>
+              <w:t>grounded</w:t>
+            </w:r>
+            <w:r>
+              <w:rPr>
+                <w:sz w:val="24"/>
+                <w:szCs w:val="24"/>
+              </w:rPr>
+              <w:t xml:space="preserve">, </w:t>
+            </w:r>
+            <w:r>
+              <w:rPr>
+                <w:sz w:val="24"/>
+                <w:szCs w:val="24"/>
+              </w:rPr>
+              <w:t>precis</w:t>
+            </w:r>
+            <w:r>
+              <w:rPr>
+                <w:sz w:val="24"/>
+                <w:szCs w:val="24"/>
+              </w:rPr>
+              <w:t>e</w:t>
+            </w:r>
+            <w:r>
+              <w:rPr>
+                <w:sz w:val="24"/>
+                <w:szCs w:val="24"/>
+              </w:rPr>
+              <w:t>, and complete</w:t>
+            </w:r>
+            <w:r>
+              <w:rPr>
+                <w:sz w:val="24"/>
+                <w:szCs w:val="24"/>
+              </w:rPr>
+              <w:t xml:space="preserve">, even with </w:t>
+            </w:r>
+            <w:r>
+              <w:rPr>
+                <w:sz w:val="24"/>
+                <w:szCs w:val="24"/>
+              </w:rPr>
+              <w:lastRenderedPageBreak/>
+              <w:t>RAG</w:t>
+            </w:r>
+            <w:r>
+              <w:rPr>
+                <w:sz w:val="24"/>
+                <w:szCs w:val="24"/>
+              </w:rPr>
+              <w:t xml:space="preserve">. </w:t>
+            </w:r>
+            <w:r>
+              <w:rPr>
+                <w:sz w:val="24"/>
+                <w:szCs w:val="24"/>
+              </w:rPr>
+              <w:t xml:space="preserve">We have talked in class about developing </w:t>
+            </w:r>
+            <w:r>
+              <w:rPr>
+                <w:sz w:val="24"/>
+                <w:szCs w:val="24"/>
+              </w:rPr>
+              <w:t>a</w:t>
+            </w:r>
+            <w:r>
+              <w:rPr>
+                <w:sz w:val="24"/>
+                <w:szCs w:val="24"/>
+              </w:rPr>
+              <w:t xml:space="preserve"> set of “gold” test questions and answers </w:t>
+            </w:r>
+            <w:r>
+              <w:rPr>
+                <w:sz w:val="24"/>
+                <w:szCs w:val="24"/>
+              </w:rPr>
+              <w:t>as a way to check the reliability of RAG systems. As we build keyword, vector, graph and hybrid retr</w:t>
+            </w:r>
+            <w:r>
+              <w:rPr>
+                <w:sz w:val="24"/>
+                <w:szCs w:val="24"/>
+              </w:rPr>
+              <w:t xml:space="preserve">ievers it will be important to </w:t>
+            </w:r>
+            <w:r>
+              <w:rPr>
+                <w:sz w:val="24"/>
+                <w:szCs w:val="24"/>
+              </w:rPr>
+              <w:t>evaluate these retrievers using a set of repeatable “gold” tests</w:t>
+            </w:r>
+            <w:r>
+              <w:rPr>
+                <w:sz w:val="24"/>
+                <w:szCs w:val="24"/>
+              </w:rPr>
+              <w:t xml:space="preserve">. </w:t>
+            </w:r>
           </w:p>
         </w:tc>
       </w:tr>
@@ -2285,20 +6587,12 @@
                 <w:szCs w:val="24"/>
               </w:rPr>
             </w:pPr>
-          </w:p>
-          <w:p>
-            <w:pPr>
-              <w:rPr>
-                <w:sz w:val="24"/>
-                <w:szCs w:val="24"/>
-              </w:rPr>
-            </w:pPr>
-            <w:r>
-              <w:rPr>
-                <w:sz w:val="24"/>
-                <w:szCs w:val="24"/>
-              </w:rPr>
-              <w:t>Add the name of the supporting material here</w:t>
+            <w:r>
+              <w:rPr>
+                <w:sz w:val="24"/>
+                <w:szCs w:val="24"/>
+              </w:rPr>
+              <w:t>My GitHub repository for the Capstone</w:t>
             </w:r>
           </w:p>
         </w:tc>
@@ -2319,37 +6613,13 @@
                 <w:szCs w:val="24"/>
               </w:rPr>
             </w:pPr>
-          </w:p>
-          <w:p>
-            <w:pPr>
-              <w:rPr>
-                <w:sz w:val="24"/>
-                <w:szCs w:val="24"/>
-              </w:rPr>
-            </w:pPr>
-            <w:r>
-              <w:rPr>
-                <w:sz w:val="24"/>
-                <w:szCs w:val="24"/>
-              </w:rPr>
-              <w:t>Add notes, links, or locations here</w:t>
-            </w:r>
-          </w:p>
-          <w:p>
-            <w:pPr>
-              <w:rPr>
-                <w:sz w:val="24"/>
-                <w:szCs w:val="24"/>
-              </w:rPr>
-            </w:pPr>
-          </w:p>
-          <w:p>
-            <w:pPr>
-              <w:rPr>
-                <w:sz w:val="24"/>
-                <w:szCs w:val="24"/>
-              </w:rPr>
-            </w:pPr>
+            <w:r>
+              <w:rPr>
+                <w:sz w:val="24"/>
+                <w:szCs w:val="24"/>
+              </w:rPr>
+              <w:t>https://github.com/scampb06/MIT_RAG_Capstone</w:t>
+            </w:r>
           </w:p>
         </w:tc>
       </w:tr>
@@ -2371,6 +6641,13 @@
                 <w:szCs w:val="24"/>
               </w:rPr>
             </w:pPr>
+            <w:r>
+              <w:rPr>
+                <w:sz w:val="24"/>
+                <w:szCs w:val="24"/>
+              </w:rPr>
+              <w:t>AA-Omniscience: Knowledge and Hallucination Benchmark</w:t>
+            </w:r>
           </w:p>
         </w:tc>
         <w:tc>
@@ -2390,22 +6667,13 @@
                 <w:szCs w:val="24"/>
               </w:rPr>
             </w:pPr>
-          </w:p>
-          <w:p>
-            <w:pPr>
-              <w:rPr>
-                <w:sz w:val="24"/>
-                <w:szCs w:val="24"/>
-              </w:rPr>
-            </w:pPr>
-          </w:p>
-          <w:p>
-            <w:pPr>
-              <w:rPr>
-                <w:sz w:val="24"/>
-                <w:szCs w:val="24"/>
-              </w:rPr>
-            </w:pPr>
+            <w:r>
+              <w:rPr>
+                <w:sz w:val="24"/>
+                <w:szCs w:val="24"/>
+              </w:rPr>
+              <w:t>https://artificialanalysis.ai/evaluations/omniscience</w:t>
+            </w:r>
           </w:p>
         </w:tc>
       </w:tr>
@@ -2427,6 +6695,13 @@
                 <w:szCs w:val="24"/>
               </w:rPr>
             </w:pPr>
+            <w:r>
+              <w:rPr>
+                <w:sz w:val="24"/>
+                <w:szCs w:val="24"/>
+              </w:rPr>
+              <w:t>SimpleQA Verified</w:t>
+            </w:r>
           </w:p>
         </w:tc>
         <w:tc>
@@ -2446,22 +6721,13 @@
                 <w:szCs w:val="24"/>
               </w:rPr>
             </w:pPr>
-          </w:p>
-          <w:p>
-            <w:pPr>
-              <w:rPr>
-                <w:sz w:val="24"/>
-                <w:szCs w:val="24"/>
-              </w:rPr>
-            </w:pPr>
-          </w:p>
-          <w:p>
-            <w:pPr>
-              <w:rPr>
-                <w:sz w:val="24"/>
-                <w:szCs w:val="24"/>
-              </w:rPr>
-            </w:pPr>
+            <w:r>
+              <w:rPr>
+                <w:sz w:val="24"/>
+                <w:szCs w:val="24"/>
+              </w:rPr>
+              <w:t>https://www.kaggle.com/benchmarks/deepmind/simpleqa-verified</w:t>
+            </w:r>
           </w:p>
         </w:tc>
       </w:tr>
@@ -2483,6 +6749,13 @@
                 <w:szCs w:val="24"/>
               </w:rPr>
             </w:pPr>
+            <w:r>
+              <w:rPr>
+                <w:sz w:val="24"/>
+                <w:szCs w:val="24"/>
+              </w:rPr>
+              <w:t>Retrieval-Augmented Generation Still Hallucinates Under Partial Evidence</w:t>
+            </w:r>
           </w:p>
         </w:tc>
         <w:tc>
@@ -2502,62 +6775,13 @@
                 <w:szCs w:val="24"/>
               </w:rPr>
             </w:pPr>
-          </w:p>
-          <w:p>
-            <w:pPr>
-              <w:rPr>
-                <w:sz w:val="24"/>
-                <w:szCs w:val="24"/>
-              </w:rPr>
-            </w:pPr>
-          </w:p>
-          <w:p>
-            <w:pPr>
-              <w:rPr>
-                <w:sz w:val="24"/>
-                <w:szCs w:val="24"/>
-              </w:rPr>
-            </w:pPr>
-          </w:p>
-        </w:tc>
-      </w:tr>
-      <w:tr>
-        <w:tc>
-          <w:tcPr>
-            <w:tcW w:w="5040" w:type="dxa"/>
-            <w:tcBorders>
-              <w:top w:val="single" w:sz="6" w:space="0" w:color="BFBFBF"/>
-              <w:left w:val="single" w:sz="6" w:space="0" w:color="BFBFBF"/>
-              <w:bottom w:val="single" w:sz="6" w:space="0" w:color="BFBFBF"/>
-              <w:right w:val="single" w:sz="6" w:space="0" w:color="BFBFBF"/>
-            </w:tcBorders>
-          </w:tcPr>
-          <w:p>
-            <w:pPr>
-              <w:rPr>
-                <w:sz w:val="24"/>
-                <w:szCs w:val="24"/>
-              </w:rPr>
-            </w:pPr>
-          </w:p>
-        </w:tc>
-        <w:tc>
-          <w:tcPr>
-            <w:tcW w:w="5040" w:type="dxa"/>
-            <w:tcBorders>
-              <w:top w:val="single" w:sz="6" w:space="0" w:color="BFBFBF"/>
-              <w:left w:val="single" w:sz="6" w:space="0" w:color="BFBFBF"/>
-              <w:bottom w:val="single" w:sz="6" w:space="0" w:color="BFBFBF"/>
-              <w:right w:val="single" w:sz="6" w:space="0" w:color="BFBFBF"/>
-            </w:tcBorders>
-          </w:tcPr>
-          <w:p>
-            <w:pPr>
-              <w:rPr>
-                <w:sz w:val="24"/>
-                <w:szCs w:val="24"/>
-              </w:rPr>
-            </w:pPr>
+            <w:r>
+              <w:rPr>
+                <w:sz w:val="24"/>
+                <w:szCs w:val="24"/>
+              </w:rPr>
+              <w:t>https://openreview.net/pdf/477b70485bd07af1bafc7ece84d40effb1b75c6d.pdf</w:t>
+            </w:r>
           </w:p>
         </w:tc>
       </w:tr>
@@ -2595,10 +6819,10 @@
       </w:r>
     </w:p>
     <w:sectPr>
-      <w:headerReference w:type="even" r:id="rId8"/>
-      <w:headerReference w:type="default" r:id="rId9"/>
-      <w:footerReference w:type="default" r:id="rId10"/>
-      <w:headerReference w:type="first" r:id="rId11"/>
+      <w:headerReference w:type="even" r:id="rId11"/>
+      <w:headerReference w:type="default" r:id="rId12"/>
+      <w:footerReference w:type="default" r:id="rId13"/>
+      <w:headerReference w:type="first" r:id="rId14"/>
       <w:pgSz w:w="12240" w:h="15840"/>
       <w:pgMar w:top="1440" w:right="567" w:bottom="1440" w:left="567" w:header="57" w:footer="170" w:gutter="0"/>
       <w:pgNumType w:start="1"/>
@@ -2609,7 +6833,7 @@
 </file>
 
 <file path=word/endnotes.xml><?xml version="1.0" encoding="utf-8"?>
-<w:endnotes xmlns:wpc="http://schemas.microsoft.com/office/word/2010/wordprocessingCanvas" xmlns:cx="http://schemas.microsoft.com/office/drawing/2014/chartex" xmlns:cx1="http://schemas.microsoft.com/office/drawing/2015/9/8/chartex" xmlns:cx2="http://schemas.microsoft.com/office/drawing/2015/10/21/chartex" xmlns:cx3="http://schemas.microsoft.com/office/drawing/2016/5/9/chartex" xmlns:cx4="http://schemas.microsoft.com/office/drawing/2016/5/10/chartex" xmlns:cx5="http://schemas.microsoft.com/office/drawing/2016/5/11/chartex" xmlns:cx6="http://schemas.microsoft.com/office/drawing/2016/5/12/chartex" xmlns:cx7="http://schemas.microsoft.com/office/drawing/2016/5/13/chartex" xmlns:cx8="http://schemas.microsoft.com/office/drawing/2016/5/14/chartex" xmlns:mc="http://schemas.openxmlformats.org/markup-compatibility/2006" xmlns:aink="http://schemas.microsoft.com/office/drawing/2016/ink" xmlns:am3d="http://schemas.microsoft.com/office/drawing/2017/model3d" xmlns:o="urn:schemas-microsoft-com:office:office" xmlns:oel="http://schemas.microsoft.com/office/2019/extlst" xmlns:r="http://schemas.openxmlformats.org/officeDocument/2006/relationships" xmlns:m="http://schemas.openxmlformats.org/officeDocument/2006/math" xmlns:v="urn:schemas-microsoft-com:vml" xmlns:wp14="http://schemas.microsoft.com/office/word/2010/wordprocessingDrawing" xmlns:wp="http://schemas.openxmlformats.org/drawingml/2006/wordprocessingDrawing" xmlns:w10="urn:schemas-microsoft-com:office:word" xmlns:w="http://schemas.openxmlformats.org/wordprocessingml/2006/main" xmlns:w14="http://schemas.microsoft.com/office/word/2010/wordml" xmlns:w15="http://schemas.microsoft.com/office/word/2012/wordml" xmlns:w16cei="http://schemas.microsoft.com/office/word/2026/wordml/cei" xmlns:w16cex="http://schemas.microsoft.com/office/word/2018/wordml/cex" xmlns:w16cid="http://schemas.microsoft.com/office/word/2016/wordml/cid" xmlns:w16="http://schemas.microsoft.com/office/word/2018/wordml" xmlns:w16du="http://schemas.microsoft.com/office/word/2023/wordml/word16du" xmlns:w16sdtdh="http://schemas.microsoft.com/office/word/2020/wordml/sdtdatahash" xmlns:w16sdtfl="http://schemas.microsoft.com/office/word/2024/wordml/sdtformatlock" xmlns:w16se="http://schemas.microsoft.com/office/word/2015/wordml/symex" xmlns:wpg="http://schemas.microsoft.com/office/word/2010/wordprocessingGroup" xmlns:wpi="http://schemas.microsoft.com/office/word/2010/wordprocessingInk" xmlns:wne="http://schemas.microsoft.com/office/word/2006/wordml" xmlns:wps="http://schemas.microsoft.com/office/word/2010/wordprocessingShape" mc:Ignorable="w14 w15 w16se w16cid w16 w16cex w16sdtdh w16sdtfl w16du wp14">
+<w:endnotes xmlns:wpc="http://schemas.microsoft.com/office/word/2010/wordprocessingCanvas" xmlns:cx="http://schemas.microsoft.com/office/drawing/2014/chartex" xmlns:cx1="http://schemas.microsoft.com/office/drawing/2015/9/8/chartex" xmlns:cx2="http://schemas.microsoft.com/office/drawing/2015/10/21/chartex" xmlns:cx3="http://schemas.microsoft.com/office/drawing/2016/5/9/chartex" xmlns:cx4="http://schemas.microsoft.com/office/drawing/2016/5/10/chartex" xmlns:cx5="http://schemas.microsoft.com/office/drawing/2016/5/11/chartex" xmlns:cx6="http://schemas.microsoft.com/office/drawing/2016/5/12/chartex" xmlns:cx7="http://schemas.microsoft.com/office/drawing/2016/5/13/chartex" xmlns:cx8="http://schemas.microsoft.com/office/drawing/2016/5/14/chartex" xmlns:mc="http://schemas.openxmlformats.org/markup-compatibility/2006" xmlns:aink="http://schemas.microsoft.com/office/drawing/2016/ink" xmlns:am3d="http://schemas.microsoft.com/office/drawing/2017/model3d" xmlns:o="urn:schemas-microsoft-com:office:office" xmlns:oel="http://schemas.microsoft.com/office/2019/extlst" xmlns:r="http://schemas.openxmlformats.org/officeDocument/2006/relationships" xmlns:m="http://schemas.openxmlformats.org/officeDocument/2006/math" xmlns:v="urn:schemas-microsoft-com:vml" xmlns:wp14="http://schemas.microsoft.com/office/word/2010/wordprocessingDrawing" xmlns:wp="http://schemas.openxmlformats.org/drawingml/2006/wordprocessingDrawing" xmlns:w10="urn:schemas-microsoft-com:office:word" xmlns:w="http://schemas.openxmlformats.org/wordprocessingml/2006/main" xmlns:w14="http://schemas.microsoft.com/office/word/2010/wordml" xmlns:w15="http://schemas.microsoft.com/office/word/2012/wordml" xmlns:w16cex="http://schemas.microsoft.com/office/word/2018/wordml/cex" xmlns:w16cid="http://schemas.microsoft.com/office/word/2016/wordml/cid" xmlns:w16="http://schemas.microsoft.com/office/word/2018/wordml" xmlns:w16du="http://schemas.microsoft.com/office/word/2023/wordml/word16du" xmlns:w16sdtdh="http://schemas.microsoft.com/office/word/2020/wordml/sdtdatahash" xmlns:w16sdtfl="http://schemas.microsoft.com/office/word/2024/wordml/sdtformatlock" xmlns:w16se="http://schemas.microsoft.com/office/word/2015/wordml/symex" xmlns:wpg="http://schemas.microsoft.com/office/word/2010/wordprocessingGroup" xmlns:wpi="http://schemas.microsoft.com/office/word/2010/wordprocessingInk" xmlns:wne="http://schemas.microsoft.com/office/word/2006/wordml" xmlns:wps="http://schemas.microsoft.com/office/word/2010/wordprocessingShape" mc:Ignorable="w14 w15 w16se w16cid w16 w16cex w16sdtdh w16sdtfl w16du wp14">
   <w:endnote w:type="separator" w:id="-1">
     <w:p>
       <w:r>
@@ -2628,7 +6852,7 @@
 </file>
 
 <file path=word/footer1.xml><?xml version="1.0" encoding="utf-8"?>
-<w:ftr xmlns:wpc="http://schemas.microsoft.com/office/word/2010/wordprocessingCanvas" xmlns:cx="http://schemas.microsoft.com/office/drawing/2014/chartex" xmlns:cx1="http://schemas.microsoft.com/office/drawing/2015/9/8/chartex" xmlns:cx2="http://schemas.microsoft.com/office/drawing/2015/10/21/chartex" xmlns:cx3="http://schemas.microsoft.com/office/drawing/2016/5/9/chartex" xmlns:cx4="http://schemas.microsoft.com/office/drawing/2016/5/10/chartex" xmlns:cx5="http://schemas.microsoft.com/office/drawing/2016/5/11/chartex" xmlns:cx6="http://schemas.microsoft.com/office/drawing/2016/5/12/chartex" xmlns:cx7="http://schemas.microsoft.com/office/drawing/2016/5/13/chartex" xmlns:cx8="http://schemas.microsoft.com/office/drawing/2016/5/14/chartex" xmlns:mc="http://schemas.openxmlformats.org/markup-compatibility/2006" xmlns:aink="http://schemas.microsoft.com/office/drawing/2016/ink" xmlns:am3d="http://schemas.microsoft.com/office/drawing/2017/model3d" xmlns:o="urn:schemas-microsoft-com:office:office" xmlns:oel="http://schemas.microsoft.com/office/2019/extlst" xmlns:r="http://schemas.openxmlformats.org/officeDocument/2006/relationships" xmlns:m="http://schemas.openxmlformats.org/officeDocument/2006/math" xmlns:v="urn:schemas-microsoft-com:vml" xmlns:wp14="http://schemas.microsoft.com/office/word/2010/wordprocessingDrawing" xmlns:wp="http://schemas.openxmlformats.org/drawingml/2006/wordprocessingDrawing" xmlns:w10="urn:schemas-microsoft-com:office:word" xmlns:w="http://schemas.openxmlformats.org/wordprocessingml/2006/main" xmlns:w14="http://schemas.microsoft.com/office/word/2010/wordml" xmlns:w15="http://schemas.microsoft.com/office/word/2012/wordml" xmlns:w16cei="http://schemas.microsoft.com/office/word/2026/wordml/cei" xmlns:w16cex="http://schemas.microsoft.com/office/word/2018/wordml/cex" xmlns:w16cid="http://schemas.microsoft.com/office/word/2016/wordml/cid" xmlns:w16="http://schemas.microsoft.com/office/word/2018/wordml" xmlns:w16du="http://schemas.microsoft.com/office/word/2023/wordml/word16du" xmlns:w16sdtdh="http://schemas.microsoft.com/office/word/2020/wordml/sdtdatahash" xmlns:w16sdtfl="http://schemas.microsoft.com/office/word/2024/wordml/sdtformatlock" xmlns:w16se="http://schemas.microsoft.com/office/word/2015/wordml/symex" xmlns:wpg="http://schemas.microsoft.com/office/word/2010/wordprocessingGroup" xmlns:wpi="http://schemas.microsoft.com/office/word/2010/wordprocessingInk" xmlns:wne="http://schemas.microsoft.com/office/word/2006/wordml" xmlns:wps="http://schemas.microsoft.com/office/word/2010/wordprocessingShape" mc:Ignorable="w14 w15 w16se w16cid w16 w16cex w16sdtdh w16sdtfl w16du wp14">
+<w:ftr xmlns:wpc="http://schemas.microsoft.com/office/word/2010/wordprocessingCanvas" xmlns:cx="http://schemas.microsoft.com/office/drawing/2014/chartex" xmlns:cx1="http://schemas.microsoft.com/office/drawing/2015/9/8/chartex" xmlns:cx2="http://schemas.microsoft.com/office/drawing/2015/10/21/chartex" xmlns:cx3="http://schemas.microsoft.com/office/drawing/2016/5/9/chartex" xmlns:cx4="http://schemas.microsoft.com/office/drawing/2016/5/10/chartex" xmlns:cx5="http://schemas.microsoft.com/office/drawing/2016/5/11/chartex" xmlns:cx6="http://schemas.microsoft.com/office/drawing/2016/5/12/chartex" xmlns:cx7="http://schemas.microsoft.com/office/drawing/2016/5/13/chartex" xmlns:cx8="http://schemas.microsoft.com/office/drawing/2016/5/14/chartex" xmlns:mc="http://schemas.openxmlformats.org/markup-compatibility/2006" xmlns:aink="http://schemas.microsoft.com/office/drawing/2016/ink" xmlns:am3d="http://schemas.microsoft.com/office/drawing/2017/model3d" xmlns:o="urn:schemas-microsoft-com:office:office" xmlns:oel="http://schemas.microsoft.com/office/2019/extlst" xmlns:r="http://schemas.openxmlformats.org/officeDocument/2006/relationships" xmlns:m="http://schemas.openxmlformats.org/officeDocument/2006/math" xmlns:v="urn:schemas-microsoft-com:vml" xmlns:wp14="http://schemas.microsoft.com/office/word/2010/wordprocessingDrawing" xmlns:wp="http://schemas.openxmlformats.org/drawingml/2006/wordprocessingDrawing" xmlns:w10="urn:schemas-microsoft-com:office:word" xmlns:w="http://schemas.openxmlformats.org/wordprocessingml/2006/main" xmlns:w14="http://schemas.microsoft.com/office/word/2010/wordml" xmlns:w15="http://schemas.microsoft.com/office/word/2012/wordml" xmlns:w16cex="http://schemas.microsoft.com/office/word/2018/wordml/cex" xmlns:w16cid="http://schemas.microsoft.com/office/word/2016/wordml/cid" xmlns:w16="http://schemas.microsoft.com/office/word/2018/wordml" xmlns:w16du="http://schemas.microsoft.com/office/word/2023/wordml/word16du" xmlns:w16sdtdh="http://schemas.microsoft.com/office/word/2020/wordml/sdtdatahash" xmlns:w16sdtfl="http://schemas.microsoft.com/office/word/2024/wordml/sdtformatlock" xmlns:w16se="http://schemas.microsoft.com/office/word/2015/wordml/symex" xmlns:wpg="http://schemas.microsoft.com/office/word/2010/wordprocessingGroup" xmlns:wpi="http://schemas.microsoft.com/office/word/2010/wordprocessingInk" xmlns:wne="http://schemas.microsoft.com/office/word/2006/wordml" xmlns:wps="http://schemas.microsoft.com/office/word/2010/wordprocessingShape" mc:Ignorable="w14 w15 w16se w16cid w16 w16cex w16sdtdh w16sdtfl w16du wp14">
   <w:p>
     <w:pPr>
       <w:rPr>
@@ -2950,7 +7174,7 @@
 </file>
 
 <file path=word/footnotes.xml><?xml version="1.0" encoding="utf-8"?>
-<w:footnotes xmlns:wpc="http://schemas.microsoft.com/office/word/2010/wordprocessingCanvas" xmlns:cx="http://schemas.microsoft.com/office/drawing/2014/chartex" xmlns:cx1="http://schemas.microsoft.com/office/drawing/2015/9/8/chartex" xmlns:cx2="http://schemas.microsoft.com/office/drawing/2015/10/21/chartex" xmlns:cx3="http://schemas.microsoft.com/office/drawing/2016/5/9/chartex" xmlns:cx4="http://schemas.microsoft.com/office/drawing/2016/5/10/chartex" xmlns:cx5="http://schemas.microsoft.com/office/drawing/2016/5/11/chartex" xmlns:cx6="http://schemas.microsoft.com/office/drawing/2016/5/12/chartex" xmlns:cx7="http://schemas.microsoft.com/office/drawing/2016/5/13/chartex" xmlns:cx8="http://schemas.microsoft.com/office/drawing/2016/5/14/chartex" xmlns:mc="http://schemas.openxmlformats.org/markup-compatibility/2006" xmlns:aink="http://schemas.microsoft.com/office/drawing/2016/ink" xmlns:am3d="http://schemas.microsoft.com/office/drawing/2017/model3d" xmlns:o="urn:schemas-microsoft-com:office:office" xmlns:oel="http://schemas.microsoft.com/office/2019/extlst" xmlns:r="http://schemas.openxmlformats.org/officeDocument/2006/relationships" xmlns:m="http://schemas.openxmlformats.org/officeDocument/2006/math" xmlns:v="urn:schemas-microsoft-com:vml" xmlns:wp14="http://schemas.microsoft.com/office/word/2010/wordprocessingDrawing" xmlns:wp="http://schemas.openxmlformats.org/drawingml/2006/wordprocessingDrawing" xmlns:w10="urn:schemas-microsoft-com:office:word" xmlns:w="http://schemas.openxmlformats.org/wordprocessingml/2006/main" xmlns:w14="http://schemas.microsoft.com/office/word/2010/wordml" xmlns:w15="http://schemas.microsoft.com/office/word/2012/wordml" xmlns:w16cei="http://schemas.microsoft.com/office/word/2026/wordml/cei" xmlns:w16cex="http://schemas.microsoft.com/office/word/2018/wordml/cex" xmlns:w16cid="http://schemas.microsoft.com/office/word/2016/wordml/cid" xmlns:w16="http://schemas.microsoft.com/office/word/2018/wordml" xmlns:w16du="http://schemas.microsoft.com/office/word/2023/wordml/word16du" xmlns:w16sdtdh="http://schemas.microsoft.com/office/word/2020/wordml/sdtdatahash" xmlns:w16sdtfl="http://schemas.microsoft.com/office/word/2024/wordml/sdtformatlock" xmlns:w16se="http://schemas.microsoft.com/office/word/2015/wordml/symex" xmlns:wpg="http://schemas.microsoft.com/office/word/2010/wordprocessingGroup" xmlns:wpi="http://schemas.microsoft.com/office/word/2010/wordprocessingInk" xmlns:wne="http://schemas.microsoft.com/office/word/2006/wordml" xmlns:wps="http://schemas.microsoft.com/office/word/2010/wordprocessingShape" mc:Ignorable="w14 w15 w16se w16cid w16 w16cex w16sdtdh w16sdtfl w16du wp14">
+<w:footnotes xmlns:wpc="http://schemas.microsoft.com/office/word/2010/wordprocessingCanvas" xmlns:cx="http://schemas.microsoft.com/office/drawing/2014/chartex" xmlns:cx1="http://schemas.microsoft.com/office/drawing/2015/9/8/chartex" xmlns:cx2="http://schemas.microsoft.com/office/drawing/2015/10/21/chartex" xmlns:cx3="http://schemas.microsoft.com/office/drawing/2016/5/9/chartex" xmlns:cx4="http://schemas.microsoft.com/office/drawing/2016/5/10/chartex" xmlns:cx5="http://schemas.microsoft.com/office/drawing/2016/5/11/chartex" xmlns:cx6="http://schemas.microsoft.com/office/drawing/2016/5/12/chartex" xmlns:cx7="http://schemas.microsoft.com/office/drawing/2016/5/13/chartex" xmlns:cx8="http://schemas.microsoft.com/office/drawing/2016/5/14/chartex" xmlns:mc="http://schemas.openxmlformats.org/markup-compatibility/2006" xmlns:aink="http://schemas.microsoft.com/office/drawing/2016/ink" xmlns:am3d="http://schemas.microsoft.com/office/drawing/2017/model3d" xmlns:o="urn:schemas-microsoft-com:office:office" xmlns:oel="http://schemas.microsoft.com/office/2019/extlst" xmlns:r="http://schemas.openxmlformats.org/officeDocument/2006/relationships" xmlns:m="http://schemas.openxmlformats.org/officeDocument/2006/math" xmlns:v="urn:schemas-microsoft-com:vml" xmlns:wp14="http://schemas.microsoft.com/office/word/2010/wordprocessingDrawing" xmlns:wp="http://schemas.openxmlformats.org/drawingml/2006/wordprocessingDrawing" xmlns:w10="urn:schemas-microsoft-com:office:word" xmlns:w="http://schemas.openxmlformats.org/wordprocessingml/2006/main" xmlns:w14="http://schemas.microsoft.com/office/word/2010/wordml" xmlns:w15="http://schemas.microsoft.com/office/word/2012/wordml" xmlns:w16cex="http://schemas.microsoft.com/office/word/2018/wordml/cex" xmlns:w16cid="http://schemas.microsoft.com/office/word/2016/wordml/cid" xmlns:w16="http://schemas.microsoft.com/office/word/2018/wordml" xmlns:w16du="http://schemas.microsoft.com/office/word/2023/wordml/word16du" xmlns:w16sdtdh="http://schemas.microsoft.com/office/word/2020/wordml/sdtdatahash" xmlns:w16sdtfl="http://schemas.microsoft.com/office/word/2024/wordml/sdtformatlock" xmlns:w16se="http://schemas.microsoft.com/office/word/2015/wordml/symex" xmlns:wpg="http://schemas.microsoft.com/office/word/2010/wordprocessingGroup" xmlns:wpi="http://schemas.microsoft.com/office/word/2010/wordprocessingInk" xmlns:wne="http://schemas.microsoft.com/office/word/2006/wordml" xmlns:wps="http://schemas.microsoft.com/office/word/2010/wordprocessingShape" mc:Ignorable="w14 w15 w16se w16cid w16 w16cex w16sdtdh w16sdtfl w16du wp14">
   <w:footnote w:type="separator" w:id="-1">
     <w:p>
       <w:r>
@@ -2969,7 +7193,7 @@
 </file>
 
 <file path=word/header1.xml><?xml version="1.0" encoding="utf-8"?>
-<w:hdr xmlns:wpc="http://schemas.microsoft.com/office/word/2010/wordprocessingCanvas" xmlns:cx="http://schemas.microsoft.com/office/drawing/2014/chartex" xmlns:cx1="http://schemas.microsoft.com/office/drawing/2015/9/8/chartex" xmlns:cx2="http://schemas.microsoft.com/office/drawing/2015/10/21/chartex" xmlns:cx3="http://schemas.microsoft.com/office/drawing/2016/5/9/chartex" xmlns:cx4="http://schemas.microsoft.com/office/drawing/2016/5/10/chartex" xmlns:cx5="http://schemas.microsoft.com/office/drawing/2016/5/11/chartex" xmlns:cx6="http://schemas.microsoft.com/office/drawing/2016/5/12/chartex" xmlns:cx7="http://schemas.microsoft.com/office/drawing/2016/5/13/chartex" xmlns:cx8="http://schemas.microsoft.com/office/drawing/2016/5/14/chartex" xmlns:mc="http://schemas.openxmlformats.org/markup-compatibility/2006" xmlns:aink="http://schemas.microsoft.com/office/drawing/2016/ink" xmlns:am3d="http://schemas.microsoft.com/office/drawing/2017/model3d" xmlns:o="urn:schemas-microsoft-com:office:office" xmlns:oel="http://schemas.microsoft.com/office/2019/extlst" xmlns:r="http://schemas.openxmlformats.org/officeDocument/2006/relationships" xmlns:m="http://schemas.openxmlformats.org/officeDocument/2006/math" xmlns:v="urn:schemas-microsoft-com:vml" xmlns:wp14="http://schemas.microsoft.com/office/word/2010/wordprocessingDrawing" xmlns:wp="http://schemas.openxmlformats.org/drawingml/2006/wordprocessingDrawing" xmlns:w10="urn:schemas-microsoft-com:office:word" xmlns:w="http://schemas.openxmlformats.org/wordprocessingml/2006/main" xmlns:w14="http://schemas.microsoft.com/office/word/2010/wordml" xmlns:w15="http://schemas.microsoft.com/office/word/2012/wordml" xmlns:w16cei="http://schemas.microsoft.com/office/word/2026/wordml/cei" xmlns:w16cex="http://schemas.microsoft.com/office/word/2018/wordml/cex" xmlns:w16cid="http://schemas.microsoft.com/office/word/2016/wordml/cid" xmlns:w16="http://schemas.microsoft.com/office/word/2018/wordml" xmlns:w16du="http://schemas.microsoft.com/office/word/2023/wordml/word16du" xmlns:w16sdtdh="http://schemas.microsoft.com/office/word/2020/wordml/sdtdatahash" xmlns:w16sdtfl="http://schemas.microsoft.com/office/word/2024/wordml/sdtformatlock" xmlns:w16se="http://schemas.microsoft.com/office/word/2015/wordml/symex" xmlns:wpg="http://schemas.microsoft.com/office/word/2010/wordprocessingGroup" xmlns:wpi="http://schemas.microsoft.com/office/word/2010/wordprocessingInk" xmlns:wne="http://schemas.microsoft.com/office/word/2006/wordml" xmlns:wps="http://schemas.microsoft.com/office/word/2010/wordprocessingShape" mc:Ignorable="w14 w15 w16se w16cid w16 w16cex w16sdtdh w16sdtfl w16du wp14">
+<w:hdr xmlns:wpc="http://schemas.microsoft.com/office/word/2010/wordprocessingCanvas" xmlns:cx="http://schemas.microsoft.com/office/drawing/2014/chartex" xmlns:cx1="http://schemas.microsoft.com/office/drawing/2015/9/8/chartex" xmlns:cx2="http://schemas.microsoft.com/office/drawing/2015/10/21/chartex" xmlns:cx3="http://schemas.microsoft.com/office/drawing/2016/5/9/chartex" xmlns:cx4="http://schemas.microsoft.com/office/drawing/2016/5/10/chartex" xmlns:cx5="http://schemas.microsoft.com/office/drawing/2016/5/11/chartex" xmlns:cx6="http://schemas.microsoft.com/office/drawing/2016/5/12/chartex" xmlns:cx7="http://schemas.microsoft.com/office/drawing/2016/5/13/chartex" xmlns:cx8="http://schemas.microsoft.com/office/drawing/2016/5/14/chartex" xmlns:mc="http://schemas.openxmlformats.org/markup-compatibility/2006" xmlns:aink="http://schemas.microsoft.com/office/drawing/2016/ink" xmlns:am3d="http://schemas.microsoft.com/office/drawing/2017/model3d" xmlns:o="urn:schemas-microsoft-com:office:office" xmlns:oel="http://schemas.microsoft.com/office/2019/extlst" xmlns:r="http://schemas.openxmlformats.org/officeDocument/2006/relationships" xmlns:m="http://schemas.openxmlformats.org/officeDocument/2006/math" xmlns:v="urn:schemas-microsoft-com:vml" xmlns:wp14="http://schemas.microsoft.com/office/word/2010/wordprocessingDrawing" xmlns:wp="http://schemas.openxmlformats.org/drawingml/2006/wordprocessingDrawing" xmlns:w10="urn:schemas-microsoft-com:office:word" xmlns:w="http://schemas.openxmlformats.org/wordprocessingml/2006/main" xmlns:w14="http://schemas.microsoft.com/office/word/2010/wordml" xmlns:w15="http://schemas.microsoft.com/office/word/2012/wordml" xmlns:w16cex="http://schemas.microsoft.com/office/word/2018/wordml/cex" xmlns:w16cid="http://schemas.microsoft.com/office/word/2016/wordml/cid" xmlns:w16="http://schemas.microsoft.com/office/word/2018/wordml" xmlns:w16du="http://schemas.microsoft.com/office/word/2023/wordml/word16du" xmlns:w16sdtdh="http://schemas.microsoft.com/office/word/2020/wordml/sdtdatahash" xmlns:w16sdtfl="http://schemas.microsoft.com/office/word/2024/wordml/sdtformatlock" xmlns:w16se="http://schemas.microsoft.com/office/word/2015/wordml/symex" xmlns:wpg="http://schemas.microsoft.com/office/word/2010/wordprocessingGroup" xmlns:wpi="http://schemas.microsoft.com/office/word/2010/wordprocessingInk" xmlns:wne="http://schemas.microsoft.com/office/word/2006/wordml" xmlns:wps="http://schemas.microsoft.com/office/word/2010/wordprocessingShape" mc:Ignorable="w14 w15 w16se w16cid w16 w16cex w16sdtdh w16sdtfl w16du wp14">
   <w:p>
     <w:r>
       <w:rPr>
@@ -3024,7 +7248,7 @@
 </file>
 
 <file path=word/header2.xml><?xml version="1.0" encoding="utf-8"?>
-<w:hdr xmlns:wpc="http://schemas.microsoft.com/office/word/2010/wordprocessingCanvas" xmlns:cx="http://schemas.microsoft.com/office/drawing/2014/chartex" xmlns:cx1="http://schemas.microsoft.com/office/drawing/2015/9/8/chartex" xmlns:cx2="http://schemas.microsoft.com/office/drawing/2015/10/21/chartex" xmlns:cx3="http://schemas.microsoft.com/office/drawing/2016/5/9/chartex" xmlns:cx4="http://schemas.microsoft.com/office/drawing/2016/5/10/chartex" xmlns:cx5="http://schemas.microsoft.com/office/drawing/2016/5/11/chartex" xmlns:cx6="http://schemas.microsoft.com/office/drawing/2016/5/12/chartex" xmlns:cx7="http://schemas.microsoft.com/office/drawing/2016/5/13/chartex" xmlns:cx8="http://schemas.microsoft.com/office/drawing/2016/5/14/chartex" xmlns:mc="http://schemas.openxmlformats.org/markup-compatibility/2006" xmlns:aink="http://schemas.microsoft.com/office/drawing/2016/ink" xmlns:am3d="http://schemas.microsoft.com/office/drawing/2017/model3d" xmlns:o="urn:schemas-microsoft-com:office:office" xmlns:oel="http://schemas.microsoft.com/office/2019/extlst" xmlns:r="http://schemas.openxmlformats.org/officeDocument/2006/relationships" xmlns:m="http://schemas.openxmlformats.org/officeDocument/2006/math" xmlns:v="urn:schemas-microsoft-com:vml" xmlns:wp14="http://schemas.microsoft.com/office/word/2010/wordprocessingDrawing" xmlns:wp="http://schemas.openxmlformats.org/drawingml/2006/wordprocessingDrawing" xmlns:w10="urn:schemas-microsoft-com:office:word" xmlns:w="http://schemas.openxmlformats.org/wordprocessingml/2006/main" xmlns:w14="http://schemas.microsoft.com/office/word/2010/wordml" xmlns:w15="http://schemas.microsoft.com/office/word/2012/wordml" xmlns:w16cei="http://schemas.microsoft.com/office/word/2026/wordml/cei" xmlns:w16cex="http://schemas.microsoft.com/office/word/2018/wordml/cex" xmlns:w16cid="http://schemas.microsoft.com/office/word/2016/wordml/cid" xmlns:w16="http://schemas.microsoft.com/office/word/2018/wordml" xmlns:w16du="http://schemas.microsoft.com/office/word/2023/wordml/word16du" xmlns:w16sdtdh="http://schemas.microsoft.com/office/word/2020/wordml/sdtdatahash" xmlns:w16sdtfl="http://schemas.microsoft.com/office/word/2024/wordml/sdtformatlock" xmlns:w16se="http://schemas.microsoft.com/office/word/2015/wordml/symex" xmlns:wpg="http://schemas.microsoft.com/office/word/2010/wordprocessingGroup" xmlns:wpi="http://schemas.microsoft.com/office/word/2010/wordprocessingInk" xmlns:wne="http://schemas.microsoft.com/office/word/2006/wordml" xmlns:wps="http://schemas.microsoft.com/office/word/2010/wordprocessingShape" mc:Ignorable="w14 w15 w16se w16cid w16 w16cex w16sdtdh w16sdtfl w16du wp14">
+<w:hdr xmlns:wpc="http://schemas.microsoft.com/office/word/2010/wordprocessingCanvas" xmlns:cx="http://schemas.microsoft.com/office/drawing/2014/chartex" xmlns:cx1="http://schemas.microsoft.com/office/drawing/2015/9/8/chartex" xmlns:cx2="http://schemas.microsoft.com/office/drawing/2015/10/21/chartex" xmlns:cx3="http://schemas.microsoft.com/office/drawing/2016/5/9/chartex" xmlns:cx4="http://schemas.microsoft.com/office/drawing/2016/5/10/chartex" xmlns:cx5="http://schemas.microsoft.com/office/drawing/2016/5/11/chartex" xmlns:cx6="http://schemas.microsoft.com/office/drawing/2016/5/12/chartex" xmlns:cx7="http://schemas.microsoft.com/office/drawing/2016/5/13/chartex" xmlns:cx8="http://schemas.microsoft.com/office/drawing/2016/5/14/chartex" xmlns:mc="http://schemas.openxmlformats.org/markup-compatibility/2006" xmlns:aink="http://schemas.microsoft.com/office/drawing/2016/ink" xmlns:am3d="http://schemas.microsoft.com/office/drawing/2017/model3d" xmlns:o="urn:schemas-microsoft-com:office:office" xmlns:oel="http://schemas.microsoft.com/office/2019/extlst" xmlns:r="http://schemas.openxmlformats.org/officeDocument/2006/relationships" xmlns:m="http://schemas.openxmlformats.org/officeDocument/2006/math" xmlns:v="urn:schemas-microsoft-com:vml" xmlns:wp14="http://schemas.microsoft.com/office/word/2010/wordprocessingDrawing" xmlns:wp="http://schemas.openxmlformats.org/drawingml/2006/wordprocessingDrawing" xmlns:w10="urn:schemas-microsoft-com:office:word" xmlns:w="http://schemas.openxmlformats.org/wordprocessingml/2006/main" xmlns:w14="http://schemas.microsoft.com/office/word/2010/wordml" xmlns:w15="http://schemas.microsoft.com/office/word/2012/wordml" xmlns:w16cex="http://schemas.microsoft.com/office/word/2018/wordml/cex" xmlns:w16cid="http://schemas.microsoft.com/office/word/2016/wordml/cid" xmlns:w16="http://schemas.microsoft.com/office/word/2018/wordml" xmlns:w16du="http://schemas.microsoft.com/office/word/2023/wordml/word16du" xmlns:w16sdtdh="http://schemas.microsoft.com/office/word/2020/wordml/sdtdatahash" xmlns:w16sdtfl="http://schemas.microsoft.com/office/word/2024/wordml/sdtformatlock" xmlns:w16se="http://schemas.microsoft.com/office/word/2015/wordml/symex" xmlns:wpg="http://schemas.microsoft.com/office/word/2010/wordprocessingGroup" xmlns:wpi="http://schemas.microsoft.com/office/word/2010/wordprocessingInk" xmlns:wne="http://schemas.microsoft.com/office/word/2006/wordml" xmlns:wps="http://schemas.microsoft.com/office/word/2010/wordprocessingShape" mc:Ignorable="w14 w15 w16se w16cid w16 w16cex w16sdtdh w16sdtfl w16du wp14">
   <w:p>
     <w:pPr>
       <w:rPr>
@@ -3244,7 +7468,7 @@
             </wp:anchor>
           </w:drawing>
         </mc:Choice>
-        <mc:Fallback>
+        <mc:Fallback xmlns:w16cei="http://schemas.microsoft.com/office/word/2026/wordml/cei">
           <w:pict>
             <v:rect w14:anchorId="7BFEDCE6" id="Rectangle 1" o:spid="_x0000_s1026" alt="&quot;&quot;" style="position:absolute;margin-left:-28.85pt;margin-top:-2.35pt;width:612.5pt;height:70pt;z-index:251657215;visibility:visible;mso-wrap-style:square;mso-wrap-distance-left:9pt;mso-wrap-distance-top:0;mso-wrap-distance-right:9pt;mso-wrap-distance-bottom:0;mso-position-horizontal:absolute;mso-position-horizontal-relative:text;mso-position-vertical:absolute;mso-position-vertical-relative:text;v-text-anchor:middle" o:gfxdata="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" fillcolor="#a31f34" stroked="f" strokeweight="2pt"/>
           </w:pict>
@@ -3256,7 +7480,7 @@
 </file>
 
 <file path=word/header3.xml><?xml version="1.0" encoding="utf-8"?>
-<w:hdr xmlns:wpc="http://schemas.microsoft.com/office/word/2010/wordprocessingCanvas" xmlns:cx="http://schemas.microsoft.com/office/drawing/2014/chartex" xmlns:cx1="http://schemas.microsoft.com/office/drawing/2015/9/8/chartex" xmlns:cx2="http://schemas.microsoft.com/office/drawing/2015/10/21/chartex" xmlns:cx3="http://schemas.microsoft.com/office/drawing/2016/5/9/chartex" xmlns:cx4="http://schemas.microsoft.com/office/drawing/2016/5/10/chartex" xmlns:cx5="http://schemas.microsoft.com/office/drawing/2016/5/11/chartex" xmlns:cx6="http://schemas.microsoft.com/office/drawing/2016/5/12/chartex" xmlns:cx7="http://schemas.microsoft.com/office/drawing/2016/5/13/chartex" xmlns:cx8="http://schemas.microsoft.com/office/drawing/2016/5/14/chartex" xmlns:mc="http://schemas.openxmlformats.org/markup-compatibility/2006" xmlns:aink="http://schemas.microsoft.com/office/drawing/2016/ink" xmlns:am3d="http://schemas.microsoft.com/office/drawing/2017/model3d" xmlns:o="urn:schemas-microsoft-com:office:office" xmlns:oel="http://schemas.microsoft.com/office/2019/extlst" xmlns:r="http://schemas.openxmlformats.org/officeDocument/2006/relationships" xmlns:m="http://schemas.openxmlformats.org/officeDocument/2006/math" xmlns:v="urn:schemas-microsoft-com:vml" xmlns:wp14="http://schemas.microsoft.com/office/word/2010/wordprocessingDrawing" xmlns:wp="http://schemas.openxmlformats.org/drawingml/2006/wordprocessingDrawing" xmlns:w10="urn:schemas-microsoft-com:office:word" xmlns:w="http://schemas.openxmlformats.org/wordprocessingml/2006/main" xmlns:w14="http://schemas.microsoft.com/office/word/2010/wordml" xmlns:w15="http://schemas.microsoft.com/office/word/2012/wordml" xmlns:w16cei="http://schemas.microsoft.com/office/word/2026/wordml/cei" xmlns:w16cex="http://schemas.microsoft.com/office/word/2018/wordml/cex" xmlns:w16cid="http://schemas.microsoft.com/office/word/2016/wordml/cid" xmlns:w16="http://schemas.microsoft.com/office/word/2018/wordml" xmlns:w16du="http://schemas.microsoft.com/office/word/2023/wordml/word16du" xmlns:w16sdtdh="http://schemas.microsoft.com/office/word/2020/wordml/sdtdatahash" xmlns:w16sdtfl="http://schemas.microsoft.com/office/word/2024/wordml/sdtformatlock" xmlns:w16se="http://schemas.microsoft.com/office/word/2015/wordml/symex" xmlns:wpg="http://schemas.microsoft.com/office/word/2010/wordprocessingGroup" xmlns:wpi="http://schemas.microsoft.com/office/word/2010/wordprocessingInk" xmlns:wne="http://schemas.microsoft.com/office/word/2006/wordml" xmlns:wps="http://schemas.microsoft.com/office/word/2010/wordprocessingShape" mc:Ignorable="w14 w15 w16se w16cid w16 w16cex w16sdtdh w16sdtfl w16du wp14">
+<w:hdr xmlns:wpc="http://schemas.microsoft.com/office/word/2010/wordprocessingCanvas" xmlns:cx="http://schemas.microsoft.com/office/drawing/2014/chartex" xmlns:cx1="http://schemas.microsoft.com/office/drawing/2015/9/8/chartex" xmlns:cx2="http://schemas.microsoft.com/office/drawing/2015/10/21/chartex" xmlns:cx3="http://schemas.microsoft.com/office/drawing/2016/5/9/chartex" xmlns:cx4="http://schemas.microsoft.com/office/drawing/2016/5/10/chartex" xmlns:cx5="http://schemas.microsoft.com/office/drawing/2016/5/11/chartex" xmlns:cx6="http://schemas.microsoft.com/office/drawing/2016/5/12/chartex" xmlns:cx7="http://schemas.microsoft.com/office/drawing/2016/5/13/chartex" xmlns:cx8="http://schemas.microsoft.com/office/drawing/2016/5/14/chartex" xmlns:mc="http://schemas.openxmlformats.org/markup-compatibility/2006" xmlns:aink="http://schemas.microsoft.com/office/drawing/2016/ink" xmlns:am3d="http://schemas.microsoft.com/office/drawing/2017/model3d" xmlns:o="urn:schemas-microsoft-com:office:office" xmlns:oel="http://schemas.microsoft.com/office/2019/extlst" xmlns:r="http://schemas.openxmlformats.org/officeDocument/2006/relationships" xmlns:m="http://schemas.openxmlformats.org/officeDocument/2006/math" xmlns:v="urn:schemas-microsoft-com:vml" xmlns:wp14="http://schemas.microsoft.com/office/word/2010/wordprocessingDrawing" xmlns:wp="http://schemas.openxmlformats.org/drawingml/2006/wordprocessingDrawing" xmlns:w10="urn:schemas-microsoft-com:office:word" xmlns:w="http://schemas.openxmlformats.org/wordprocessingml/2006/main" xmlns:w14="http://schemas.microsoft.com/office/word/2010/wordml" xmlns:w15="http://schemas.microsoft.com/office/word/2012/wordml" xmlns:w16cex="http://schemas.microsoft.com/office/word/2018/wordml/cex" xmlns:w16cid="http://schemas.microsoft.com/office/word/2016/wordml/cid" xmlns:w16="http://schemas.microsoft.com/office/word/2018/wordml" xmlns:w16du="http://schemas.microsoft.com/office/word/2023/wordml/word16du" xmlns:w16sdtdh="http://schemas.microsoft.com/office/word/2020/wordml/sdtdatahash" xmlns:w16sdtfl="http://schemas.microsoft.com/office/word/2024/wordml/sdtformatlock" xmlns:w16se="http://schemas.microsoft.com/office/word/2015/wordml/symex" xmlns:wpg="http://schemas.microsoft.com/office/word/2010/wordprocessingGroup" xmlns:wpi="http://schemas.microsoft.com/office/word/2010/wordprocessingInk" xmlns:wne="http://schemas.microsoft.com/office/word/2006/wordml" xmlns:wps="http://schemas.microsoft.com/office/word/2010/wordprocessingShape" mc:Ignorable="w14 w15 w16se w16cid w16 w16cex w16sdtdh w16sdtfl w16du wp14">
   <w:p>
     <w:r>
       <w:rPr>
@@ -3311,8 +7535,203 @@
 </file>
 
 <file path=word/numbering.xml><?xml version="1.0" encoding="utf-8"?>
-<w:numbering xmlns:wpc="http://schemas.microsoft.com/office/word/2010/wordprocessingCanvas" xmlns:cx="http://schemas.microsoft.com/office/drawing/2014/chartex" xmlns:cx1="http://schemas.microsoft.com/office/drawing/2015/9/8/chartex" xmlns:cx2="http://schemas.microsoft.com/office/drawing/2015/10/21/chartex" xmlns:cx3="http://schemas.microsoft.com/office/drawing/2016/5/9/chartex" xmlns:cx4="http://schemas.microsoft.com/office/drawing/2016/5/10/chartex" xmlns:cx5="http://schemas.microsoft.com/office/drawing/2016/5/11/chartex" xmlns:cx6="http://schemas.microsoft.com/office/drawing/2016/5/12/chartex" xmlns:cx7="http://schemas.microsoft.com/office/drawing/2016/5/13/chartex" xmlns:cx8="http://schemas.microsoft.com/office/drawing/2016/5/14/chartex" xmlns:mc="http://schemas.openxmlformats.org/markup-compatibility/2006" xmlns:aink="http://schemas.microsoft.com/office/drawing/2016/ink" xmlns:am3d="http://schemas.microsoft.com/office/drawing/2017/model3d" xmlns:o="urn:schemas-microsoft-com:office:office" xmlns:oel="http://schemas.microsoft.com/office/2019/extlst" xmlns:r="http://schemas.openxmlformats.org/officeDocument/2006/relationships" xmlns:m="http://schemas.openxmlformats.org/officeDocument/2006/math" xmlns:v="urn:schemas-microsoft-com:vml" xmlns:wp14="http://schemas.microsoft.com/office/word/2010/wordprocessingDrawing" xmlns:wp="http://schemas.openxmlformats.org/drawingml/2006/wordprocessingDrawing" xmlns:w10="urn:schemas-microsoft-com:office:word" xmlns:w="http://schemas.openxmlformats.org/wordprocessingml/2006/main" xmlns:w14="http://schemas.microsoft.com/office/word/2010/wordml" xmlns:w15="http://schemas.microsoft.com/office/word/2012/wordml" xmlns:w16cei="http://schemas.microsoft.com/office/word/2026/wordml/cei" xmlns:w16cex="http://schemas.microsoft.com/office/word/2018/wordml/cex" xmlns:w16cid="http://schemas.microsoft.com/office/word/2016/wordml/cid" xmlns:w16="http://schemas.microsoft.com/office/word/2018/wordml" xmlns:w16du="http://schemas.microsoft.com/office/word/2023/wordml/word16du" xmlns:w16sdtdh="http://schemas.microsoft.com/office/word/2020/wordml/sdtdatahash" xmlns:w16sdtfl="http://schemas.microsoft.com/office/word/2024/wordml/sdtformatlock" xmlns:w16se="http://schemas.microsoft.com/office/word/2015/wordml/symex" xmlns:wpg="http://schemas.microsoft.com/office/word/2010/wordprocessingGroup" xmlns:wpi="http://schemas.microsoft.com/office/word/2010/wordprocessingInk" xmlns:wne="http://schemas.microsoft.com/office/word/2006/wordml" xmlns:wps="http://schemas.microsoft.com/office/word/2010/wordprocessingShape" mc:Ignorable="w14 w15 w16se w16cid w16 w16cex w16sdtdh w16sdtfl w16du wp14">
+<w:numbering xmlns:wpc="http://schemas.microsoft.com/office/word/2010/wordprocessingCanvas" xmlns:cx="http://schemas.microsoft.com/office/drawing/2014/chartex" xmlns:cx1="http://schemas.microsoft.com/office/drawing/2015/9/8/chartex" xmlns:cx2="http://schemas.microsoft.com/office/drawing/2015/10/21/chartex" xmlns:cx3="http://schemas.microsoft.com/office/drawing/2016/5/9/chartex" xmlns:cx4="http://schemas.microsoft.com/office/drawing/2016/5/10/chartex" xmlns:cx5="http://schemas.microsoft.com/office/drawing/2016/5/11/chartex" xmlns:cx6="http://schemas.microsoft.com/office/drawing/2016/5/12/chartex" xmlns:cx7="http://schemas.microsoft.com/office/drawing/2016/5/13/chartex" xmlns:cx8="http://schemas.microsoft.com/office/drawing/2016/5/14/chartex" xmlns:mc="http://schemas.openxmlformats.org/markup-compatibility/2006" xmlns:aink="http://schemas.microsoft.com/office/drawing/2016/ink" xmlns:am3d="http://schemas.microsoft.com/office/drawing/2017/model3d" xmlns:o="urn:schemas-microsoft-com:office:office" xmlns:oel="http://schemas.microsoft.com/office/2019/extlst" xmlns:r="http://schemas.openxmlformats.org/officeDocument/2006/relationships" xmlns:m="http://schemas.openxmlformats.org/officeDocument/2006/math" xmlns:v="urn:schemas-microsoft-com:vml" xmlns:wp14="http://schemas.microsoft.com/office/word/2010/wordprocessingDrawing" xmlns:wp="http://schemas.openxmlformats.org/drawingml/2006/wordprocessingDrawing" xmlns:w10="urn:schemas-microsoft-com:office:word" xmlns:w="http://schemas.openxmlformats.org/wordprocessingml/2006/main" xmlns:w14="http://schemas.microsoft.com/office/word/2010/wordml" xmlns:w15="http://schemas.microsoft.com/office/word/2012/wordml" xmlns:w16cex="http://schemas.microsoft.com/office/word/2018/wordml/cex" xmlns:w16cid="http://schemas.microsoft.com/office/word/2016/wordml/cid" xmlns:w16="http://schemas.microsoft.com/office/word/2018/wordml" xmlns:w16du="http://schemas.microsoft.com/office/word/2023/wordml/word16du" xmlns:w16sdtdh="http://schemas.microsoft.com/office/word/2020/wordml/sdtdatahash" xmlns:w16sdtfl="http://schemas.microsoft.com/office/word/2024/wordml/sdtformatlock" xmlns:w16se="http://schemas.microsoft.com/office/word/2015/wordml/symex" xmlns:wpg="http://schemas.microsoft.com/office/word/2010/wordprocessingGroup" xmlns:wpi="http://schemas.microsoft.com/office/word/2010/wordprocessingInk" xmlns:wne="http://schemas.microsoft.com/office/word/2006/wordml" xmlns:wps="http://schemas.microsoft.com/office/word/2010/wordprocessingShape" mc:Ignorable="w14 w15 w16se w16cid w16 w16cex w16sdtdh w16sdtfl w16du wp14">
   <w:abstractNum w:abstractNumId="0" w15:restartNumberingAfterBreak="0">
+    <w:nsid w:val="FFFFFF7C"/>
+    <w:multiLevelType w:val="singleLevel"/>
+    <w:tmpl w:val="29700A52"/>
+    <w:lvl w:ilvl="0">
+      <w:start w:val="1"/>
+      <w:numFmt w:val="decimal"/>
+      <w:pStyle w:val="ListNumber5"/>
+      <w:lvlText w:val="%1."/>
+      <w:lvlJc w:val="left"/>
+      <w:pPr>
+        <w:tabs>
+          <w:tab w:val="num" w:pos="1800"/>
+        </w:tabs>
+        <w:ind w:left="1800" w:hanging="360"/>
+      </w:pPr>
+    </w:lvl>
+  </w:abstractNum>
+  <w:abstractNum w:abstractNumId="1" w15:restartNumberingAfterBreak="0">
+    <w:nsid w:val="FFFFFF7D"/>
+    <w:multiLevelType w:val="singleLevel"/>
+    <w:tmpl w:val="5A5E2DF0"/>
+    <w:lvl w:ilvl="0">
+      <w:start w:val="1"/>
+      <w:numFmt w:val="decimal"/>
+      <w:pStyle w:val="ListNumber4"/>
+      <w:lvlText w:val="%1."/>
+      <w:lvlJc w:val="left"/>
+      <w:pPr>
+        <w:tabs>
+          <w:tab w:val="num" w:pos="1440"/>
+        </w:tabs>
+        <w:ind w:left="1440" w:hanging="360"/>
+      </w:pPr>
+    </w:lvl>
+  </w:abstractNum>
+  <w:abstractNum w:abstractNumId="2" w15:restartNumberingAfterBreak="0">
+    <w:nsid w:val="FFFFFF7E"/>
+    <w:multiLevelType w:val="singleLevel"/>
+    <w:tmpl w:val="2FF07A88"/>
+    <w:lvl w:ilvl="0">
+      <w:start w:val="1"/>
+      <w:numFmt w:val="decimal"/>
+      <w:pStyle w:val="ListNumber3"/>
+      <w:lvlText w:val="%1."/>
+      <w:lvlJc w:val="left"/>
+      <w:pPr>
+        <w:tabs>
+          <w:tab w:val="num" w:pos="1080"/>
+        </w:tabs>
+        <w:ind w:left="1080" w:hanging="360"/>
+      </w:pPr>
+    </w:lvl>
+  </w:abstractNum>
+  <w:abstractNum w:abstractNumId="3" w15:restartNumberingAfterBreak="0">
+    <w:nsid w:val="FFFFFF7F"/>
+    <w:multiLevelType w:val="singleLevel"/>
+    <w:tmpl w:val="70D292A6"/>
+    <w:lvl w:ilvl="0">
+      <w:start w:val="1"/>
+      <w:numFmt w:val="decimal"/>
+      <w:pStyle w:val="ListNumber2"/>
+      <w:lvlText w:val="%1."/>
+      <w:lvlJc w:val="left"/>
+      <w:pPr>
+        <w:tabs>
+          <w:tab w:val="num" w:pos="720"/>
+        </w:tabs>
+        <w:ind w:left="720" w:hanging="360"/>
+      </w:pPr>
+    </w:lvl>
+  </w:abstractNum>
+  <w:abstractNum w:abstractNumId="4" w15:restartNumberingAfterBreak="0">
+    <w:nsid w:val="FFFFFF80"/>
+    <w:multiLevelType w:val="singleLevel"/>
+    <w:tmpl w:val="42701888"/>
+    <w:lvl w:ilvl="0">
+      <w:start w:val="1"/>
+      <w:numFmt w:val="bullet"/>
+      <w:pStyle w:val="ListBullet5"/>
+      <w:lvlText w:val=""/>
+      <w:lvlJc w:val="left"/>
+      <w:pPr>
+        <w:tabs>
+          <w:tab w:val="num" w:pos="1800"/>
+        </w:tabs>
+        <w:ind w:left="1800" w:hanging="360"/>
+      </w:pPr>
+      <w:rPr>
+        <w:rFonts w:ascii="Symbol" w:hAnsi="Symbol" w:hint="default"/>
+      </w:rPr>
+    </w:lvl>
+  </w:abstractNum>
+  <w:abstractNum w:abstractNumId="5" w15:restartNumberingAfterBreak="0">
+    <w:nsid w:val="FFFFFF81"/>
+    <w:multiLevelType w:val="singleLevel"/>
+    <w:tmpl w:val="9FB089CC"/>
+    <w:lvl w:ilvl="0">
+      <w:start w:val="1"/>
+      <w:numFmt w:val="bullet"/>
+      <w:pStyle w:val="ListBullet4"/>
+      <w:lvlText w:val=""/>
+      <w:lvlJc w:val="left"/>
+      <w:pPr>
+        <w:tabs>
+          <w:tab w:val="num" w:pos="1440"/>
+        </w:tabs>
+        <w:ind w:left="1440" w:hanging="360"/>
+      </w:pPr>
+      <w:rPr>
+        <w:rFonts w:ascii="Symbol" w:hAnsi="Symbol" w:hint="default"/>
+      </w:rPr>
+    </w:lvl>
+  </w:abstractNum>
+  <w:abstractNum w:abstractNumId="6" w15:restartNumberingAfterBreak="0">
+    <w:nsid w:val="FFFFFF82"/>
+    <w:multiLevelType w:val="singleLevel"/>
+    <w:tmpl w:val="9FF280F2"/>
+    <w:lvl w:ilvl="0">
+      <w:start w:val="1"/>
+      <w:numFmt w:val="bullet"/>
+      <w:pStyle w:val="ListBullet3"/>
+      <w:lvlText w:val=""/>
+      <w:lvlJc w:val="left"/>
+      <w:pPr>
+        <w:tabs>
+          <w:tab w:val="num" w:pos="1080"/>
+        </w:tabs>
+        <w:ind w:left="1080" w:hanging="360"/>
+      </w:pPr>
+      <w:rPr>
+        <w:rFonts w:ascii="Symbol" w:hAnsi="Symbol" w:hint="default"/>
+      </w:rPr>
+    </w:lvl>
+  </w:abstractNum>
+  <w:abstractNum w:abstractNumId="7" w15:restartNumberingAfterBreak="0">
+    <w:nsid w:val="FFFFFF83"/>
+    <w:multiLevelType w:val="singleLevel"/>
+    <w:tmpl w:val="8E34CE8E"/>
+    <w:lvl w:ilvl="0">
+      <w:start w:val="1"/>
+      <w:numFmt w:val="bullet"/>
+      <w:pStyle w:val="ListBullet2"/>
+      <w:lvlText w:val=""/>
+      <w:lvlJc w:val="left"/>
+      <w:pPr>
+        <w:tabs>
+          <w:tab w:val="num" w:pos="720"/>
+        </w:tabs>
+        <w:ind w:left="720" w:hanging="360"/>
+      </w:pPr>
+      <w:rPr>
+        <w:rFonts w:ascii="Symbol" w:hAnsi="Symbol" w:hint="default"/>
+      </w:rPr>
+    </w:lvl>
+  </w:abstractNum>
+  <w:abstractNum w:abstractNumId="8" w15:restartNumberingAfterBreak="0">
+    <w:nsid w:val="FFFFFF88"/>
+    <w:multiLevelType w:val="singleLevel"/>
+    <w:tmpl w:val="D2DA82E6"/>
+    <w:lvl w:ilvl="0">
+      <w:start w:val="1"/>
+      <w:numFmt w:val="decimal"/>
+      <w:pStyle w:val="ListNumber"/>
+      <w:lvlText w:val="%1."/>
+      <w:lvlJc w:val="left"/>
+      <w:pPr>
+        <w:tabs>
+          <w:tab w:val="num" w:pos="360"/>
+        </w:tabs>
+        <w:ind w:left="360" w:hanging="360"/>
+      </w:pPr>
+    </w:lvl>
+  </w:abstractNum>
+  <w:abstractNum w:abstractNumId="9" w15:restartNumberingAfterBreak="0">
+    <w:nsid w:val="FFFFFF89"/>
+    <w:multiLevelType w:val="singleLevel"/>
+    <w:tmpl w:val="6322828A"/>
+    <w:lvl w:ilvl="0">
+      <w:start w:val="1"/>
+      <w:numFmt w:val="bullet"/>
+      <w:pStyle w:val="ListBullet"/>
+      <w:lvlText w:val=""/>
+      <w:lvlJc w:val="left"/>
+      <w:pPr>
+        <w:tabs>
+          <w:tab w:val="num" w:pos="360"/>
+        </w:tabs>
+        <w:ind w:left="360" w:hanging="360"/>
+      </w:pPr>
+      <w:rPr>
+        <w:rFonts w:ascii="Symbol" w:hAnsi="Symbol" w:hint="default"/>
+      </w:rPr>
+    </w:lvl>
+  </w:abstractNum>
+  <w:abstractNum w:abstractNumId="10" w15:restartNumberingAfterBreak="0">
     <w:nsid w:val="19DA76D6"/>
     <w:multiLevelType w:val="hybridMultilevel"/>
     <w:tmpl w:val="613A472E"/>
@@ -3425,7 +7844,7 @@
       </w:rPr>
     </w:lvl>
   </w:abstractNum>
-  <w:abstractNum w:abstractNumId="1" w15:restartNumberingAfterBreak="0">
+  <w:abstractNum w:abstractNumId="11" w15:restartNumberingAfterBreak="0">
     <w:nsid w:val="1A91712A"/>
     <w:multiLevelType w:val="hybridMultilevel"/>
     <w:tmpl w:val="6660CDC0"/>
@@ -3538,7 +7957,7 @@
       </w:rPr>
     </w:lvl>
   </w:abstractNum>
-  <w:abstractNum w:abstractNumId="2" w15:restartNumberingAfterBreak="0">
+  <w:abstractNum w:abstractNumId="12" w15:restartNumberingAfterBreak="0">
     <w:nsid w:val="27F17592"/>
     <w:multiLevelType w:val="hybridMultilevel"/>
     <w:tmpl w:val="447CC156"/>
@@ -3651,7 +8070,7 @@
       </w:rPr>
     </w:lvl>
   </w:abstractNum>
-  <w:abstractNum w:abstractNumId="3" w15:restartNumberingAfterBreak="0">
+  <w:abstractNum w:abstractNumId="13" w15:restartNumberingAfterBreak="0">
     <w:nsid w:val="3F17096D"/>
     <w:multiLevelType w:val="multilevel"/>
     <w:tmpl w:val="0F96400A"/>
@@ -3740,7 +8159,7 @@
       </w:pPr>
     </w:lvl>
   </w:abstractNum>
-  <w:abstractNum w:abstractNumId="4" w15:restartNumberingAfterBreak="0">
+  <w:abstractNum w:abstractNumId="14" w15:restartNumberingAfterBreak="0">
     <w:nsid w:val="473A3FD3"/>
     <w:multiLevelType w:val="multilevel"/>
     <w:tmpl w:val="29D07AAE"/>
@@ -3853,7 +8272,7 @@
       </w:rPr>
     </w:lvl>
   </w:abstractNum>
-  <w:abstractNum w:abstractNumId="5" w15:restartNumberingAfterBreak="0">
+  <w:abstractNum w:abstractNumId="15" w15:restartNumberingAfterBreak="0">
     <w:nsid w:val="47F257F3"/>
     <w:multiLevelType w:val="hybridMultilevel"/>
     <w:tmpl w:val="B6C2B64C"/>
@@ -3966,7 +8385,7 @@
       </w:rPr>
     </w:lvl>
   </w:abstractNum>
-  <w:abstractNum w:abstractNumId="6" w15:restartNumberingAfterBreak="0">
+  <w:abstractNum w:abstractNumId="16" w15:restartNumberingAfterBreak="0">
     <w:nsid w:val="5BF877AE"/>
     <w:multiLevelType w:val="multilevel"/>
     <w:tmpl w:val="4BDCA6DC"/>
@@ -4047,7 +8466,7 @@
       </w:pPr>
     </w:lvl>
   </w:abstractNum>
-  <w:abstractNum w:abstractNumId="7" w15:restartNumberingAfterBreak="0">
+  <w:abstractNum w:abstractNumId="17" w15:restartNumberingAfterBreak="0">
     <w:nsid w:val="7E916118"/>
     <w:multiLevelType w:val="multilevel"/>
     <w:tmpl w:val="7DFA4CF2"/>
@@ -4137,27 +8556,57 @@
     </w:lvl>
   </w:abstractNum>
   <w:num w:numId="1" w16cid:durableId="1502157242">
+    <w:abstractNumId w:val="16"/>
+  </w:num>
+  <w:num w:numId="2" w16cid:durableId="1038166962">
+    <w:abstractNumId w:val="14"/>
+  </w:num>
+  <w:num w:numId="3" w16cid:durableId="67922738">
+    <w:abstractNumId w:val="12"/>
+  </w:num>
+  <w:num w:numId="4" w16cid:durableId="471093407">
+    <w:abstractNumId w:val="17"/>
+  </w:num>
+  <w:num w:numId="5" w16cid:durableId="382753537">
+    <w:abstractNumId w:val="13"/>
+  </w:num>
+  <w:num w:numId="6" w16cid:durableId="681859963">
+    <w:abstractNumId w:val="15"/>
+  </w:num>
+  <w:num w:numId="7" w16cid:durableId="1859269235">
+    <w:abstractNumId w:val="11"/>
+  </w:num>
+  <w:num w:numId="8" w16cid:durableId="575751543">
+    <w:abstractNumId w:val="10"/>
+  </w:num>
+  <w:num w:numId="9" w16cid:durableId="1067536750">
+    <w:abstractNumId w:val="9"/>
+  </w:num>
+  <w:num w:numId="10" w16cid:durableId="772479516">
+    <w:abstractNumId w:val="7"/>
+  </w:num>
+  <w:num w:numId="11" w16cid:durableId="51386634">
     <w:abstractNumId w:val="6"/>
   </w:num>
-  <w:num w:numId="2" w16cid:durableId="1038166962">
+  <w:num w:numId="12" w16cid:durableId="1785731115">
+    <w:abstractNumId w:val="5"/>
+  </w:num>
+  <w:num w:numId="13" w16cid:durableId="552348982">
     <w:abstractNumId w:val="4"/>
   </w:num>
-  <w:num w:numId="3" w16cid:durableId="67922738">
+  <w:num w:numId="14" w16cid:durableId="1714498248">
+    <w:abstractNumId w:val="8"/>
+  </w:num>
+  <w:num w:numId="15" w16cid:durableId="241647711">
+    <w:abstractNumId w:val="3"/>
+  </w:num>
+  <w:num w:numId="16" w16cid:durableId="1097364161">
     <w:abstractNumId w:val="2"/>
   </w:num>
-  <w:num w:numId="4" w16cid:durableId="471093407">
-    <w:abstractNumId w:val="7"/>
-  </w:num>
-  <w:num w:numId="5" w16cid:durableId="382753537">
-    <w:abstractNumId w:val="3"/>
-  </w:num>
-  <w:num w:numId="6" w16cid:durableId="681859963">
-    <w:abstractNumId w:val="5"/>
-  </w:num>
-  <w:num w:numId="7" w16cid:durableId="1859269235">
+  <w:num w:numId="17" w16cid:durableId="1910193763">
     <w:abstractNumId w:val="1"/>
   </w:num>
-  <w:num w:numId="8" w16cid:durableId="575751543">
+  <w:num w:numId="18" w16cid:durableId="1086993975">
     <w:abstractNumId w:val="0"/>
   </w:num>
 </w:numbering>
@@ -4681,10 +9130,80 @@
       <w:szCs w:val="20"/>
     </w:rPr>
   </w:style>
+  <w:style w:type="paragraph" w:styleId="Heading7">
+    <w:name w:val="heading 7"/>
+    <w:basedOn w:val="Normal"/>
+    <w:next w:val="Normal"/>
+    <w:link w:val="Heading7Char"/>
+    <w:uiPriority w:val="9"/>
+    <w:semiHidden/>
+    <w:unhideWhenUsed/>
+    <w:qFormat/>
+    <w:rsid w:val="00D74211"/>
+    <w:pPr>
+      <w:keepNext/>
+      <w:keepLines/>
+      <w:spacing w:before="40" w:after="0"/>
+      <w:outlineLvl w:val="6"/>
+    </w:pPr>
+    <w:rPr>
+      <w:rFonts w:asciiTheme="majorHAnsi" w:eastAsiaTheme="majorEastAsia" w:hAnsiTheme="majorHAnsi" w:cstheme="majorBidi"/>
+      <w:i/>
+      <w:iCs/>
+      <w:color w:val="243F60" w:themeColor="accent1" w:themeShade="7F"/>
+    </w:rPr>
+  </w:style>
+  <w:style w:type="paragraph" w:styleId="Heading8">
+    <w:name w:val="heading 8"/>
+    <w:basedOn w:val="Normal"/>
+    <w:next w:val="Normal"/>
+    <w:link w:val="Heading8Char"/>
+    <w:uiPriority w:val="9"/>
+    <w:semiHidden/>
+    <w:unhideWhenUsed/>
+    <w:qFormat/>
+    <w:rsid w:val="00D74211"/>
+    <w:pPr>
+      <w:keepNext/>
+      <w:keepLines/>
+      <w:spacing w:before="40" w:after="0"/>
+      <w:outlineLvl w:val="7"/>
+    </w:pPr>
+    <w:rPr>
+      <w:rFonts w:asciiTheme="majorHAnsi" w:eastAsiaTheme="majorEastAsia" w:hAnsiTheme="majorHAnsi" w:cstheme="majorBidi"/>
+      <w:color w:val="272727" w:themeColor="text1" w:themeTint="D8"/>
+      <w:sz w:val="21"/>
+      <w:szCs w:val="21"/>
+    </w:rPr>
+  </w:style>
+  <w:style w:type="paragraph" w:styleId="Heading9">
+    <w:name w:val="heading 9"/>
+    <w:basedOn w:val="Normal"/>
+    <w:next w:val="Normal"/>
+    <w:link w:val="Heading9Char"/>
+    <w:uiPriority w:val="9"/>
+    <w:semiHidden/>
+    <w:unhideWhenUsed/>
+    <w:qFormat/>
+    <w:rsid w:val="00D74211"/>
+    <w:pPr>
+      <w:keepNext/>
+      <w:keepLines/>
+      <w:spacing w:before="40" w:after="0"/>
+      <w:outlineLvl w:val="8"/>
+    </w:pPr>
+    <w:rPr>
+      <w:rFonts w:asciiTheme="majorHAnsi" w:eastAsiaTheme="majorEastAsia" w:hAnsiTheme="majorHAnsi" w:cstheme="majorBidi"/>
+      <w:i/>
+      <w:iCs/>
+      <w:color w:val="272727" w:themeColor="text1" w:themeTint="D8"/>
+      <w:sz w:val="21"/>
+      <w:szCs w:val="21"/>
+    </w:rPr>
+  </w:style>
   <w:style w:type="character" w:default="1" w:styleId="DefaultParagraphFont">
     <w:name w:val="Default Paragraph Font"/>
     <w:uiPriority w:val="1"/>
-    <w:semiHidden/>
     <w:unhideWhenUsed/>
   </w:style>
   <w:style w:type="table" w:default="1" w:styleId="TableNormal">
@@ -4872,6 +9391,1581 @@
       <w:ind w:left="720"/>
       <w:contextualSpacing/>
     </w:pPr>
+  </w:style>
+  <w:style w:type="character" w:styleId="UnresolvedMention">
+    <w:name w:val="Unresolved Mention"/>
+    <w:basedOn w:val="DefaultParagraphFont"/>
+    <w:uiPriority w:val="99"/>
+    <w:semiHidden/>
+    <w:unhideWhenUsed/>
+    <w:rsid w:val="00715B5F"/>
+    <w:rPr>
+      <w:color w:val="605E5C"/>
+      <w:shd w:val="clear" w:color="auto" w:fill="E1DFDD"/>
+    </w:rPr>
+  </w:style>
+  <w:style w:type="paragraph" w:styleId="BalloonText">
+    <w:name w:val="Balloon Text"/>
+    <w:basedOn w:val="Normal"/>
+    <w:link w:val="BalloonTextChar"/>
+    <w:uiPriority w:val="99"/>
+    <w:semiHidden/>
+    <w:unhideWhenUsed/>
+    <w:rsid w:val="00D74211"/>
+    <w:pPr>
+      <w:spacing w:after="0" w:line="240" w:lineRule="auto"/>
+    </w:pPr>
+    <w:rPr>
+      <w:rFonts w:ascii="Segoe UI" w:hAnsi="Segoe UI" w:cs="Segoe UI"/>
+      <w:sz w:val="18"/>
+      <w:szCs w:val="18"/>
+    </w:rPr>
+  </w:style>
+  <w:style w:type="character" w:customStyle="1" w:styleId="BalloonTextChar">
+    <w:name w:val="Balloon Text Char"/>
+    <w:basedOn w:val="DefaultParagraphFont"/>
+    <w:link w:val="BalloonText"/>
+    <w:uiPriority w:val="99"/>
+    <w:semiHidden/>
+    <w:rsid w:val="00D74211"/>
+    <w:rPr>
+      <w:rFonts w:ascii="Segoe UI" w:hAnsi="Segoe UI" w:cs="Segoe UI"/>
+      <w:sz w:val="18"/>
+      <w:szCs w:val="18"/>
+      <w:lang w:val="en-US" w:eastAsia="en-GB"/>
+    </w:rPr>
+  </w:style>
+  <w:style w:type="paragraph" w:styleId="Bibliography">
+    <w:name w:val="Bibliography"/>
+    <w:basedOn w:val="Normal"/>
+    <w:next w:val="Normal"/>
+    <w:uiPriority w:val="37"/>
+    <w:semiHidden/>
+    <w:unhideWhenUsed/>
+    <w:rsid w:val="00D74211"/>
+  </w:style>
+  <w:style w:type="paragraph" w:styleId="BlockText">
+    <w:name w:val="Block Text"/>
+    <w:basedOn w:val="Normal"/>
+    <w:uiPriority w:val="99"/>
+    <w:semiHidden/>
+    <w:unhideWhenUsed/>
+    <w:rsid w:val="00D74211"/>
+    <w:pPr>
+      <w:pBdr>
+        <w:top w:val="single" w:sz="2" w:space="10" w:color="4F81BD" w:themeColor="accent1"/>
+        <w:left w:val="single" w:sz="2" w:space="10" w:color="4F81BD" w:themeColor="accent1"/>
+        <w:bottom w:val="single" w:sz="2" w:space="10" w:color="4F81BD" w:themeColor="accent1"/>
+        <w:right w:val="single" w:sz="2" w:space="10" w:color="4F81BD" w:themeColor="accent1"/>
+      </w:pBdr>
+      <w:ind w:left="1152" w:right="1152"/>
+    </w:pPr>
+    <w:rPr>
+      <w:rFonts w:eastAsiaTheme="minorEastAsia" w:cstheme="minorBidi"/>
+      <w:i/>
+      <w:iCs/>
+      <w:color w:val="4F81BD" w:themeColor="accent1"/>
+    </w:rPr>
+  </w:style>
+  <w:style w:type="paragraph" w:styleId="BodyText">
+    <w:name w:val="Body Text"/>
+    <w:basedOn w:val="Normal"/>
+    <w:link w:val="BodyTextChar"/>
+    <w:uiPriority w:val="99"/>
+    <w:semiHidden/>
+    <w:unhideWhenUsed/>
+    <w:rsid w:val="00D74211"/>
+    <w:pPr>
+      <w:spacing w:after="120"/>
+    </w:pPr>
+  </w:style>
+  <w:style w:type="character" w:customStyle="1" w:styleId="BodyTextChar">
+    <w:name w:val="Body Text Char"/>
+    <w:basedOn w:val="DefaultParagraphFont"/>
+    <w:link w:val="BodyText"/>
+    <w:uiPriority w:val="99"/>
+    <w:semiHidden/>
+    <w:rsid w:val="00D74211"/>
+    <w:rPr>
+      <w:rFonts w:asciiTheme="minorHAnsi" w:hAnsiTheme="minorHAnsi" w:cstheme="minorHAnsi"/>
+      <w:sz w:val="28"/>
+      <w:szCs w:val="28"/>
+      <w:lang w:val="en-US" w:eastAsia="en-GB"/>
+    </w:rPr>
+  </w:style>
+  <w:style w:type="paragraph" w:styleId="BodyText2">
+    <w:name w:val="Body Text 2"/>
+    <w:basedOn w:val="Normal"/>
+    <w:link w:val="BodyText2Char"/>
+    <w:uiPriority w:val="99"/>
+    <w:semiHidden/>
+    <w:unhideWhenUsed/>
+    <w:rsid w:val="00D74211"/>
+    <w:pPr>
+      <w:spacing w:after="120" w:line="480" w:lineRule="auto"/>
+    </w:pPr>
+  </w:style>
+  <w:style w:type="character" w:customStyle="1" w:styleId="BodyText2Char">
+    <w:name w:val="Body Text 2 Char"/>
+    <w:basedOn w:val="DefaultParagraphFont"/>
+    <w:link w:val="BodyText2"/>
+    <w:uiPriority w:val="99"/>
+    <w:semiHidden/>
+    <w:rsid w:val="00D74211"/>
+    <w:rPr>
+      <w:rFonts w:asciiTheme="minorHAnsi" w:hAnsiTheme="minorHAnsi" w:cstheme="minorHAnsi"/>
+      <w:sz w:val="28"/>
+      <w:szCs w:val="28"/>
+      <w:lang w:val="en-US" w:eastAsia="en-GB"/>
+    </w:rPr>
+  </w:style>
+  <w:style w:type="paragraph" w:styleId="BodyText3">
+    <w:name w:val="Body Text 3"/>
+    <w:basedOn w:val="Normal"/>
+    <w:link w:val="BodyText3Char"/>
+    <w:uiPriority w:val="99"/>
+    <w:semiHidden/>
+    <w:unhideWhenUsed/>
+    <w:rsid w:val="00D74211"/>
+    <w:pPr>
+      <w:spacing w:after="120"/>
+    </w:pPr>
+    <w:rPr>
+      <w:sz w:val="16"/>
+      <w:szCs w:val="16"/>
+    </w:rPr>
+  </w:style>
+  <w:style w:type="character" w:customStyle="1" w:styleId="BodyText3Char">
+    <w:name w:val="Body Text 3 Char"/>
+    <w:basedOn w:val="DefaultParagraphFont"/>
+    <w:link w:val="BodyText3"/>
+    <w:uiPriority w:val="99"/>
+    <w:semiHidden/>
+    <w:rsid w:val="00D74211"/>
+    <w:rPr>
+      <w:rFonts w:asciiTheme="minorHAnsi" w:hAnsiTheme="minorHAnsi" w:cstheme="minorHAnsi"/>
+      <w:sz w:val="16"/>
+      <w:szCs w:val="16"/>
+      <w:lang w:val="en-US" w:eastAsia="en-GB"/>
+    </w:rPr>
+  </w:style>
+  <w:style w:type="paragraph" w:styleId="BodyTextFirstIndent">
+    <w:name w:val="Body Text First Indent"/>
+    <w:basedOn w:val="BodyText"/>
+    <w:link w:val="BodyTextFirstIndentChar"/>
+    <w:uiPriority w:val="99"/>
+    <w:semiHidden/>
+    <w:unhideWhenUsed/>
+    <w:rsid w:val="00D74211"/>
+    <w:pPr>
+      <w:spacing w:after="160"/>
+      <w:ind w:firstLine="360"/>
+    </w:pPr>
+  </w:style>
+  <w:style w:type="character" w:customStyle="1" w:styleId="BodyTextFirstIndentChar">
+    <w:name w:val="Body Text First Indent Char"/>
+    <w:basedOn w:val="BodyTextChar"/>
+    <w:link w:val="BodyTextFirstIndent"/>
+    <w:uiPriority w:val="99"/>
+    <w:semiHidden/>
+    <w:rsid w:val="00D74211"/>
+    <w:rPr>
+      <w:rFonts w:asciiTheme="minorHAnsi" w:hAnsiTheme="minorHAnsi" w:cstheme="minorHAnsi"/>
+      <w:sz w:val="28"/>
+      <w:szCs w:val="28"/>
+      <w:lang w:val="en-US" w:eastAsia="en-GB"/>
+    </w:rPr>
+  </w:style>
+  <w:style w:type="paragraph" w:styleId="BodyTextIndent">
+    <w:name w:val="Body Text Indent"/>
+    <w:basedOn w:val="Normal"/>
+    <w:link w:val="BodyTextIndentChar"/>
+    <w:uiPriority w:val="99"/>
+    <w:semiHidden/>
+    <w:unhideWhenUsed/>
+    <w:rsid w:val="00D74211"/>
+    <w:pPr>
+      <w:spacing w:after="120"/>
+      <w:ind w:left="360"/>
+    </w:pPr>
+  </w:style>
+  <w:style w:type="character" w:customStyle="1" w:styleId="BodyTextIndentChar">
+    <w:name w:val="Body Text Indent Char"/>
+    <w:basedOn w:val="DefaultParagraphFont"/>
+    <w:link w:val="BodyTextIndent"/>
+    <w:uiPriority w:val="99"/>
+    <w:semiHidden/>
+    <w:rsid w:val="00D74211"/>
+    <w:rPr>
+      <w:rFonts w:asciiTheme="minorHAnsi" w:hAnsiTheme="minorHAnsi" w:cstheme="minorHAnsi"/>
+      <w:sz w:val="28"/>
+      <w:szCs w:val="28"/>
+      <w:lang w:val="en-US" w:eastAsia="en-GB"/>
+    </w:rPr>
+  </w:style>
+  <w:style w:type="paragraph" w:styleId="BodyTextFirstIndent2">
+    <w:name w:val="Body Text First Indent 2"/>
+    <w:basedOn w:val="BodyTextIndent"/>
+    <w:link w:val="BodyTextFirstIndent2Char"/>
+    <w:uiPriority w:val="99"/>
+    <w:semiHidden/>
+    <w:unhideWhenUsed/>
+    <w:rsid w:val="00D74211"/>
+    <w:pPr>
+      <w:spacing w:after="160"/>
+      <w:ind w:firstLine="360"/>
+    </w:pPr>
+  </w:style>
+  <w:style w:type="character" w:customStyle="1" w:styleId="BodyTextFirstIndent2Char">
+    <w:name w:val="Body Text First Indent 2 Char"/>
+    <w:basedOn w:val="BodyTextIndentChar"/>
+    <w:link w:val="BodyTextFirstIndent2"/>
+    <w:uiPriority w:val="99"/>
+    <w:semiHidden/>
+    <w:rsid w:val="00D74211"/>
+    <w:rPr>
+      <w:rFonts w:asciiTheme="minorHAnsi" w:hAnsiTheme="minorHAnsi" w:cstheme="minorHAnsi"/>
+      <w:sz w:val="28"/>
+      <w:szCs w:val="28"/>
+      <w:lang w:val="en-US" w:eastAsia="en-GB"/>
+    </w:rPr>
+  </w:style>
+  <w:style w:type="paragraph" w:styleId="BodyTextIndent2">
+    <w:name w:val="Body Text Indent 2"/>
+    <w:basedOn w:val="Normal"/>
+    <w:link w:val="BodyTextIndent2Char"/>
+    <w:uiPriority w:val="99"/>
+    <w:semiHidden/>
+    <w:unhideWhenUsed/>
+    <w:rsid w:val="00D74211"/>
+    <w:pPr>
+      <w:spacing w:after="120" w:line="480" w:lineRule="auto"/>
+      <w:ind w:left="360"/>
+    </w:pPr>
+  </w:style>
+  <w:style w:type="character" w:customStyle="1" w:styleId="BodyTextIndent2Char">
+    <w:name w:val="Body Text Indent 2 Char"/>
+    <w:basedOn w:val="DefaultParagraphFont"/>
+    <w:link w:val="BodyTextIndent2"/>
+    <w:uiPriority w:val="99"/>
+    <w:semiHidden/>
+    <w:rsid w:val="00D74211"/>
+    <w:rPr>
+      <w:rFonts w:asciiTheme="minorHAnsi" w:hAnsiTheme="minorHAnsi" w:cstheme="minorHAnsi"/>
+      <w:sz w:val="28"/>
+      <w:szCs w:val="28"/>
+      <w:lang w:val="en-US" w:eastAsia="en-GB"/>
+    </w:rPr>
+  </w:style>
+  <w:style w:type="paragraph" w:styleId="BodyTextIndent3">
+    <w:name w:val="Body Text Indent 3"/>
+    <w:basedOn w:val="Normal"/>
+    <w:link w:val="BodyTextIndent3Char"/>
+    <w:uiPriority w:val="99"/>
+    <w:semiHidden/>
+    <w:unhideWhenUsed/>
+    <w:rsid w:val="00D74211"/>
+    <w:pPr>
+      <w:spacing w:after="120"/>
+      <w:ind w:left="360"/>
+    </w:pPr>
+    <w:rPr>
+      <w:sz w:val="16"/>
+      <w:szCs w:val="16"/>
+    </w:rPr>
+  </w:style>
+  <w:style w:type="character" w:customStyle="1" w:styleId="BodyTextIndent3Char">
+    <w:name w:val="Body Text Indent 3 Char"/>
+    <w:basedOn w:val="DefaultParagraphFont"/>
+    <w:link w:val="BodyTextIndent3"/>
+    <w:uiPriority w:val="99"/>
+    <w:semiHidden/>
+    <w:rsid w:val="00D74211"/>
+    <w:rPr>
+      <w:rFonts w:asciiTheme="minorHAnsi" w:hAnsiTheme="minorHAnsi" w:cstheme="minorHAnsi"/>
+      <w:sz w:val="16"/>
+      <w:szCs w:val="16"/>
+      <w:lang w:val="en-US" w:eastAsia="en-GB"/>
+    </w:rPr>
+  </w:style>
+  <w:style w:type="paragraph" w:styleId="Caption">
+    <w:name w:val="caption"/>
+    <w:basedOn w:val="Normal"/>
+    <w:next w:val="Normal"/>
+    <w:uiPriority w:val="35"/>
+    <w:semiHidden/>
+    <w:unhideWhenUsed/>
+    <w:qFormat/>
+    <w:rsid w:val="00D74211"/>
+    <w:pPr>
+      <w:spacing w:after="200" w:line="240" w:lineRule="auto"/>
+    </w:pPr>
+    <w:rPr>
+      <w:i/>
+      <w:iCs/>
+      <w:color w:val="1F497D" w:themeColor="text2"/>
+      <w:sz w:val="18"/>
+      <w:szCs w:val="18"/>
+    </w:rPr>
+  </w:style>
+  <w:style w:type="paragraph" w:styleId="Closing">
+    <w:name w:val="Closing"/>
+    <w:basedOn w:val="Normal"/>
+    <w:link w:val="ClosingChar"/>
+    <w:uiPriority w:val="99"/>
+    <w:semiHidden/>
+    <w:unhideWhenUsed/>
+    <w:rsid w:val="00D74211"/>
+    <w:pPr>
+      <w:spacing w:after="0" w:line="240" w:lineRule="auto"/>
+      <w:ind w:left="4320"/>
+    </w:pPr>
+  </w:style>
+  <w:style w:type="character" w:customStyle="1" w:styleId="ClosingChar">
+    <w:name w:val="Closing Char"/>
+    <w:basedOn w:val="DefaultParagraphFont"/>
+    <w:link w:val="Closing"/>
+    <w:uiPriority w:val="99"/>
+    <w:semiHidden/>
+    <w:rsid w:val="00D74211"/>
+    <w:rPr>
+      <w:rFonts w:asciiTheme="minorHAnsi" w:hAnsiTheme="minorHAnsi" w:cstheme="minorHAnsi"/>
+      <w:sz w:val="28"/>
+      <w:szCs w:val="28"/>
+      <w:lang w:val="en-US" w:eastAsia="en-GB"/>
+    </w:rPr>
+  </w:style>
+  <w:style w:type="paragraph" w:styleId="CommentText">
+    <w:name w:val="annotation text"/>
+    <w:basedOn w:val="Normal"/>
+    <w:link w:val="CommentTextChar"/>
+    <w:uiPriority w:val="99"/>
+    <w:semiHidden/>
+    <w:unhideWhenUsed/>
+    <w:rsid w:val="00D74211"/>
+    <w:pPr>
+      <w:spacing w:line="240" w:lineRule="auto"/>
+    </w:pPr>
+    <w:rPr>
+      <w:sz w:val="20"/>
+      <w:szCs w:val="20"/>
+    </w:rPr>
+  </w:style>
+  <w:style w:type="character" w:customStyle="1" w:styleId="CommentTextChar">
+    <w:name w:val="Comment Text Char"/>
+    <w:basedOn w:val="DefaultParagraphFont"/>
+    <w:link w:val="CommentText"/>
+    <w:uiPriority w:val="99"/>
+    <w:semiHidden/>
+    <w:rsid w:val="00D74211"/>
+    <w:rPr>
+      <w:rFonts w:asciiTheme="minorHAnsi" w:hAnsiTheme="minorHAnsi" w:cstheme="minorHAnsi"/>
+      <w:sz w:val="20"/>
+      <w:szCs w:val="20"/>
+      <w:lang w:val="en-US" w:eastAsia="en-GB"/>
+    </w:rPr>
+  </w:style>
+  <w:style w:type="paragraph" w:styleId="CommentSubject">
+    <w:name w:val="annotation subject"/>
+    <w:basedOn w:val="CommentText"/>
+    <w:next w:val="CommentText"/>
+    <w:link w:val="CommentSubjectChar"/>
+    <w:uiPriority w:val="99"/>
+    <w:semiHidden/>
+    <w:unhideWhenUsed/>
+    <w:rsid w:val="00D74211"/>
+    <w:rPr>
+      <w:b/>
+      <w:bCs/>
+    </w:rPr>
+  </w:style>
+  <w:style w:type="character" w:customStyle="1" w:styleId="CommentSubjectChar">
+    <w:name w:val="Comment Subject Char"/>
+    <w:basedOn w:val="CommentTextChar"/>
+    <w:link w:val="CommentSubject"/>
+    <w:uiPriority w:val="99"/>
+    <w:semiHidden/>
+    <w:rsid w:val="00D74211"/>
+    <w:rPr>
+      <w:rFonts w:asciiTheme="minorHAnsi" w:hAnsiTheme="minorHAnsi" w:cstheme="minorHAnsi"/>
+      <w:b/>
+      <w:bCs/>
+      <w:sz w:val="20"/>
+      <w:szCs w:val="20"/>
+      <w:lang w:val="en-US" w:eastAsia="en-GB"/>
+    </w:rPr>
+  </w:style>
+  <w:style w:type="paragraph" w:styleId="Date">
+    <w:name w:val="Date"/>
+    <w:basedOn w:val="Normal"/>
+    <w:next w:val="Normal"/>
+    <w:link w:val="DateChar"/>
+    <w:uiPriority w:val="99"/>
+    <w:semiHidden/>
+    <w:unhideWhenUsed/>
+    <w:rsid w:val="00D74211"/>
+  </w:style>
+  <w:style w:type="character" w:customStyle="1" w:styleId="DateChar">
+    <w:name w:val="Date Char"/>
+    <w:basedOn w:val="DefaultParagraphFont"/>
+    <w:link w:val="Date"/>
+    <w:uiPriority w:val="99"/>
+    <w:semiHidden/>
+    <w:rsid w:val="00D74211"/>
+    <w:rPr>
+      <w:rFonts w:asciiTheme="minorHAnsi" w:hAnsiTheme="minorHAnsi" w:cstheme="minorHAnsi"/>
+      <w:sz w:val="28"/>
+      <w:szCs w:val="28"/>
+      <w:lang w:val="en-US" w:eastAsia="en-GB"/>
+    </w:rPr>
+  </w:style>
+  <w:style w:type="paragraph" w:styleId="DocumentMap">
+    <w:name w:val="Document Map"/>
+    <w:basedOn w:val="Normal"/>
+    <w:link w:val="DocumentMapChar"/>
+    <w:uiPriority w:val="99"/>
+    <w:semiHidden/>
+    <w:unhideWhenUsed/>
+    <w:rsid w:val="00D74211"/>
+    <w:pPr>
+      <w:spacing w:after="0" w:line="240" w:lineRule="auto"/>
+    </w:pPr>
+    <w:rPr>
+      <w:rFonts w:ascii="Segoe UI" w:hAnsi="Segoe UI" w:cs="Segoe UI"/>
+      <w:sz w:val="16"/>
+      <w:szCs w:val="16"/>
+    </w:rPr>
+  </w:style>
+  <w:style w:type="character" w:customStyle="1" w:styleId="DocumentMapChar">
+    <w:name w:val="Document Map Char"/>
+    <w:basedOn w:val="DefaultParagraphFont"/>
+    <w:link w:val="DocumentMap"/>
+    <w:uiPriority w:val="99"/>
+    <w:semiHidden/>
+    <w:rsid w:val="00D74211"/>
+    <w:rPr>
+      <w:rFonts w:ascii="Segoe UI" w:hAnsi="Segoe UI" w:cs="Segoe UI"/>
+      <w:sz w:val="16"/>
+      <w:szCs w:val="16"/>
+      <w:lang w:val="en-US" w:eastAsia="en-GB"/>
+    </w:rPr>
+  </w:style>
+  <w:style w:type="paragraph" w:styleId="E-mailSignature">
+    <w:name w:val="E-mail Signature"/>
+    <w:basedOn w:val="Normal"/>
+    <w:link w:val="E-mailSignatureChar"/>
+    <w:uiPriority w:val="99"/>
+    <w:semiHidden/>
+    <w:unhideWhenUsed/>
+    <w:rsid w:val="00D74211"/>
+    <w:pPr>
+      <w:spacing w:after="0" w:line="240" w:lineRule="auto"/>
+    </w:pPr>
+  </w:style>
+  <w:style w:type="character" w:customStyle="1" w:styleId="E-mailSignatureChar">
+    <w:name w:val="E-mail Signature Char"/>
+    <w:basedOn w:val="DefaultParagraphFont"/>
+    <w:link w:val="E-mailSignature"/>
+    <w:uiPriority w:val="99"/>
+    <w:semiHidden/>
+    <w:rsid w:val="00D74211"/>
+    <w:rPr>
+      <w:rFonts w:asciiTheme="minorHAnsi" w:hAnsiTheme="minorHAnsi" w:cstheme="minorHAnsi"/>
+      <w:sz w:val="28"/>
+      <w:szCs w:val="28"/>
+      <w:lang w:val="en-US" w:eastAsia="en-GB"/>
+    </w:rPr>
+  </w:style>
+  <w:style w:type="paragraph" w:styleId="EndnoteText">
+    <w:name w:val="endnote text"/>
+    <w:basedOn w:val="Normal"/>
+    <w:link w:val="EndnoteTextChar"/>
+    <w:uiPriority w:val="99"/>
+    <w:semiHidden/>
+    <w:unhideWhenUsed/>
+    <w:rsid w:val="00D74211"/>
+    <w:pPr>
+      <w:spacing w:after="0" w:line="240" w:lineRule="auto"/>
+    </w:pPr>
+    <w:rPr>
+      <w:sz w:val="20"/>
+      <w:szCs w:val="20"/>
+    </w:rPr>
+  </w:style>
+  <w:style w:type="character" w:customStyle="1" w:styleId="EndnoteTextChar">
+    <w:name w:val="Endnote Text Char"/>
+    <w:basedOn w:val="DefaultParagraphFont"/>
+    <w:link w:val="EndnoteText"/>
+    <w:uiPriority w:val="99"/>
+    <w:semiHidden/>
+    <w:rsid w:val="00D74211"/>
+    <w:rPr>
+      <w:rFonts w:asciiTheme="minorHAnsi" w:hAnsiTheme="minorHAnsi" w:cstheme="minorHAnsi"/>
+      <w:sz w:val="20"/>
+      <w:szCs w:val="20"/>
+      <w:lang w:val="en-US" w:eastAsia="en-GB"/>
+    </w:rPr>
+  </w:style>
+  <w:style w:type="paragraph" w:styleId="EnvelopeAddress">
+    <w:name w:val="envelope address"/>
+    <w:basedOn w:val="Normal"/>
+    <w:uiPriority w:val="99"/>
+    <w:semiHidden/>
+    <w:unhideWhenUsed/>
+    <w:rsid w:val="00D74211"/>
+    <w:pPr>
+      <w:framePr w:w="7920" w:h="1980" w:hRule="exact" w:hSpace="180" w:wrap="auto" w:hAnchor="page" w:xAlign="center" w:yAlign="bottom"/>
+      <w:spacing w:after="0" w:line="240" w:lineRule="auto"/>
+      <w:ind w:left="2880"/>
+    </w:pPr>
+    <w:rPr>
+      <w:rFonts w:asciiTheme="majorHAnsi" w:eastAsiaTheme="majorEastAsia" w:hAnsiTheme="majorHAnsi" w:cstheme="majorBidi"/>
+      <w:sz w:val="24"/>
+      <w:szCs w:val="24"/>
+    </w:rPr>
+  </w:style>
+  <w:style w:type="paragraph" w:styleId="EnvelopeReturn">
+    <w:name w:val="envelope return"/>
+    <w:basedOn w:val="Normal"/>
+    <w:uiPriority w:val="99"/>
+    <w:semiHidden/>
+    <w:unhideWhenUsed/>
+    <w:rsid w:val="00D74211"/>
+    <w:pPr>
+      <w:spacing w:after="0" w:line="240" w:lineRule="auto"/>
+    </w:pPr>
+    <w:rPr>
+      <w:rFonts w:asciiTheme="majorHAnsi" w:eastAsiaTheme="majorEastAsia" w:hAnsiTheme="majorHAnsi" w:cstheme="majorBidi"/>
+      <w:sz w:val="20"/>
+      <w:szCs w:val="20"/>
+    </w:rPr>
+  </w:style>
+  <w:style w:type="paragraph" w:styleId="FootnoteText">
+    <w:name w:val="footnote text"/>
+    <w:basedOn w:val="Normal"/>
+    <w:link w:val="FootnoteTextChar"/>
+    <w:uiPriority w:val="99"/>
+    <w:semiHidden/>
+    <w:unhideWhenUsed/>
+    <w:rsid w:val="00D74211"/>
+    <w:pPr>
+      <w:spacing w:after="0" w:line="240" w:lineRule="auto"/>
+    </w:pPr>
+    <w:rPr>
+      <w:sz w:val="20"/>
+      <w:szCs w:val="20"/>
+    </w:rPr>
+  </w:style>
+  <w:style w:type="character" w:customStyle="1" w:styleId="FootnoteTextChar">
+    <w:name w:val="Footnote Text Char"/>
+    <w:basedOn w:val="DefaultParagraphFont"/>
+    <w:link w:val="FootnoteText"/>
+    <w:uiPriority w:val="99"/>
+    <w:semiHidden/>
+    <w:rsid w:val="00D74211"/>
+    <w:rPr>
+      <w:rFonts w:asciiTheme="minorHAnsi" w:hAnsiTheme="minorHAnsi" w:cstheme="minorHAnsi"/>
+      <w:sz w:val="20"/>
+      <w:szCs w:val="20"/>
+      <w:lang w:val="en-US" w:eastAsia="en-GB"/>
+    </w:rPr>
+  </w:style>
+  <w:style w:type="character" w:customStyle="1" w:styleId="Heading7Char">
+    <w:name w:val="Heading 7 Char"/>
+    <w:basedOn w:val="DefaultParagraphFont"/>
+    <w:link w:val="Heading7"/>
+    <w:uiPriority w:val="9"/>
+    <w:semiHidden/>
+    <w:rsid w:val="00D74211"/>
+    <w:rPr>
+      <w:rFonts w:asciiTheme="majorHAnsi" w:eastAsiaTheme="majorEastAsia" w:hAnsiTheme="majorHAnsi" w:cstheme="majorBidi"/>
+      <w:i/>
+      <w:iCs/>
+      <w:color w:val="243F60" w:themeColor="accent1" w:themeShade="7F"/>
+      <w:sz w:val="28"/>
+      <w:szCs w:val="28"/>
+      <w:lang w:val="en-US" w:eastAsia="en-GB"/>
+    </w:rPr>
+  </w:style>
+  <w:style w:type="character" w:customStyle="1" w:styleId="Heading8Char">
+    <w:name w:val="Heading 8 Char"/>
+    <w:basedOn w:val="DefaultParagraphFont"/>
+    <w:link w:val="Heading8"/>
+    <w:uiPriority w:val="9"/>
+    <w:semiHidden/>
+    <w:rsid w:val="00D74211"/>
+    <w:rPr>
+      <w:rFonts w:asciiTheme="majorHAnsi" w:eastAsiaTheme="majorEastAsia" w:hAnsiTheme="majorHAnsi" w:cstheme="majorBidi"/>
+      <w:color w:val="272727" w:themeColor="text1" w:themeTint="D8"/>
+      <w:sz w:val="21"/>
+      <w:szCs w:val="21"/>
+      <w:lang w:val="en-US" w:eastAsia="en-GB"/>
+    </w:rPr>
+  </w:style>
+  <w:style w:type="character" w:customStyle="1" w:styleId="Heading9Char">
+    <w:name w:val="Heading 9 Char"/>
+    <w:basedOn w:val="DefaultParagraphFont"/>
+    <w:link w:val="Heading9"/>
+    <w:uiPriority w:val="9"/>
+    <w:semiHidden/>
+    <w:rsid w:val="00D74211"/>
+    <w:rPr>
+      <w:rFonts w:asciiTheme="majorHAnsi" w:eastAsiaTheme="majorEastAsia" w:hAnsiTheme="majorHAnsi" w:cstheme="majorBidi"/>
+      <w:i/>
+      <w:iCs/>
+      <w:color w:val="272727" w:themeColor="text1" w:themeTint="D8"/>
+      <w:sz w:val="21"/>
+      <w:szCs w:val="21"/>
+      <w:lang w:val="en-US" w:eastAsia="en-GB"/>
+    </w:rPr>
+  </w:style>
+  <w:style w:type="paragraph" w:styleId="HTMLAddress">
+    <w:name w:val="HTML Address"/>
+    <w:basedOn w:val="Normal"/>
+    <w:link w:val="HTMLAddressChar"/>
+    <w:uiPriority w:val="99"/>
+    <w:semiHidden/>
+    <w:unhideWhenUsed/>
+    <w:rsid w:val="00D74211"/>
+    <w:pPr>
+      <w:spacing w:after="0" w:line="240" w:lineRule="auto"/>
+    </w:pPr>
+    <w:rPr>
+      <w:i/>
+      <w:iCs/>
+    </w:rPr>
+  </w:style>
+  <w:style w:type="character" w:customStyle="1" w:styleId="HTMLAddressChar">
+    <w:name w:val="HTML Address Char"/>
+    <w:basedOn w:val="DefaultParagraphFont"/>
+    <w:link w:val="HTMLAddress"/>
+    <w:uiPriority w:val="99"/>
+    <w:semiHidden/>
+    <w:rsid w:val="00D74211"/>
+    <w:rPr>
+      <w:rFonts w:asciiTheme="minorHAnsi" w:hAnsiTheme="minorHAnsi" w:cstheme="minorHAnsi"/>
+      <w:i/>
+      <w:iCs/>
+      <w:sz w:val="28"/>
+      <w:szCs w:val="28"/>
+      <w:lang w:val="en-US" w:eastAsia="en-GB"/>
+    </w:rPr>
+  </w:style>
+  <w:style w:type="paragraph" w:styleId="HTMLPreformatted">
+    <w:name w:val="HTML Preformatted"/>
+    <w:basedOn w:val="Normal"/>
+    <w:link w:val="HTMLPreformattedChar"/>
+    <w:uiPriority w:val="99"/>
+    <w:semiHidden/>
+    <w:unhideWhenUsed/>
+    <w:rsid w:val="00D74211"/>
+    <w:pPr>
+      <w:spacing w:after="0" w:line="240" w:lineRule="auto"/>
+    </w:pPr>
+    <w:rPr>
+      <w:rFonts w:ascii="Consolas" w:hAnsi="Consolas"/>
+      <w:sz w:val="20"/>
+      <w:szCs w:val="20"/>
+    </w:rPr>
+  </w:style>
+  <w:style w:type="character" w:customStyle="1" w:styleId="HTMLPreformattedChar">
+    <w:name w:val="HTML Preformatted Char"/>
+    <w:basedOn w:val="DefaultParagraphFont"/>
+    <w:link w:val="HTMLPreformatted"/>
+    <w:uiPriority w:val="99"/>
+    <w:semiHidden/>
+    <w:rsid w:val="00D74211"/>
+    <w:rPr>
+      <w:rFonts w:ascii="Consolas" w:hAnsi="Consolas" w:cstheme="minorHAnsi"/>
+      <w:sz w:val="20"/>
+      <w:szCs w:val="20"/>
+      <w:lang w:val="en-US" w:eastAsia="en-GB"/>
+    </w:rPr>
+  </w:style>
+  <w:style w:type="paragraph" w:styleId="Index1">
+    <w:name w:val="index 1"/>
+    <w:basedOn w:val="Normal"/>
+    <w:next w:val="Normal"/>
+    <w:autoRedefine/>
+    <w:uiPriority w:val="99"/>
+    <w:semiHidden/>
+    <w:unhideWhenUsed/>
+    <w:rsid w:val="00D74211"/>
+    <w:pPr>
+      <w:spacing w:after="0" w:line="240" w:lineRule="auto"/>
+      <w:ind w:left="280" w:hanging="280"/>
+    </w:pPr>
+  </w:style>
+  <w:style w:type="paragraph" w:styleId="Index2">
+    <w:name w:val="index 2"/>
+    <w:basedOn w:val="Normal"/>
+    <w:next w:val="Normal"/>
+    <w:autoRedefine/>
+    <w:uiPriority w:val="99"/>
+    <w:semiHidden/>
+    <w:unhideWhenUsed/>
+    <w:rsid w:val="00D74211"/>
+    <w:pPr>
+      <w:spacing w:after="0" w:line="240" w:lineRule="auto"/>
+      <w:ind w:left="560" w:hanging="280"/>
+    </w:pPr>
+  </w:style>
+  <w:style w:type="paragraph" w:styleId="Index3">
+    <w:name w:val="index 3"/>
+    <w:basedOn w:val="Normal"/>
+    <w:next w:val="Normal"/>
+    <w:autoRedefine/>
+    <w:uiPriority w:val="99"/>
+    <w:semiHidden/>
+    <w:unhideWhenUsed/>
+    <w:rsid w:val="00D74211"/>
+    <w:pPr>
+      <w:spacing w:after="0" w:line="240" w:lineRule="auto"/>
+      <w:ind w:left="840" w:hanging="280"/>
+    </w:pPr>
+  </w:style>
+  <w:style w:type="paragraph" w:styleId="Index4">
+    <w:name w:val="index 4"/>
+    <w:basedOn w:val="Normal"/>
+    <w:next w:val="Normal"/>
+    <w:autoRedefine/>
+    <w:uiPriority w:val="99"/>
+    <w:semiHidden/>
+    <w:unhideWhenUsed/>
+    <w:rsid w:val="00D74211"/>
+    <w:pPr>
+      <w:spacing w:after="0" w:line="240" w:lineRule="auto"/>
+      <w:ind w:left="1120" w:hanging="280"/>
+    </w:pPr>
+  </w:style>
+  <w:style w:type="paragraph" w:styleId="Index5">
+    <w:name w:val="index 5"/>
+    <w:basedOn w:val="Normal"/>
+    <w:next w:val="Normal"/>
+    <w:autoRedefine/>
+    <w:uiPriority w:val="99"/>
+    <w:semiHidden/>
+    <w:unhideWhenUsed/>
+    <w:rsid w:val="00D74211"/>
+    <w:pPr>
+      <w:spacing w:after="0" w:line="240" w:lineRule="auto"/>
+      <w:ind w:left="1400" w:hanging="280"/>
+    </w:pPr>
+  </w:style>
+  <w:style w:type="paragraph" w:styleId="Index6">
+    <w:name w:val="index 6"/>
+    <w:basedOn w:val="Normal"/>
+    <w:next w:val="Normal"/>
+    <w:autoRedefine/>
+    <w:uiPriority w:val="99"/>
+    <w:semiHidden/>
+    <w:unhideWhenUsed/>
+    <w:rsid w:val="00D74211"/>
+    <w:pPr>
+      <w:spacing w:after="0" w:line="240" w:lineRule="auto"/>
+      <w:ind w:left="1680" w:hanging="280"/>
+    </w:pPr>
+  </w:style>
+  <w:style w:type="paragraph" w:styleId="Index7">
+    <w:name w:val="index 7"/>
+    <w:basedOn w:val="Normal"/>
+    <w:next w:val="Normal"/>
+    <w:autoRedefine/>
+    <w:uiPriority w:val="99"/>
+    <w:semiHidden/>
+    <w:unhideWhenUsed/>
+    <w:rsid w:val="00D74211"/>
+    <w:pPr>
+      <w:spacing w:after="0" w:line="240" w:lineRule="auto"/>
+      <w:ind w:left="1960" w:hanging="280"/>
+    </w:pPr>
+  </w:style>
+  <w:style w:type="paragraph" w:styleId="Index8">
+    <w:name w:val="index 8"/>
+    <w:basedOn w:val="Normal"/>
+    <w:next w:val="Normal"/>
+    <w:autoRedefine/>
+    <w:uiPriority w:val="99"/>
+    <w:semiHidden/>
+    <w:unhideWhenUsed/>
+    <w:rsid w:val="00D74211"/>
+    <w:pPr>
+      <w:spacing w:after="0" w:line="240" w:lineRule="auto"/>
+      <w:ind w:left="2240" w:hanging="280"/>
+    </w:pPr>
+  </w:style>
+  <w:style w:type="paragraph" w:styleId="Index9">
+    <w:name w:val="index 9"/>
+    <w:basedOn w:val="Normal"/>
+    <w:next w:val="Normal"/>
+    <w:autoRedefine/>
+    <w:uiPriority w:val="99"/>
+    <w:semiHidden/>
+    <w:unhideWhenUsed/>
+    <w:rsid w:val="00D74211"/>
+    <w:pPr>
+      <w:spacing w:after="0" w:line="240" w:lineRule="auto"/>
+      <w:ind w:left="2520" w:hanging="280"/>
+    </w:pPr>
+  </w:style>
+  <w:style w:type="paragraph" w:styleId="IndexHeading">
+    <w:name w:val="index heading"/>
+    <w:basedOn w:val="Normal"/>
+    <w:next w:val="Index1"/>
+    <w:uiPriority w:val="99"/>
+    <w:semiHidden/>
+    <w:unhideWhenUsed/>
+    <w:rsid w:val="00D74211"/>
+    <w:rPr>
+      <w:rFonts w:asciiTheme="majorHAnsi" w:eastAsiaTheme="majorEastAsia" w:hAnsiTheme="majorHAnsi" w:cstheme="majorBidi"/>
+      <w:b/>
+      <w:bCs/>
+    </w:rPr>
+  </w:style>
+  <w:style w:type="paragraph" w:styleId="IntenseQuote">
+    <w:name w:val="Intense Quote"/>
+    <w:basedOn w:val="Normal"/>
+    <w:next w:val="Normal"/>
+    <w:link w:val="IntenseQuoteChar"/>
+    <w:uiPriority w:val="30"/>
+    <w:qFormat/>
+    <w:rsid w:val="00D74211"/>
+    <w:pPr>
+      <w:pBdr>
+        <w:top w:val="single" w:sz="4" w:space="10" w:color="4F81BD" w:themeColor="accent1"/>
+        <w:bottom w:val="single" w:sz="4" w:space="10" w:color="4F81BD" w:themeColor="accent1"/>
+      </w:pBdr>
+      <w:spacing w:before="360" w:after="360"/>
+      <w:ind w:left="864" w:right="864"/>
+      <w:jc w:val="center"/>
+    </w:pPr>
+    <w:rPr>
+      <w:i/>
+      <w:iCs/>
+      <w:color w:val="4F81BD" w:themeColor="accent1"/>
+    </w:rPr>
+  </w:style>
+  <w:style w:type="character" w:customStyle="1" w:styleId="IntenseQuoteChar">
+    <w:name w:val="Intense Quote Char"/>
+    <w:basedOn w:val="DefaultParagraphFont"/>
+    <w:link w:val="IntenseQuote"/>
+    <w:uiPriority w:val="30"/>
+    <w:rsid w:val="00D74211"/>
+    <w:rPr>
+      <w:rFonts w:asciiTheme="minorHAnsi" w:hAnsiTheme="minorHAnsi" w:cstheme="minorHAnsi"/>
+      <w:i/>
+      <w:iCs/>
+      <w:color w:val="4F81BD" w:themeColor="accent1"/>
+      <w:sz w:val="28"/>
+      <w:szCs w:val="28"/>
+      <w:lang w:val="en-US" w:eastAsia="en-GB"/>
+    </w:rPr>
+  </w:style>
+  <w:style w:type="paragraph" w:styleId="List">
+    <w:name w:val="List"/>
+    <w:basedOn w:val="Normal"/>
+    <w:uiPriority w:val="99"/>
+    <w:semiHidden/>
+    <w:unhideWhenUsed/>
+    <w:rsid w:val="00D74211"/>
+    <w:pPr>
+      <w:ind w:left="360" w:hanging="360"/>
+      <w:contextualSpacing/>
+    </w:pPr>
+  </w:style>
+  <w:style w:type="paragraph" w:styleId="List2">
+    <w:name w:val="List 2"/>
+    <w:basedOn w:val="Normal"/>
+    <w:uiPriority w:val="99"/>
+    <w:semiHidden/>
+    <w:unhideWhenUsed/>
+    <w:rsid w:val="00D74211"/>
+    <w:pPr>
+      <w:ind w:left="720" w:hanging="360"/>
+      <w:contextualSpacing/>
+    </w:pPr>
+  </w:style>
+  <w:style w:type="paragraph" w:styleId="List3">
+    <w:name w:val="List 3"/>
+    <w:basedOn w:val="Normal"/>
+    <w:uiPriority w:val="99"/>
+    <w:semiHidden/>
+    <w:unhideWhenUsed/>
+    <w:rsid w:val="00D74211"/>
+    <w:pPr>
+      <w:ind w:left="1080" w:hanging="360"/>
+      <w:contextualSpacing/>
+    </w:pPr>
+  </w:style>
+  <w:style w:type="paragraph" w:styleId="List4">
+    <w:name w:val="List 4"/>
+    <w:basedOn w:val="Normal"/>
+    <w:uiPriority w:val="99"/>
+    <w:semiHidden/>
+    <w:unhideWhenUsed/>
+    <w:rsid w:val="00D74211"/>
+    <w:pPr>
+      <w:ind w:left="1440" w:hanging="360"/>
+      <w:contextualSpacing/>
+    </w:pPr>
+  </w:style>
+  <w:style w:type="paragraph" w:styleId="List5">
+    <w:name w:val="List 5"/>
+    <w:basedOn w:val="Normal"/>
+    <w:uiPriority w:val="99"/>
+    <w:semiHidden/>
+    <w:unhideWhenUsed/>
+    <w:rsid w:val="00D74211"/>
+    <w:pPr>
+      <w:ind w:left="1800" w:hanging="360"/>
+      <w:contextualSpacing/>
+    </w:pPr>
+  </w:style>
+  <w:style w:type="paragraph" w:styleId="ListBullet">
+    <w:name w:val="List Bullet"/>
+    <w:basedOn w:val="Normal"/>
+    <w:uiPriority w:val="99"/>
+    <w:semiHidden/>
+    <w:unhideWhenUsed/>
+    <w:rsid w:val="00D74211"/>
+    <w:pPr>
+      <w:numPr>
+        <w:numId w:val="9"/>
+      </w:numPr>
+      <w:contextualSpacing/>
+    </w:pPr>
+  </w:style>
+  <w:style w:type="paragraph" w:styleId="ListBullet2">
+    <w:name w:val="List Bullet 2"/>
+    <w:basedOn w:val="Normal"/>
+    <w:uiPriority w:val="99"/>
+    <w:semiHidden/>
+    <w:unhideWhenUsed/>
+    <w:rsid w:val="00D74211"/>
+    <w:pPr>
+      <w:numPr>
+        <w:numId w:val="10"/>
+      </w:numPr>
+      <w:contextualSpacing/>
+    </w:pPr>
+  </w:style>
+  <w:style w:type="paragraph" w:styleId="ListBullet3">
+    <w:name w:val="List Bullet 3"/>
+    <w:basedOn w:val="Normal"/>
+    <w:uiPriority w:val="99"/>
+    <w:semiHidden/>
+    <w:unhideWhenUsed/>
+    <w:rsid w:val="00D74211"/>
+    <w:pPr>
+      <w:numPr>
+        <w:numId w:val="11"/>
+      </w:numPr>
+      <w:contextualSpacing/>
+    </w:pPr>
+  </w:style>
+  <w:style w:type="paragraph" w:styleId="ListBullet4">
+    <w:name w:val="List Bullet 4"/>
+    <w:basedOn w:val="Normal"/>
+    <w:uiPriority w:val="99"/>
+    <w:semiHidden/>
+    <w:unhideWhenUsed/>
+    <w:rsid w:val="00D74211"/>
+    <w:pPr>
+      <w:numPr>
+        <w:numId w:val="12"/>
+      </w:numPr>
+      <w:contextualSpacing/>
+    </w:pPr>
+  </w:style>
+  <w:style w:type="paragraph" w:styleId="ListBullet5">
+    <w:name w:val="List Bullet 5"/>
+    <w:basedOn w:val="Normal"/>
+    <w:uiPriority w:val="99"/>
+    <w:semiHidden/>
+    <w:unhideWhenUsed/>
+    <w:rsid w:val="00D74211"/>
+    <w:pPr>
+      <w:numPr>
+        <w:numId w:val="13"/>
+      </w:numPr>
+      <w:contextualSpacing/>
+    </w:pPr>
+  </w:style>
+  <w:style w:type="paragraph" w:styleId="ListContinue">
+    <w:name w:val="List Continue"/>
+    <w:basedOn w:val="Normal"/>
+    <w:uiPriority w:val="99"/>
+    <w:semiHidden/>
+    <w:unhideWhenUsed/>
+    <w:rsid w:val="00D74211"/>
+    <w:pPr>
+      <w:spacing w:after="120"/>
+      <w:ind w:left="360"/>
+      <w:contextualSpacing/>
+    </w:pPr>
+  </w:style>
+  <w:style w:type="paragraph" w:styleId="ListContinue2">
+    <w:name w:val="List Continue 2"/>
+    <w:basedOn w:val="Normal"/>
+    <w:uiPriority w:val="99"/>
+    <w:semiHidden/>
+    <w:unhideWhenUsed/>
+    <w:rsid w:val="00D74211"/>
+    <w:pPr>
+      <w:spacing w:after="120"/>
+      <w:ind w:left="720"/>
+      <w:contextualSpacing/>
+    </w:pPr>
+  </w:style>
+  <w:style w:type="paragraph" w:styleId="ListContinue3">
+    <w:name w:val="List Continue 3"/>
+    <w:basedOn w:val="Normal"/>
+    <w:uiPriority w:val="99"/>
+    <w:semiHidden/>
+    <w:unhideWhenUsed/>
+    <w:rsid w:val="00D74211"/>
+    <w:pPr>
+      <w:spacing w:after="120"/>
+      <w:ind w:left="1080"/>
+      <w:contextualSpacing/>
+    </w:pPr>
+  </w:style>
+  <w:style w:type="paragraph" w:styleId="ListContinue4">
+    <w:name w:val="List Continue 4"/>
+    <w:basedOn w:val="Normal"/>
+    <w:uiPriority w:val="99"/>
+    <w:semiHidden/>
+    <w:unhideWhenUsed/>
+    <w:rsid w:val="00D74211"/>
+    <w:pPr>
+      <w:spacing w:after="120"/>
+      <w:ind w:left="1440"/>
+      <w:contextualSpacing/>
+    </w:pPr>
+  </w:style>
+  <w:style w:type="paragraph" w:styleId="ListContinue5">
+    <w:name w:val="List Continue 5"/>
+    <w:basedOn w:val="Normal"/>
+    <w:uiPriority w:val="99"/>
+    <w:semiHidden/>
+    <w:unhideWhenUsed/>
+    <w:rsid w:val="00D74211"/>
+    <w:pPr>
+      <w:spacing w:after="120"/>
+      <w:ind w:left="1800"/>
+      <w:contextualSpacing/>
+    </w:pPr>
+  </w:style>
+  <w:style w:type="paragraph" w:styleId="ListNumber">
+    <w:name w:val="List Number"/>
+    <w:basedOn w:val="Normal"/>
+    <w:uiPriority w:val="99"/>
+    <w:semiHidden/>
+    <w:unhideWhenUsed/>
+    <w:rsid w:val="00D74211"/>
+    <w:pPr>
+      <w:numPr>
+        <w:numId w:val="14"/>
+      </w:numPr>
+      <w:contextualSpacing/>
+    </w:pPr>
+  </w:style>
+  <w:style w:type="paragraph" w:styleId="ListNumber2">
+    <w:name w:val="List Number 2"/>
+    <w:basedOn w:val="Normal"/>
+    <w:uiPriority w:val="99"/>
+    <w:semiHidden/>
+    <w:unhideWhenUsed/>
+    <w:rsid w:val="00D74211"/>
+    <w:pPr>
+      <w:numPr>
+        <w:numId w:val="15"/>
+      </w:numPr>
+      <w:contextualSpacing/>
+    </w:pPr>
+  </w:style>
+  <w:style w:type="paragraph" w:styleId="ListNumber3">
+    <w:name w:val="List Number 3"/>
+    <w:basedOn w:val="Normal"/>
+    <w:uiPriority w:val="99"/>
+    <w:semiHidden/>
+    <w:unhideWhenUsed/>
+    <w:rsid w:val="00D74211"/>
+    <w:pPr>
+      <w:numPr>
+        <w:numId w:val="16"/>
+      </w:numPr>
+      <w:contextualSpacing/>
+    </w:pPr>
+  </w:style>
+  <w:style w:type="paragraph" w:styleId="ListNumber4">
+    <w:name w:val="List Number 4"/>
+    <w:basedOn w:val="Normal"/>
+    <w:uiPriority w:val="99"/>
+    <w:semiHidden/>
+    <w:unhideWhenUsed/>
+    <w:rsid w:val="00D74211"/>
+    <w:pPr>
+      <w:numPr>
+        <w:numId w:val="17"/>
+      </w:numPr>
+      <w:contextualSpacing/>
+    </w:pPr>
+  </w:style>
+  <w:style w:type="paragraph" w:styleId="ListNumber5">
+    <w:name w:val="List Number 5"/>
+    <w:basedOn w:val="Normal"/>
+    <w:uiPriority w:val="99"/>
+    <w:semiHidden/>
+    <w:unhideWhenUsed/>
+    <w:rsid w:val="00D74211"/>
+    <w:pPr>
+      <w:numPr>
+        <w:numId w:val="18"/>
+      </w:numPr>
+      <w:contextualSpacing/>
+    </w:pPr>
+  </w:style>
+  <w:style w:type="paragraph" w:styleId="MacroText">
+    <w:name w:val="macro"/>
+    <w:link w:val="MacroTextChar"/>
+    <w:uiPriority w:val="99"/>
+    <w:semiHidden/>
+    <w:unhideWhenUsed/>
+    <w:rsid w:val="00D74211"/>
+    <w:pPr>
+      <w:tabs>
+        <w:tab w:val="left" w:pos="480"/>
+        <w:tab w:val="left" w:pos="960"/>
+        <w:tab w:val="left" w:pos="1440"/>
+        <w:tab w:val="left" w:pos="1920"/>
+        <w:tab w:val="left" w:pos="2400"/>
+        <w:tab w:val="left" w:pos="2880"/>
+        <w:tab w:val="left" w:pos="3360"/>
+        <w:tab w:val="left" w:pos="3840"/>
+        <w:tab w:val="left" w:pos="4320"/>
+      </w:tabs>
+      <w:spacing w:after="0"/>
+    </w:pPr>
+    <w:rPr>
+      <w:rFonts w:ascii="Consolas" w:hAnsi="Consolas" w:cstheme="minorHAnsi"/>
+      <w:sz w:val="20"/>
+      <w:szCs w:val="20"/>
+      <w:lang w:val="en-US" w:eastAsia="en-GB"/>
+    </w:rPr>
+  </w:style>
+  <w:style w:type="character" w:customStyle="1" w:styleId="MacroTextChar">
+    <w:name w:val="Macro Text Char"/>
+    <w:basedOn w:val="DefaultParagraphFont"/>
+    <w:link w:val="MacroText"/>
+    <w:uiPriority w:val="99"/>
+    <w:semiHidden/>
+    <w:rsid w:val="00D74211"/>
+    <w:rPr>
+      <w:rFonts w:ascii="Consolas" w:hAnsi="Consolas" w:cstheme="minorHAnsi"/>
+      <w:sz w:val="20"/>
+      <w:szCs w:val="20"/>
+      <w:lang w:val="en-US" w:eastAsia="en-GB"/>
+    </w:rPr>
+  </w:style>
+  <w:style w:type="paragraph" w:styleId="MessageHeader">
+    <w:name w:val="Message Header"/>
+    <w:basedOn w:val="Normal"/>
+    <w:link w:val="MessageHeaderChar"/>
+    <w:uiPriority w:val="99"/>
+    <w:semiHidden/>
+    <w:unhideWhenUsed/>
+    <w:rsid w:val="00D74211"/>
+    <w:pPr>
+      <w:pBdr>
+        <w:top w:val="single" w:sz="6" w:space="1" w:color="auto"/>
+        <w:left w:val="single" w:sz="6" w:space="1" w:color="auto"/>
+        <w:bottom w:val="single" w:sz="6" w:space="1" w:color="auto"/>
+        <w:right w:val="single" w:sz="6" w:space="1" w:color="auto"/>
+      </w:pBdr>
+      <w:shd w:val="pct20" w:color="auto" w:fill="auto"/>
+      <w:spacing w:after="0" w:line="240" w:lineRule="auto"/>
+      <w:ind w:left="1080" w:hanging="1080"/>
+    </w:pPr>
+    <w:rPr>
+      <w:rFonts w:asciiTheme="majorHAnsi" w:eastAsiaTheme="majorEastAsia" w:hAnsiTheme="majorHAnsi" w:cstheme="majorBidi"/>
+      <w:sz w:val="24"/>
+      <w:szCs w:val="24"/>
+    </w:rPr>
+  </w:style>
+  <w:style w:type="character" w:customStyle="1" w:styleId="MessageHeaderChar">
+    <w:name w:val="Message Header Char"/>
+    <w:basedOn w:val="DefaultParagraphFont"/>
+    <w:link w:val="MessageHeader"/>
+    <w:uiPriority w:val="99"/>
+    <w:semiHidden/>
+    <w:rsid w:val="00D74211"/>
+    <w:rPr>
+      <w:rFonts w:asciiTheme="majorHAnsi" w:eastAsiaTheme="majorEastAsia" w:hAnsiTheme="majorHAnsi" w:cstheme="majorBidi"/>
+      <w:sz w:val="24"/>
+      <w:szCs w:val="24"/>
+      <w:shd w:val="pct20" w:color="auto" w:fill="auto"/>
+      <w:lang w:val="en-US" w:eastAsia="en-GB"/>
+    </w:rPr>
+  </w:style>
+  <w:style w:type="paragraph" w:styleId="NormalWeb">
+    <w:name w:val="Normal (Web)"/>
+    <w:basedOn w:val="Normal"/>
+    <w:uiPriority w:val="99"/>
+    <w:semiHidden/>
+    <w:unhideWhenUsed/>
+    <w:rsid w:val="00D74211"/>
+    <w:rPr>
+      <w:rFonts w:ascii="Times New Roman" w:hAnsi="Times New Roman" w:cs="Times New Roman"/>
+      <w:sz w:val="24"/>
+      <w:szCs w:val="24"/>
+    </w:rPr>
+  </w:style>
+  <w:style w:type="paragraph" w:styleId="NormalIndent">
+    <w:name w:val="Normal Indent"/>
+    <w:basedOn w:val="Normal"/>
+    <w:uiPriority w:val="99"/>
+    <w:semiHidden/>
+    <w:unhideWhenUsed/>
+    <w:rsid w:val="00D74211"/>
+    <w:pPr>
+      <w:ind w:left="720"/>
+    </w:pPr>
+  </w:style>
+  <w:style w:type="paragraph" w:styleId="NoteHeading">
+    <w:name w:val="Note Heading"/>
+    <w:basedOn w:val="Normal"/>
+    <w:next w:val="Normal"/>
+    <w:link w:val="NoteHeadingChar"/>
+    <w:uiPriority w:val="99"/>
+    <w:semiHidden/>
+    <w:unhideWhenUsed/>
+    <w:rsid w:val="00D74211"/>
+    <w:pPr>
+      <w:spacing w:after="0" w:line="240" w:lineRule="auto"/>
+    </w:pPr>
+  </w:style>
+  <w:style w:type="character" w:customStyle="1" w:styleId="NoteHeadingChar">
+    <w:name w:val="Note Heading Char"/>
+    <w:basedOn w:val="DefaultParagraphFont"/>
+    <w:link w:val="NoteHeading"/>
+    <w:uiPriority w:val="99"/>
+    <w:semiHidden/>
+    <w:rsid w:val="00D74211"/>
+    <w:rPr>
+      <w:rFonts w:asciiTheme="minorHAnsi" w:hAnsiTheme="minorHAnsi" w:cstheme="minorHAnsi"/>
+      <w:sz w:val="28"/>
+      <w:szCs w:val="28"/>
+      <w:lang w:val="en-US" w:eastAsia="en-GB"/>
+    </w:rPr>
+  </w:style>
+  <w:style w:type="paragraph" w:styleId="PlainText">
+    <w:name w:val="Plain Text"/>
+    <w:basedOn w:val="Normal"/>
+    <w:link w:val="PlainTextChar"/>
+    <w:uiPriority w:val="99"/>
+    <w:semiHidden/>
+    <w:unhideWhenUsed/>
+    <w:rsid w:val="00D74211"/>
+    <w:pPr>
+      <w:spacing w:after="0" w:line="240" w:lineRule="auto"/>
+    </w:pPr>
+    <w:rPr>
+      <w:rFonts w:ascii="Consolas" w:hAnsi="Consolas"/>
+      <w:sz w:val="21"/>
+      <w:szCs w:val="21"/>
+    </w:rPr>
+  </w:style>
+  <w:style w:type="character" w:customStyle="1" w:styleId="PlainTextChar">
+    <w:name w:val="Plain Text Char"/>
+    <w:basedOn w:val="DefaultParagraphFont"/>
+    <w:link w:val="PlainText"/>
+    <w:uiPriority w:val="99"/>
+    <w:semiHidden/>
+    <w:rsid w:val="00D74211"/>
+    <w:rPr>
+      <w:rFonts w:ascii="Consolas" w:hAnsi="Consolas" w:cstheme="minorHAnsi"/>
+      <w:sz w:val="21"/>
+      <w:szCs w:val="21"/>
+      <w:lang w:val="en-US" w:eastAsia="en-GB"/>
+    </w:rPr>
+  </w:style>
+  <w:style w:type="paragraph" w:styleId="Quote">
+    <w:name w:val="Quote"/>
+    <w:basedOn w:val="Normal"/>
+    <w:next w:val="Normal"/>
+    <w:link w:val="QuoteChar"/>
+    <w:uiPriority w:val="29"/>
+    <w:qFormat/>
+    <w:rsid w:val="00D74211"/>
+    <w:pPr>
+      <w:spacing w:before="200"/>
+      <w:ind w:left="864" w:right="864"/>
+      <w:jc w:val="center"/>
+    </w:pPr>
+    <w:rPr>
+      <w:i/>
+      <w:iCs/>
+      <w:color w:val="404040" w:themeColor="text1" w:themeTint="BF"/>
+    </w:rPr>
+  </w:style>
+  <w:style w:type="character" w:customStyle="1" w:styleId="QuoteChar">
+    <w:name w:val="Quote Char"/>
+    <w:basedOn w:val="DefaultParagraphFont"/>
+    <w:link w:val="Quote"/>
+    <w:uiPriority w:val="29"/>
+    <w:rsid w:val="00D74211"/>
+    <w:rPr>
+      <w:rFonts w:asciiTheme="minorHAnsi" w:hAnsiTheme="minorHAnsi" w:cstheme="minorHAnsi"/>
+      <w:i/>
+      <w:iCs/>
+      <w:color w:val="404040" w:themeColor="text1" w:themeTint="BF"/>
+      <w:sz w:val="28"/>
+      <w:szCs w:val="28"/>
+      <w:lang w:val="en-US" w:eastAsia="en-GB"/>
+    </w:rPr>
+  </w:style>
+  <w:style w:type="paragraph" w:styleId="Salutation">
+    <w:name w:val="Salutation"/>
+    <w:basedOn w:val="Normal"/>
+    <w:next w:val="Normal"/>
+    <w:link w:val="SalutationChar"/>
+    <w:uiPriority w:val="99"/>
+    <w:semiHidden/>
+    <w:unhideWhenUsed/>
+    <w:rsid w:val="00D74211"/>
+  </w:style>
+  <w:style w:type="character" w:customStyle="1" w:styleId="SalutationChar">
+    <w:name w:val="Salutation Char"/>
+    <w:basedOn w:val="DefaultParagraphFont"/>
+    <w:link w:val="Salutation"/>
+    <w:uiPriority w:val="99"/>
+    <w:semiHidden/>
+    <w:rsid w:val="00D74211"/>
+    <w:rPr>
+      <w:rFonts w:asciiTheme="minorHAnsi" w:hAnsiTheme="minorHAnsi" w:cstheme="minorHAnsi"/>
+      <w:sz w:val="28"/>
+      <w:szCs w:val="28"/>
+      <w:lang w:val="en-US" w:eastAsia="en-GB"/>
+    </w:rPr>
+  </w:style>
+  <w:style w:type="paragraph" w:styleId="Signature">
+    <w:name w:val="Signature"/>
+    <w:basedOn w:val="Normal"/>
+    <w:link w:val="SignatureChar"/>
+    <w:uiPriority w:val="99"/>
+    <w:semiHidden/>
+    <w:unhideWhenUsed/>
+    <w:rsid w:val="00D74211"/>
+    <w:pPr>
+      <w:spacing w:after="0" w:line="240" w:lineRule="auto"/>
+      <w:ind w:left="4320"/>
+    </w:pPr>
+  </w:style>
+  <w:style w:type="character" w:customStyle="1" w:styleId="SignatureChar">
+    <w:name w:val="Signature Char"/>
+    <w:basedOn w:val="DefaultParagraphFont"/>
+    <w:link w:val="Signature"/>
+    <w:uiPriority w:val="99"/>
+    <w:semiHidden/>
+    <w:rsid w:val="00D74211"/>
+    <w:rPr>
+      <w:rFonts w:asciiTheme="minorHAnsi" w:hAnsiTheme="minorHAnsi" w:cstheme="minorHAnsi"/>
+      <w:sz w:val="28"/>
+      <w:szCs w:val="28"/>
+      <w:lang w:val="en-US" w:eastAsia="en-GB"/>
+    </w:rPr>
+  </w:style>
+  <w:style w:type="paragraph" w:styleId="TableofAuthorities">
+    <w:name w:val="table of authorities"/>
+    <w:basedOn w:val="Normal"/>
+    <w:next w:val="Normal"/>
+    <w:uiPriority w:val="99"/>
+    <w:semiHidden/>
+    <w:unhideWhenUsed/>
+    <w:rsid w:val="00D74211"/>
+    <w:pPr>
+      <w:spacing w:after="0"/>
+      <w:ind w:left="280" w:hanging="280"/>
+    </w:pPr>
+  </w:style>
+  <w:style w:type="paragraph" w:styleId="TableofFigures">
+    <w:name w:val="table of figures"/>
+    <w:basedOn w:val="Normal"/>
+    <w:next w:val="Normal"/>
+    <w:uiPriority w:val="99"/>
+    <w:semiHidden/>
+    <w:unhideWhenUsed/>
+    <w:rsid w:val="00D74211"/>
+    <w:pPr>
+      <w:spacing w:after="0"/>
+    </w:pPr>
+  </w:style>
+  <w:style w:type="paragraph" w:styleId="TOAHeading">
+    <w:name w:val="toa heading"/>
+    <w:basedOn w:val="Normal"/>
+    <w:next w:val="Normal"/>
+    <w:uiPriority w:val="99"/>
+    <w:semiHidden/>
+    <w:unhideWhenUsed/>
+    <w:rsid w:val="00D74211"/>
+    <w:pPr>
+      <w:spacing w:before="120"/>
+    </w:pPr>
+    <w:rPr>
+      <w:rFonts w:asciiTheme="majorHAnsi" w:eastAsiaTheme="majorEastAsia" w:hAnsiTheme="majorHAnsi" w:cstheme="majorBidi"/>
+      <w:b/>
+      <w:bCs/>
+      <w:sz w:val="24"/>
+      <w:szCs w:val="24"/>
+    </w:rPr>
+  </w:style>
+  <w:style w:type="paragraph" w:styleId="TOC1">
+    <w:name w:val="toc 1"/>
+    <w:basedOn w:val="Normal"/>
+    <w:next w:val="Normal"/>
+    <w:autoRedefine/>
+    <w:uiPriority w:val="39"/>
+    <w:semiHidden/>
+    <w:unhideWhenUsed/>
+    <w:rsid w:val="00D74211"/>
+    <w:pPr>
+      <w:spacing w:after="100"/>
+    </w:pPr>
+  </w:style>
+  <w:style w:type="paragraph" w:styleId="TOC2">
+    <w:name w:val="toc 2"/>
+    <w:basedOn w:val="Normal"/>
+    <w:next w:val="Normal"/>
+    <w:autoRedefine/>
+    <w:uiPriority w:val="39"/>
+    <w:semiHidden/>
+    <w:unhideWhenUsed/>
+    <w:rsid w:val="00D74211"/>
+    <w:pPr>
+      <w:spacing w:after="100"/>
+      <w:ind w:left="280"/>
+    </w:pPr>
+  </w:style>
+  <w:style w:type="paragraph" w:styleId="TOC3">
+    <w:name w:val="toc 3"/>
+    <w:basedOn w:val="Normal"/>
+    <w:next w:val="Normal"/>
+    <w:autoRedefine/>
+    <w:uiPriority w:val="39"/>
+    <w:semiHidden/>
+    <w:unhideWhenUsed/>
+    <w:rsid w:val="00D74211"/>
+    <w:pPr>
+      <w:spacing w:after="100"/>
+      <w:ind w:left="560"/>
+    </w:pPr>
+  </w:style>
+  <w:style w:type="paragraph" w:styleId="TOC4">
+    <w:name w:val="toc 4"/>
+    <w:basedOn w:val="Normal"/>
+    <w:next w:val="Normal"/>
+    <w:autoRedefine/>
+    <w:uiPriority w:val="39"/>
+    <w:semiHidden/>
+    <w:unhideWhenUsed/>
+    <w:rsid w:val="00D74211"/>
+    <w:pPr>
+      <w:spacing w:after="100"/>
+      <w:ind w:left="840"/>
+    </w:pPr>
+  </w:style>
+  <w:style w:type="paragraph" w:styleId="TOC5">
+    <w:name w:val="toc 5"/>
+    <w:basedOn w:val="Normal"/>
+    <w:next w:val="Normal"/>
+    <w:autoRedefine/>
+    <w:uiPriority w:val="39"/>
+    <w:semiHidden/>
+    <w:unhideWhenUsed/>
+    <w:rsid w:val="00D74211"/>
+    <w:pPr>
+      <w:spacing w:after="100"/>
+      <w:ind w:left="1120"/>
+    </w:pPr>
+  </w:style>
+  <w:style w:type="paragraph" w:styleId="TOC6">
+    <w:name w:val="toc 6"/>
+    <w:basedOn w:val="Normal"/>
+    <w:next w:val="Normal"/>
+    <w:autoRedefine/>
+    <w:uiPriority w:val="39"/>
+    <w:semiHidden/>
+    <w:unhideWhenUsed/>
+    <w:rsid w:val="00D74211"/>
+    <w:pPr>
+      <w:spacing w:after="100"/>
+      <w:ind w:left="1400"/>
+    </w:pPr>
+  </w:style>
+  <w:style w:type="paragraph" w:styleId="TOC7">
+    <w:name w:val="toc 7"/>
+    <w:basedOn w:val="Normal"/>
+    <w:next w:val="Normal"/>
+    <w:autoRedefine/>
+    <w:uiPriority w:val="39"/>
+    <w:semiHidden/>
+    <w:unhideWhenUsed/>
+    <w:rsid w:val="00D74211"/>
+    <w:pPr>
+      <w:spacing w:after="100"/>
+      <w:ind w:left="1680"/>
+    </w:pPr>
+  </w:style>
+  <w:style w:type="paragraph" w:styleId="TOC8">
+    <w:name w:val="toc 8"/>
+    <w:basedOn w:val="Normal"/>
+    <w:next w:val="Normal"/>
+    <w:autoRedefine/>
+    <w:uiPriority w:val="39"/>
+    <w:semiHidden/>
+    <w:unhideWhenUsed/>
+    <w:rsid w:val="00D74211"/>
+    <w:pPr>
+      <w:spacing w:after="100"/>
+      <w:ind w:left="1960"/>
+    </w:pPr>
+  </w:style>
+  <w:style w:type="paragraph" w:styleId="TOC9">
+    <w:name w:val="toc 9"/>
+    <w:basedOn w:val="Normal"/>
+    <w:next w:val="Normal"/>
+    <w:autoRedefine/>
+    <w:uiPriority w:val="39"/>
+    <w:semiHidden/>
+    <w:unhideWhenUsed/>
+    <w:rsid w:val="00D74211"/>
+    <w:pPr>
+      <w:spacing w:after="100"/>
+      <w:ind w:left="2240"/>
+    </w:pPr>
+  </w:style>
+  <w:style w:type="paragraph" w:styleId="TOCHeading">
+    <w:name w:val="TOC Heading"/>
+    <w:basedOn w:val="Heading1"/>
+    <w:next w:val="Normal"/>
+    <w:uiPriority w:val="39"/>
+    <w:semiHidden/>
+    <w:unhideWhenUsed/>
+    <w:qFormat/>
+    <w:rsid w:val="00D74211"/>
+    <w:pPr>
+      <w:keepNext/>
+      <w:keepLines/>
+      <w:spacing w:before="240" w:after="0"/>
+      <w:outlineLvl w:val="9"/>
+    </w:pPr>
+    <w:rPr>
+      <w:rFonts w:asciiTheme="majorHAnsi" w:eastAsiaTheme="majorEastAsia" w:hAnsiTheme="majorHAnsi" w:cstheme="majorBidi"/>
+      <w:b w:val="0"/>
+      <w:bCs w:val="0"/>
+      <w:color w:val="365F91" w:themeColor="accent1" w:themeShade="BF"/>
+    </w:rPr>
   </w:style>
 </w:styles>
 </file>
